--- a/docs/requisitos/GASTRA_Matriz_Rastreabilidade.docx
+++ b/docs/requisitos/GASTRA_Matriz_Rastreabilidade.docx
@@ -4,55 +4,54 @@
   <w:body>
     <w:p>
       <w:pPr>
-        <w:spacing w:after="80"/>
+        <w:spacing w:after="150"/>
       </w:pPr>
       <w:r>
         <w:rPr>
           <w:b/>
           <w:bCs/>
-          <w:sz w:val="30"/>
-          <w:szCs w:val="30"/>
+          <w:sz w:val="32"/>
+          <w:szCs w:val="32"/>
         </w:rPr>
         <w:t xml:space="preserve">GASTRA — Matriz de Rastreabilidade de Requisitos</w:t>
       </w:r>
     </w:p>
     <w:p>
       <w:pPr>
-        <w:spacing w:after="160"/>
-      </w:pPr>
-      <w:r>
-        <w:rPr>
-          <w:i/>
-          <w:iCs/>
-          <w:color w:val="555555"/>
-        </w:rPr>
-        <w:t xml:space="preserve">Módulo de comandas (adicional) e blocos analíticos — documento de trabalho</w:t>
-      </w:r>
-    </w:p>
-    <w:p>
-      <w:pPr>
-        <w:spacing w:after="160"/>
-      </w:pPr>
-      <w:r>
-        <w:t xml:space="preserve">TG — FATEC Araraquara | Autores: Daniel (Danih) e Pedro | Orientador: Prof. Me. Leonardo José de Lima Ferrucci</w:t>
-      </w:r>
-    </w:p>
-    <w:p>
-      <w:pPr>
-        <w:spacing w:after="160"/>
+        <w:spacing w:after="200"/>
       </w:pPr>
       <w:r>
         <w:rPr>
           <w:i/>
           <w:iCs/>
         </w:rPr>
-        <w:t xml:space="preserve">Versão: 21/08/2026 | Documento base: GASTRA — Requisitos e Regras de Negócio (mesma versão)</w:t>
+        <w:t xml:space="preserve">Módulo de comandas (adicional) e blocos analíticos — documento de trabalho</w:t>
+      </w:r>
+    </w:p>
+    <w:p>
+      <w:pPr>
+        <w:spacing w:after="200"/>
+      </w:pPr>
+      <w:r>
+        <w:t xml:space="preserve">TG — FATEC Araraquara | Autores: Daniel (Danih) e Pedro | Orientador: Prof. Me. Leonardo José de Lima Ferrucci</w:t>
+      </w:r>
+    </w:p>
+    <w:p>
+      <w:pPr>
+        <w:spacing w:after="200"/>
+      </w:pPr>
+      <w:r>
+        <w:rPr>
+          <w:i/>
+          <w:iCs/>
+        </w:rPr>
+        <w:t xml:space="preserve">Versão: 22/08/2026 | Documento base: GASTRA — Requisitos e Regras de Negócio (mesma versão)</w:t>
       </w:r>
     </w:p>
     <w:p>
       <w:pPr>
         <w:pStyle w:val="Heading1"/>
-        <w:spacing w:after="160" w:before="320"/>
+        <w:spacing w:after="150" w:before="300"/>
       </w:pPr>
       <w:r>
         <w:t xml:space="preserve">1. O que mudou nesta versão</w:t>
@@ -63,9 +62,9 @@
         <w:pStyle w:val="ListParagraph"/>
         <w:numPr>
           <w:ilvl w:val="0"/>
-          <w:numId w:val="2"/>
+          <w:numId w:val="1"/>
         </w:numPr>
-        <w:spacing w:after="80"/>
+        <w:spacing w:after="150"/>
       </w:pPr>
       <w:r>
         <w:t xml:space="preserve">Escopo do módulo de comandas validado com o orientador em 21/08/2026 — deixa de ser "pendente de validação" e passa a "Validado como adicional" (não é foco do TG).</w:t>
@@ -76,9 +75,9 @@
         <w:pStyle w:val="ListParagraph"/>
         <w:numPr>
           <w:ilvl w:val="0"/>
-          <w:numId w:val="2"/>
+          <w:numId w:val="1"/>
         </w:numPr>
-        <w:spacing w:after="80"/>
+        <w:spacing w:after="150"/>
       </w:pPr>
       <w:r>
         <w:t xml:space="preserve">Cardápio digital (RF05) e comanda em tempo real (RF13, novo) permanecem como extras — validados, porém condicionados a sobrar tempo, não como compromisso de entrega.</w:t>
@@ -89,9 +88,9 @@
         <w:pStyle w:val="ListParagraph"/>
         <w:numPr>
           <w:ilvl w:val="0"/>
-          <w:numId w:val="2"/>
+          <w:numId w:val="1"/>
         </w:numPr>
-        <w:spacing w:after="80"/>
+        <w:spacing w:after="150"/>
       </w:pPr>
       <w:r>
         <w:t xml:space="preserve">Integração com a cozinha passa a existir formalmente como item excluído do TG (feature pós-defesa), não mais como algo nem cogitado.</w:t>
@@ -102,21 +101,12 @@
         <w:pStyle w:val="ListParagraph"/>
         <w:numPr>
           <w:ilvl w:val="0"/>
-          <w:numId w:val="2"/>
+          <w:numId w:val="1"/>
         </w:numPr>
-        <w:spacing w:after="80"/>
+        <w:spacing w:after="150"/>
       </w:pPr>
       <w:r>
         <w:t xml:space="preserve">RN03 recebe uma proposta de resolução (seção 3 do Requisitos_RN.docx), com status próprio — deixa de ser "Em aberto" e passa a "Decisão interna proposta".</w:t>
-      </w:r>
-    </w:p>
-    <w:p>
-      <w:pPr>
-        <w:pStyle w:val="Heading1"/>
-        <w:spacing w:after="160" w:before="320"/>
-      </w:pPr>
-      <w:r>
-        <w:t xml:space="preserve">2. Legenda — Status de validação (atualizada)</w:t>
       </w:r>
     </w:p>
     <w:p>
@@ -124,12 +114,12 @@
         <w:pStyle w:val="ListParagraph"/>
         <w:numPr>
           <w:ilvl w:val="0"/>
-          <w:numId w:val="2"/>
+          <w:numId w:val="1"/>
         </w:numPr>
-        <w:spacing w:after="80"/>
-      </w:pPr>
-      <w:r>
-        <w:t xml:space="preserve">Validado (escopo original) — consta no projeto de pesquisa formal (Gastra.pdf); não depende de nova aprovação.</w:t>
+        <w:spacing w:after="150"/>
+      </w:pPr>
+      <w:r>
+        <w:t xml:space="preserve">(22/08/2026) RN03: estrutura da função objetivo formalmente fechada (issue #6). Validação final com o orientador e calibração numérica dos pesos permanecem pendentes (issue #26) — status na matriz continua "Decisão interna proposta" até essa validação.</w:t>
       </w:r>
     </w:p>
     <w:p>
@@ -137,12 +127,21 @@
         <w:pStyle w:val="ListParagraph"/>
         <w:numPr>
           <w:ilvl w:val="0"/>
-          <w:numId w:val="2"/>
+          <w:numId w:val="1"/>
         </w:numPr>
-        <w:spacing w:after="80"/>
-      </w:pPr>
-      <w:r>
-        <w:t xml:space="preserve">Validado como adicional (não é foco) — aprovado pelo orientador em 21/08/2026; faz parte do TG, mas não é o centro da entrega — o foco continua nos 4 blocos analíticos.</w:t>
+        <w:spacing w:after="150"/>
+      </w:pPr>
+      <w:r>
+        <w:t xml:space="preserve">(22/08/2026) Notação dos diagramas de apoio confirmada com o orientador: UML (casos de uso, classes, sequência, atividades). MER/DER e Business Model Canvas ficam para a Sprint 2.</w:t>
+      </w:r>
+    </w:p>
+    <w:p>
+      <w:pPr>
+        <w:pStyle w:val="Heading1"/>
+        <w:spacing w:after="150" w:before="300"/>
+      </w:pPr>
+      <w:r>
+        <w:t xml:space="preserve">2. Legenda — Status de validação (atualizada)</w:t>
       </w:r>
     </w:p>
     <w:p>
@@ -150,12 +149,12 @@
         <w:pStyle w:val="ListParagraph"/>
         <w:numPr>
           <w:ilvl w:val="0"/>
-          <w:numId w:val="2"/>
+          <w:numId w:val="1"/>
         </w:numPr>
-        <w:spacing w:after="80"/>
-      </w:pPr>
-      <w:r>
-        <w:t xml:space="preserve">Validado como extra opcional — aprovado, mas condicionado a sobrar tempo; não é compromisso de entrega do TG.</w:t>
+        <w:spacing w:after="150"/>
+      </w:pPr>
+      <w:r>
+        <w:t xml:space="preserve">Validado (escopo original) — consta no projeto de pesquisa formal (Gastra.pdf); não depende de nova aprovação.</w:t>
       </w:r>
     </w:p>
     <w:p>
@@ -163,12 +162,12 @@
         <w:pStyle w:val="ListParagraph"/>
         <w:numPr>
           <w:ilvl w:val="0"/>
-          <w:numId w:val="2"/>
+          <w:numId w:val="1"/>
         </w:numPr>
-        <w:spacing w:after="80"/>
-      </w:pPr>
-      <w:r>
-        <w:t xml:space="preserve">Decisão interna proposta — proposta pela dupla com base em evidência (entrevista/questionário), ainda sem validação final do orientador.</w:t>
+        <w:spacing w:after="150"/>
+      </w:pPr>
+      <w:r>
+        <w:t xml:space="preserve">Validado como adicional (não é foco) — aprovado pelo orientador em 21/08/2026; faz parte do TG, mas não é o centro da entrega — o foco continua nos 4 blocos analíticos.</w:t>
       </w:r>
     </w:p>
     <w:p>
@@ -176,12 +175,12 @@
         <w:pStyle w:val="ListParagraph"/>
         <w:numPr>
           <w:ilvl w:val="0"/>
-          <w:numId w:val="2"/>
+          <w:numId w:val="1"/>
         </w:numPr>
-        <w:spacing w:after="80"/>
-      </w:pPr>
-      <w:r>
-        <w:t xml:space="preserve">Decisão interna (não depende de escopo) — decisão de design/modelagem que não altera o escopo perante o orientador (ex.: LGPD, RBAC).</w:t>
+        <w:spacing w:after="150"/>
+      </w:pPr>
+      <w:r>
+        <w:t xml:space="preserve">Validado como extra opcional — aprovado, mas condicionado a sobrar tempo; não é compromisso de entrega do TG.</w:t>
       </w:r>
     </w:p>
     <w:p>
@@ -189,9 +188,35 @@
         <w:pStyle w:val="ListParagraph"/>
         <w:numPr>
           <w:ilvl w:val="0"/>
-          <w:numId w:val="2"/>
+          <w:numId w:val="1"/>
         </w:numPr>
-        <w:spacing w:after="80"/>
+        <w:spacing w:after="150"/>
+      </w:pPr>
+      <w:r>
+        <w:t xml:space="preserve">Decisão interna proposta — proposta pela dupla com base em evidência (entrevista/questionário), ainda sem validação final do orientador.</w:t>
+      </w:r>
+    </w:p>
+    <w:p>
+      <w:pPr>
+        <w:pStyle w:val="ListParagraph"/>
+        <w:numPr>
+          <w:ilvl w:val="0"/>
+          <w:numId w:val="1"/>
+        </w:numPr>
+        <w:spacing w:after="150"/>
+      </w:pPr>
+      <w:r>
+        <w:t xml:space="preserve">Decisão interna (não depende de escopo) — decisão de design/modelagem que não altera o escopo perante o orientador (ex.: LGPD, RBAC).</w:t>
+      </w:r>
+    </w:p>
+    <w:p>
+      <w:pPr>
+        <w:pStyle w:val="ListParagraph"/>
+        <w:numPr>
+          <w:ilvl w:val="0"/>
+          <w:numId w:val="1"/>
+        </w:numPr>
+        <w:spacing w:after="150"/>
       </w:pPr>
       <w:r>
         <w:t xml:space="preserve">Fora do escopo do TG — excluído explicitamente; não é pendência, é decisão de não incluir (ex.: módulo de cozinha, feature pós-defesa).</w:t>
@@ -200,7 +225,7 @@
     <w:p>
       <w:pPr>
         <w:pStyle w:val="Heading1"/>
-        <w:spacing w:after="160" w:before="320"/>
+        <w:spacing w:after="150" w:before="300"/>
       </w:pPr>
       <w:r>
         <w:t xml:space="preserve">3. Matriz de rastreabilidade</w:t>
@@ -208,7 +233,7 @@
     </w:p>
     <w:tbl>
       <w:tblPr>
-        <w:tblW w:type="dxa" w:w="9360"/>
+        <w:tblW w:type="dxa" w:w="9700"/>
         <w:tblBorders>
           <w:top w:val="single" w:color="auto" w:sz="4"/>
           <w:left w:val="single" w:color="auto" w:sz="4"/>
@@ -220,9 +245,9 @@
       </w:tblPr>
       <w:tblGrid>
         <w:gridCol w:w="700"/>
-        <w:gridCol w:w="4000"/>
-        <w:gridCol w:w="2760"/>
-        <w:gridCol w:w="1900"/>
+        <w:gridCol w:w="3600"/>
+        <w:gridCol w:w="3000"/>
+        <w:gridCol w:w="2400"/>
       </w:tblGrid>
       <w:tr>
         <w:trPr>
@@ -231,16 +256,19 @@
         <w:tc>
           <w:tcPr>
             <w:tcW w:type="dxa" w:w="700"/>
-            <w:shd w:fill="2F5233" w:val="clear"/>
+            <w:shd w:fill="D9E2F3" w:val="clear"/>
+            <w:tcMar>
+              <w:top w:type="dxa" w:w="100"/>
+              <w:left w:type="dxa" w:w="120"/>
+              <w:bottom w:type="dxa" w:w="100"/>
+              <w:right w:type="dxa" w:w="120"/>
+            </w:tcMar>
           </w:tcPr>
           <w:p>
             <w:r>
               <w:rPr>
                 <w:b/>
                 <w:bCs/>
-                <w:color w:val="FFFFFF"/>
-                <w:sz w:val="16"/>
-                <w:szCs w:val="16"/>
               </w:rPr>
               <w:t xml:space="preserve">ID</w:t>
             </w:r>
@@ -248,17 +276,20 @@
         </w:tc>
         <w:tc>
           <w:tcPr>
-            <w:tcW w:type="dxa" w:w="4000"/>
-            <w:shd w:fill="2F5233" w:val="clear"/>
+            <w:tcW w:type="dxa" w:w="3600"/>
+            <w:shd w:fill="D9E2F3" w:val="clear"/>
+            <w:tcMar>
+              <w:top w:type="dxa" w:w="100"/>
+              <w:left w:type="dxa" w:w="120"/>
+              <w:bottom w:type="dxa" w:w="100"/>
+              <w:right w:type="dxa" w:w="120"/>
+            </w:tcMar>
           </w:tcPr>
           <w:p>
             <w:r>
               <w:rPr>
                 <w:b/>
                 <w:bCs/>
-                <w:color w:val="FFFFFF"/>
-                <w:sz w:val="16"/>
-                <w:szCs w:val="16"/>
               </w:rPr>
               <w:t xml:space="preserve">Descrição resumida</w:t>
             </w:r>
@@ -266,17 +297,20 @@
         </w:tc>
         <w:tc>
           <w:tcPr>
-            <w:tcW w:type="dxa" w:w="2760"/>
-            <w:shd w:fill="2F5233" w:val="clear"/>
+            <w:tcW w:type="dxa" w:w="3000"/>
+            <w:shd w:fill="D9E2F3" w:val="clear"/>
+            <w:tcMar>
+              <w:top w:type="dxa" w:w="100"/>
+              <w:left w:type="dxa" w:w="120"/>
+              <w:bottom w:type="dxa" w:w="100"/>
+              <w:right w:type="dxa" w:w="120"/>
+            </w:tcMar>
           </w:tcPr>
           <w:p>
             <w:r>
               <w:rPr>
                 <w:b/>
                 <w:bCs/>
-                <w:color w:val="FFFFFF"/>
-                <w:sz w:val="16"/>
-                <w:szCs w:val="16"/>
               </w:rPr>
               <w:t xml:space="preserve">Origem / Fonte</w:t>
             </w:r>
@@ -284,17 +318,20 @@
         </w:tc>
         <w:tc>
           <w:tcPr>
-            <w:tcW w:type="dxa" w:w="1900"/>
-            <w:shd w:fill="2F5233" w:val="clear"/>
+            <w:tcW w:type="dxa" w:w="2400"/>
+            <w:shd w:fill="D9E2F3" w:val="clear"/>
+            <w:tcMar>
+              <w:top w:type="dxa" w:w="100"/>
+              <w:left w:type="dxa" w:w="120"/>
+              <w:bottom w:type="dxa" w:w="100"/>
+              <w:right w:type="dxa" w:w="120"/>
+            </w:tcMar>
           </w:tcPr>
           <w:p>
             <w:r>
               <w:rPr>
                 <w:b/>
                 <w:bCs/>
-                <w:color w:val="FFFFFF"/>
-                <w:sz w:val="16"/>
-                <w:szCs w:val="16"/>
               </w:rPr>
               <w:t xml:space="preserve">Status de validação</w:t>
             </w:r>
@@ -305,55 +342,63 @@
         <w:tc>
           <w:tcPr>
             <w:tcW w:type="dxa" w:w="700"/>
-          </w:tcPr>
-          <w:p>
-            <w:r>
-              <w:rPr>
-                <w:sz w:val="16"/>
-                <w:szCs w:val="16"/>
-              </w:rPr>
+            <w:tcMar>
+              <w:top w:type="dxa" w:w="100"/>
+              <w:left w:type="dxa" w:w="120"/>
+              <w:bottom w:type="dxa" w:w="100"/>
+              <w:right w:type="dxa" w:w="120"/>
+            </w:tcMar>
+          </w:tcPr>
+          <w:p>
+            <w:r>
               <w:t xml:space="preserve">RF01</w:t>
             </w:r>
           </w:p>
         </w:tc>
         <w:tc>
           <w:tcPr>
-            <w:tcW w:type="dxa" w:w="4000"/>
-          </w:tcPr>
-          <w:p>
-            <w:r>
-              <w:rPr>
-                <w:sz w:val="16"/>
-                <w:szCs w:val="16"/>
-              </w:rPr>
+            <w:tcW w:type="dxa" w:w="3600"/>
+            <w:tcMar>
+              <w:top w:type="dxa" w:w="100"/>
+              <w:left w:type="dxa" w:w="120"/>
+              <w:bottom w:type="dxa" w:w="100"/>
+              <w:right w:type="dxa" w:w="120"/>
+            </w:tcMar>
+          </w:tcPr>
+          <w:p>
+            <w:r>
               <w:t xml:space="preserve">Garçom abre comanda vinculada a uma mesa.</w:t>
             </w:r>
           </w:p>
         </w:tc>
         <w:tc>
           <w:tcPr>
-            <w:tcW w:type="dxa" w:w="2760"/>
-          </w:tcPr>
-          <w:p>
-            <w:r>
-              <w:rPr>
-                <w:sz w:val="16"/>
-                <w:szCs w:val="16"/>
-              </w:rPr>
+            <w:tcW w:type="dxa" w:w="3000"/>
+            <w:tcMar>
+              <w:top w:type="dxa" w:w="100"/>
+              <w:left w:type="dxa" w:w="120"/>
+              <w:bottom w:type="dxa" w:w="100"/>
+              <w:right w:type="dxa" w:w="120"/>
+            </w:tcMar>
+          </w:tcPr>
+          <w:p>
+            <w:r>
               <w:t xml:space="preserve">Núcleo comandas (13/08/2026)</w:t>
             </w:r>
           </w:p>
         </w:tc>
         <w:tc>
           <w:tcPr>
-            <w:tcW w:type="dxa" w:w="1900"/>
-          </w:tcPr>
-          <w:p>
-            <w:r>
-              <w:rPr>
-                <w:sz w:val="16"/>
-                <w:szCs w:val="16"/>
-              </w:rPr>
+            <w:tcW w:type="dxa" w:w="2400"/>
+            <w:tcMar>
+              <w:top w:type="dxa" w:w="100"/>
+              <w:left w:type="dxa" w:w="120"/>
+              <w:bottom w:type="dxa" w:w="100"/>
+              <w:right w:type="dxa" w:w="120"/>
+            </w:tcMar>
+          </w:tcPr>
+          <w:p>
+            <w:r>
               <w:t xml:space="preserve">Validado como adicional (não é foco)</w:t>
             </w:r>
           </w:p>
@@ -363,55 +408,63 @@
         <w:tc>
           <w:tcPr>
             <w:tcW w:type="dxa" w:w="700"/>
-          </w:tcPr>
-          <w:p>
-            <w:r>
-              <w:rPr>
-                <w:sz w:val="16"/>
-                <w:szCs w:val="16"/>
-              </w:rPr>
+            <w:tcMar>
+              <w:top w:type="dxa" w:w="100"/>
+              <w:left w:type="dxa" w:w="120"/>
+              <w:bottom w:type="dxa" w:w="100"/>
+              <w:right w:type="dxa" w:w="120"/>
+            </w:tcMar>
+          </w:tcPr>
+          <w:p>
+            <w:r>
               <w:t xml:space="preserve">RF02</w:t>
             </w:r>
           </w:p>
         </w:tc>
         <w:tc>
           <w:tcPr>
-            <w:tcW w:type="dxa" w:w="4000"/>
-          </w:tcPr>
-          <w:p>
-            <w:r>
-              <w:rPr>
-                <w:sz w:val="16"/>
-                <w:szCs w:val="16"/>
-              </w:rPr>
+            <w:tcW w:type="dxa" w:w="3600"/>
+            <w:tcMar>
+              <w:top w:type="dxa" w:w="100"/>
+              <w:left w:type="dxa" w:w="120"/>
+              <w:bottom w:type="dxa" w:w="100"/>
+              <w:right w:type="dxa" w:w="120"/>
+            </w:tcMar>
+          </w:tcPr>
+          <w:p>
+            <w:r>
               <w:t xml:space="preserve">Sistema sugere composição da mesa; Garçom confirma/ajusta.</w:t>
             </w:r>
           </w:p>
         </w:tc>
         <w:tc>
           <w:tcPr>
-            <w:tcW w:type="dxa" w:w="2760"/>
-          </w:tcPr>
-          <w:p>
-            <w:r>
-              <w:rPr>
-                <w:sz w:val="16"/>
-                <w:szCs w:val="16"/>
-              </w:rPr>
+            <w:tcW w:type="dxa" w:w="3000"/>
+            <w:tcMar>
+              <w:top w:type="dxa" w:w="100"/>
+              <w:left w:type="dxa" w:w="120"/>
+              <w:bottom w:type="dxa" w:w="100"/>
+              <w:right w:type="dxa" w:w="120"/>
+            </w:tcMar>
+          </w:tcPr>
+          <w:p>
+            <w:r>
               <w:t xml:space="preserve">Decisão de design (13/08/2026) + entrevista Cocobambu</w:t>
             </w:r>
           </w:p>
         </w:tc>
         <w:tc>
           <w:tcPr>
-            <w:tcW w:type="dxa" w:w="1900"/>
-          </w:tcPr>
-          <w:p>
-            <w:r>
-              <w:rPr>
-                <w:sz w:val="16"/>
-                <w:szCs w:val="16"/>
-              </w:rPr>
+            <w:tcW w:type="dxa" w:w="2400"/>
+            <w:tcMar>
+              <w:top w:type="dxa" w:w="100"/>
+              <w:left w:type="dxa" w:w="120"/>
+              <w:bottom w:type="dxa" w:w="100"/>
+              <w:right w:type="dxa" w:w="120"/>
+            </w:tcMar>
+          </w:tcPr>
+          <w:p>
+            <w:r>
               <w:t xml:space="preserve">Decisão interna (não depende de escopo)</w:t>
             </w:r>
           </w:p>
@@ -421,55 +474,63 @@
         <w:tc>
           <w:tcPr>
             <w:tcW w:type="dxa" w:w="700"/>
-          </w:tcPr>
-          <w:p>
-            <w:r>
-              <w:rPr>
-                <w:sz w:val="16"/>
-                <w:szCs w:val="16"/>
-              </w:rPr>
+            <w:tcMar>
+              <w:top w:type="dxa" w:w="100"/>
+              <w:left w:type="dxa" w:w="120"/>
+              <w:bottom w:type="dxa" w:w="100"/>
+              <w:right w:type="dxa" w:w="120"/>
+            </w:tcMar>
+          </w:tcPr>
+          <w:p>
+            <w:r>
               <w:t xml:space="preserve">RF03</w:t>
             </w:r>
           </w:p>
         </w:tc>
         <w:tc>
           <w:tcPr>
-            <w:tcW w:type="dxa" w:w="4000"/>
-          </w:tcPr>
-          <w:p>
-            <w:r>
-              <w:rPr>
-                <w:sz w:val="16"/>
-                <w:szCs w:val="16"/>
-              </w:rPr>
+            <w:tcW w:type="dxa" w:w="3600"/>
+            <w:tcMar>
+              <w:top w:type="dxa" w:w="100"/>
+              <w:left w:type="dxa" w:w="120"/>
+              <w:bottom w:type="dxa" w:w="100"/>
+              <w:right w:type="dxa" w:w="120"/>
+            </w:tcMar>
+          </w:tcPr>
+          <w:p>
+            <w:r>
               <w:t xml:space="preserve">Garçom registra itens do pedido; itens pendentes visíveis como lembrete.</w:t>
             </w:r>
           </w:p>
         </w:tc>
         <w:tc>
           <w:tcPr>
-            <w:tcW w:type="dxa" w:w="2760"/>
-          </w:tcPr>
-          <w:p>
-            <w:r>
-              <w:rPr>
-                <w:sz w:val="16"/>
-                <w:szCs w:val="16"/>
-              </w:rPr>
+            <w:tcW w:type="dxa" w:w="3000"/>
+            <w:tcMar>
+              <w:top w:type="dxa" w:w="100"/>
+              <w:left w:type="dxa" w:w="120"/>
+              <w:bottom w:type="dxa" w:w="100"/>
+              <w:right w:type="dxa" w:w="120"/>
+            </w:tcMar>
+          </w:tcPr>
+          <w:p>
+            <w:r>
               <w:t xml:space="preserve">Núcleo comandas + entrevista Cocobambu (achado espontâneo)</w:t>
             </w:r>
           </w:p>
         </w:tc>
         <w:tc>
           <w:tcPr>
-            <w:tcW w:type="dxa" w:w="1900"/>
-          </w:tcPr>
-          <w:p>
-            <w:r>
-              <w:rPr>
-                <w:sz w:val="16"/>
-                <w:szCs w:val="16"/>
-              </w:rPr>
+            <w:tcW w:type="dxa" w:w="2400"/>
+            <w:tcMar>
+              <w:top w:type="dxa" w:w="100"/>
+              <w:left w:type="dxa" w:w="120"/>
+              <w:bottom w:type="dxa" w:w="100"/>
+              <w:right w:type="dxa" w:w="120"/>
+            </w:tcMar>
+          </w:tcPr>
+          <w:p>
+            <w:r>
               <w:t xml:space="preserve">Validado como adicional (não é foco)</w:t>
             </w:r>
           </w:p>
@@ -479,55 +540,63 @@
         <w:tc>
           <w:tcPr>
             <w:tcW w:type="dxa" w:w="700"/>
-          </w:tcPr>
-          <w:p>
-            <w:r>
-              <w:rPr>
-                <w:sz w:val="16"/>
-                <w:szCs w:val="16"/>
-              </w:rPr>
+            <w:tcMar>
+              <w:top w:type="dxa" w:w="100"/>
+              <w:left w:type="dxa" w:w="120"/>
+              <w:bottom w:type="dxa" w:w="100"/>
+              <w:right w:type="dxa" w:w="120"/>
+            </w:tcMar>
+          </w:tcPr>
+          <w:p>
+            <w:r>
               <w:t xml:space="preserve">RF04</w:t>
             </w:r>
           </w:p>
         </w:tc>
         <w:tc>
           <w:tcPr>
-            <w:tcW w:type="dxa" w:w="4000"/>
-          </w:tcPr>
-          <w:p>
-            <w:r>
-              <w:rPr>
-                <w:sz w:val="16"/>
-                <w:szCs w:val="16"/>
-              </w:rPr>
+            <w:tcW w:type="dxa" w:w="3600"/>
+            <w:tcMar>
+              <w:top w:type="dxa" w:w="100"/>
+              <w:left w:type="dxa" w:w="120"/>
+              <w:bottom w:type="dxa" w:w="100"/>
+              <w:right w:type="dxa" w:w="120"/>
+            </w:tcMar>
+          </w:tcPr>
+          <w:p>
+            <w:r>
               <w:t xml:space="preserve">Garçom fecha comanda com cálculo de total + taxa.</w:t>
             </w:r>
           </w:p>
         </w:tc>
         <w:tc>
           <w:tcPr>
-            <w:tcW w:type="dxa" w:w="2760"/>
-          </w:tcPr>
-          <w:p>
-            <w:r>
-              <w:rPr>
-                <w:sz w:val="16"/>
-                <w:szCs w:val="16"/>
-              </w:rPr>
+            <w:tcW w:type="dxa" w:w="3000"/>
+            <w:tcMar>
+              <w:top w:type="dxa" w:w="100"/>
+              <w:left w:type="dxa" w:w="120"/>
+              <w:bottom w:type="dxa" w:w="100"/>
+              <w:right w:type="dxa" w:w="120"/>
+            </w:tcMar>
+          </w:tcPr>
+          <w:p>
+            <w:r>
               <w:t xml:space="preserve">Núcleo comandas (13/08/2026)</w:t>
             </w:r>
           </w:p>
         </w:tc>
         <w:tc>
           <w:tcPr>
-            <w:tcW w:type="dxa" w:w="1900"/>
-          </w:tcPr>
-          <w:p>
-            <w:r>
-              <w:rPr>
-                <w:sz w:val="16"/>
-                <w:szCs w:val="16"/>
-              </w:rPr>
+            <w:tcW w:type="dxa" w:w="2400"/>
+            <w:tcMar>
+              <w:top w:type="dxa" w:w="100"/>
+              <w:left w:type="dxa" w:w="120"/>
+              <w:bottom w:type="dxa" w:w="100"/>
+              <w:right w:type="dxa" w:w="120"/>
+            </w:tcMar>
+          </w:tcPr>
+          <w:p>
+            <w:r>
               <w:t xml:space="preserve">Validado como adicional (não é foco)</w:t>
             </w:r>
           </w:p>
@@ -537,55 +606,63 @@
         <w:tc>
           <w:tcPr>
             <w:tcW w:type="dxa" w:w="700"/>
-          </w:tcPr>
-          <w:p>
-            <w:r>
-              <w:rPr>
-                <w:sz w:val="16"/>
-                <w:szCs w:val="16"/>
-              </w:rPr>
+            <w:tcMar>
+              <w:top w:type="dxa" w:w="100"/>
+              <w:left w:type="dxa" w:w="120"/>
+              <w:bottom w:type="dxa" w:w="100"/>
+              <w:right w:type="dxa" w:w="120"/>
+            </w:tcMar>
+          </w:tcPr>
+          <w:p>
+            <w:r>
               <w:t xml:space="preserve">RF05</w:t>
             </w:r>
           </w:p>
         </w:tc>
         <w:tc>
           <w:tcPr>
-            <w:tcW w:type="dxa" w:w="4000"/>
-          </w:tcPr>
-          <w:p>
-            <w:r>
-              <w:rPr>
-                <w:sz w:val="16"/>
-                <w:szCs w:val="16"/>
-              </w:rPr>
+            <w:tcW w:type="dxa" w:w="3600"/>
+            <w:tcMar>
+              <w:top w:type="dxa" w:w="100"/>
+              <w:left w:type="dxa" w:w="120"/>
+              <w:bottom w:type="dxa" w:w="100"/>
+              <w:right w:type="dxa" w:w="120"/>
+            </w:tcMar>
+          </w:tcPr>
+          <w:p>
+            <w:r>
               <w:t xml:space="preserve">Cliente consulta cardápio digital via QR/tablet, sem pedido.</w:t>
             </w:r>
           </w:p>
         </w:tc>
         <w:tc>
           <w:tcPr>
-            <w:tcW w:type="dxa" w:w="2760"/>
-          </w:tcPr>
-          <w:p>
-            <w:r>
-              <w:rPr>
-                <w:sz w:val="16"/>
-                <w:szCs w:val="16"/>
-              </w:rPr>
+            <w:tcW w:type="dxa" w:w="3000"/>
+            <w:tcMar>
+              <w:top w:type="dxa" w:w="100"/>
+              <w:left w:type="dxa" w:w="120"/>
+              <w:bottom w:type="dxa" w:w="100"/>
+              <w:right w:type="dxa" w:w="120"/>
+            </w:tcMar>
+          </w:tcPr>
+          <w:p>
+            <w:r>
               <w:t xml:space="preserve">Questionário Cliente (n=12) + entrevista</w:t>
             </w:r>
           </w:p>
         </w:tc>
         <w:tc>
           <w:tcPr>
-            <w:tcW w:type="dxa" w:w="1900"/>
-          </w:tcPr>
-          <w:p>
-            <w:r>
-              <w:rPr>
-                <w:sz w:val="16"/>
-                <w:szCs w:val="16"/>
-              </w:rPr>
+            <w:tcW w:type="dxa" w:w="2400"/>
+            <w:tcMar>
+              <w:top w:type="dxa" w:w="100"/>
+              <w:left w:type="dxa" w:w="120"/>
+              <w:bottom w:type="dxa" w:w="100"/>
+              <w:right w:type="dxa" w:w="120"/>
+            </w:tcMar>
+          </w:tcPr>
+          <w:p>
+            <w:r>
               <w:t xml:space="preserve">Validado como extra opcional</w:t>
             </w:r>
           </w:p>
@@ -595,55 +672,63 @@
         <w:tc>
           <w:tcPr>
             <w:tcW w:type="dxa" w:w="700"/>
-          </w:tcPr>
-          <w:p>
-            <w:r>
-              <w:rPr>
-                <w:sz w:val="16"/>
-                <w:szCs w:val="16"/>
-              </w:rPr>
+            <w:tcMar>
+              <w:top w:type="dxa" w:w="100"/>
+              <w:left w:type="dxa" w:w="120"/>
+              <w:bottom w:type="dxa" w:w="100"/>
+              <w:right w:type="dxa" w:w="120"/>
+            </w:tcMar>
+          </w:tcPr>
+          <w:p>
+            <w:r>
               <w:t xml:space="preserve">RF06</w:t>
             </w:r>
           </w:p>
         </w:tc>
         <w:tc>
           <w:tcPr>
-            <w:tcW w:type="dxa" w:w="4000"/>
-          </w:tcPr>
-          <w:p>
-            <w:r>
-              <w:rPr>
-                <w:sz w:val="16"/>
-                <w:szCs w:val="16"/>
-              </w:rPr>
+            <w:tcW w:type="dxa" w:w="3600"/>
+            <w:tcMar>
+              <w:top w:type="dxa" w:w="100"/>
+              <w:left w:type="dxa" w:w="120"/>
+              <w:bottom w:type="dxa" w:w="100"/>
+              <w:right w:type="dxa" w:w="120"/>
+            </w:tcMar>
+          </w:tcPr>
+          <w:p>
+            <w:r>
               <w:t xml:space="preserve">Sistema calcula sugestão de alocação de garçons via PL.</w:t>
             </w:r>
           </w:p>
         </w:tc>
         <w:tc>
           <w:tcPr>
-            <w:tcW w:type="dxa" w:w="2760"/>
-          </w:tcPr>
-          <w:p>
-            <w:r>
-              <w:rPr>
-                <w:sz w:val="16"/>
-                <w:szCs w:val="16"/>
-              </w:rPr>
+            <w:tcW w:type="dxa" w:w="3000"/>
+            <w:tcMar>
+              <w:top w:type="dxa" w:w="100"/>
+              <w:left w:type="dxa" w:w="120"/>
+              <w:bottom w:type="dxa" w:w="100"/>
+              <w:right w:type="dxa" w:w="120"/>
+            </w:tcMar>
+          </w:tcPr>
+          <w:p>
+            <w:r>
               <w:t xml:space="preserve">Escopo original (Gastra.pdf)</w:t>
             </w:r>
           </w:p>
         </w:tc>
         <w:tc>
           <w:tcPr>
-            <w:tcW w:type="dxa" w:w="1900"/>
-          </w:tcPr>
-          <w:p>
-            <w:r>
-              <w:rPr>
-                <w:sz w:val="16"/>
-                <w:szCs w:val="16"/>
-              </w:rPr>
+            <w:tcW w:type="dxa" w:w="2400"/>
+            <w:tcMar>
+              <w:top w:type="dxa" w:w="100"/>
+              <w:left w:type="dxa" w:w="120"/>
+              <w:bottom w:type="dxa" w:w="100"/>
+              <w:right w:type="dxa" w:w="120"/>
+            </w:tcMar>
+          </w:tcPr>
+          <w:p>
+            <w:r>
               <w:t xml:space="preserve">Validado (escopo original)</w:t>
             </w:r>
           </w:p>
@@ -653,55 +738,63 @@
         <w:tc>
           <w:tcPr>
             <w:tcW w:type="dxa" w:w="700"/>
-          </w:tcPr>
-          <w:p>
-            <w:r>
-              <w:rPr>
-                <w:sz w:val="16"/>
-                <w:szCs w:val="16"/>
-              </w:rPr>
+            <w:tcMar>
+              <w:top w:type="dxa" w:w="100"/>
+              <w:left w:type="dxa" w:w="120"/>
+              <w:bottom w:type="dxa" w:w="100"/>
+              <w:right w:type="dxa" w:w="120"/>
+            </w:tcMar>
+          </w:tcPr>
+          <w:p>
+            <w:r>
               <w:t xml:space="preserve">RF07</w:t>
             </w:r>
           </w:p>
         </w:tc>
         <w:tc>
           <w:tcPr>
-            <w:tcW w:type="dxa" w:w="4000"/>
-          </w:tcPr>
-          <w:p>
-            <w:r>
-              <w:rPr>
-                <w:sz w:val="16"/>
-                <w:szCs w:val="16"/>
-              </w:rPr>
+            <w:tcW w:type="dxa" w:w="3600"/>
+            <w:tcMar>
+              <w:top w:type="dxa" w:w="100"/>
+              <w:left w:type="dxa" w:w="120"/>
+              <w:bottom w:type="dxa" w:w="100"/>
+              <w:right w:type="dxa" w:w="120"/>
+            </w:tcMar>
+          </w:tcPr>
+          <w:p>
+            <w:r>
               <w:t xml:space="preserve">Metre visualiza e ajusta manualmente a alocação sugerida.</w:t>
             </w:r>
           </w:p>
         </w:tc>
         <w:tc>
           <w:tcPr>
-            <w:tcW w:type="dxa" w:w="2760"/>
-          </w:tcPr>
-          <w:p>
-            <w:r>
-              <w:rPr>
-                <w:sz w:val="16"/>
-                <w:szCs w:val="16"/>
-              </w:rPr>
+            <w:tcW w:type="dxa" w:w="3000"/>
+            <w:tcMar>
+              <w:top w:type="dxa" w:w="100"/>
+              <w:left w:type="dxa" w:w="120"/>
+              <w:bottom w:type="dxa" w:w="100"/>
+              <w:right w:type="dxa" w:w="120"/>
+            </w:tcMar>
+          </w:tcPr>
+          <w:p>
+            <w:r>
               <w:t xml:space="preserve">Escopo original + entrevista Cocobambu</w:t>
             </w:r>
           </w:p>
         </w:tc>
         <w:tc>
           <w:tcPr>
-            <w:tcW w:type="dxa" w:w="1900"/>
-          </w:tcPr>
-          <w:p>
-            <w:r>
-              <w:rPr>
-                <w:sz w:val="16"/>
-                <w:szCs w:val="16"/>
-              </w:rPr>
+            <w:tcW w:type="dxa" w:w="2400"/>
+            <w:tcMar>
+              <w:top w:type="dxa" w:w="100"/>
+              <w:left w:type="dxa" w:w="120"/>
+              <w:bottom w:type="dxa" w:w="100"/>
+              <w:right w:type="dxa" w:w="120"/>
+            </w:tcMar>
+          </w:tcPr>
+          <w:p>
+            <w:r>
               <w:t xml:space="preserve">Validado (escopo original)</w:t>
             </w:r>
           </w:p>
@@ -711,55 +804,63 @@
         <w:tc>
           <w:tcPr>
             <w:tcW w:type="dxa" w:w="700"/>
-          </w:tcPr>
-          <w:p>
-            <w:r>
-              <w:rPr>
-                <w:sz w:val="16"/>
-                <w:szCs w:val="16"/>
-              </w:rPr>
+            <w:tcMar>
+              <w:top w:type="dxa" w:w="100"/>
+              <w:left w:type="dxa" w:w="120"/>
+              <w:bottom w:type="dxa" w:w="100"/>
+              <w:right w:type="dxa" w:w="120"/>
+            </w:tcMar>
+          </w:tcPr>
+          <w:p>
+            <w:r>
               <w:t xml:space="preserve">RF08</w:t>
             </w:r>
           </w:p>
         </w:tc>
         <w:tc>
           <w:tcPr>
-            <w:tcW w:type="dxa" w:w="4000"/>
-          </w:tcPr>
-          <w:p>
-            <w:r>
-              <w:rPr>
-                <w:sz w:val="16"/>
-                <w:szCs w:val="16"/>
-              </w:rPr>
+            <w:tcW w:type="dxa" w:w="3600"/>
+            <w:tcMar>
+              <w:top w:type="dxa" w:w="100"/>
+              <w:left w:type="dxa" w:w="120"/>
+              <w:bottom w:type="dxa" w:w="100"/>
+              <w:right w:type="dxa" w:w="120"/>
+            </w:tcMar>
+          </w:tcPr>
+          <w:p>
+            <w:r>
               <w:t xml:space="preserve">Sistema registra histórico de alocações/faturamento por praça.</w:t>
             </w:r>
           </w:p>
         </w:tc>
         <w:tc>
           <w:tcPr>
-            <w:tcW w:type="dxa" w:w="2760"/>
-          </w:tcPr>
-          <w:p>
-            <w:r>
-              <w:rPr>
-                <w:sz w:val="16"/>
-                <w:szCs w:val="16"/>
-              </w:rPr>
+            <w:tcW w:type="dxa" w:w="3000"/>
+            <w:tcMar>
+              <w:top w:type="dxa" w:w="100"/>
+              <w:left w:type="dxa" w:w="120"/>
+              <w:bottom w:type="dxa" w:w="100"/>
+              <w:right w:type="dxa" w:w="120"/>
+            </w:tcMar>
+          </w:tcPr>
+          <w:p>
+            <w:r>
               <w:t xml:space="preserve">Questionário Garçom (n=2) + entrevista</w:t>
             </w:r>
           </w:p>
         </w:tc>
         <w:tc>
           <w:tcPr>
-            <w:tcW w:type="dxa" w:w="1900"/>
-          </w:tcPr>
-          <w:p>
-            <w:r>
-              <w:rPr>
-                <w:sz w:val="16"/>
-                <w:szCs w:val="16"/>
-              </w:rPr>
+            <w:tcW w:type="dxa" w:w="2400"/>
+            <w:tcMar>
+              <w:top w:type="dxa" w:w="100"/>
+              <w:left w:type="dxa" w:w="120"/>
+              <w:bottom w:type="dxa" w:w="100"/>
+              <w:right w:type="dxa" w:w="120"/>
+            </w:tcMar>
+          </w:tcPr>
+          <w:p>
+            <w:r>
               <w:t xml:space="preserve">Validado (escopo original)</w:t>
             </w:r>
           </w:p>
@@ -769,55 +870,63 @@
         <w:tc>
           <w:tcPr>
             <w:tcW w:type="dxa" w:w="700"/>
-          </w:tcPr>
-          <w:p>
-            <w:r>
-              <w:rPr>
-                <w:sz w:val="16"/>
-                <w:szCs w:val="16"/>
-              </w:rPr>
+            <w:tcMar>
+              <w:top w:type="dxa" w:w="100"/>
+              <w:left w:type="dxa" w:w="120"/>
+              <w:bottom w:type="dxa" w:w="100"/>
+              <w:right w:type="dxa" w:w="120"/>
+            </w:tcMar>
+          </w:tcPr>
+          <w:p>
+            <w:r>
               <w:t xml:space="preserve">RF09</w:t>
             </w:r>
           </w:p>
         </w:tc>
         <w:tc>
           <w:tcPr>
-            <w:tcW w:type="dxa" w:w="4000"/>
-          </w:tcPr>
-          <w:p>
-            <w:r>
-              <w:rPr>
-                <w:sz w:val="16"/>
-                <w:szCs w:val="16"/>
-              </w:rPr>
+            <w:tcW w:type="dxa" w:w="3600"/>
+            <w:tcMar>
+              <w:top w:type="dxa" w:w="100"/>
+              <w:left w:type="dxa" w:w="120"/>
+              <w:bottom w:type="dxa" w:w="100"/>
+              <w:right w:type="dxa" w:w="120"/>
+            </w:tcMar>
+          </w:tcPr>
+          <w:p>
+            <w:r>
               <w:t xml:space="preserve">Sistema sugere combinações de pratos ao Garçom.</w:t>
             </w:r>
           </w:p>
         </w:tc>
         <w:tc>
           <w:tcPr>
-            <w:tcW w:type="dxa" w:w="2760"/>
-          </w:tcPr>
-          <w:p>
-            <w:r>
-              <w:rPr>
-                <w:sz w:val="16"/>
-                <w:szCs w:val="16"/>
-              </w:rPr>
+            <w:tcW w:type="dxa" w:w="3000"/>
+            <w:tcMar>
+              <w:top w:type="dxa" w:w="100"/>
+              <w:left w:type="dxa" w:w="120"/>
+              <w:bottom w:type="dxa" w:w="100"/>
+              <w:right w:type="dxa" w:w="120"/>
+            </w:tcMar>
+          </w:tcPr>
+          <w:p>
+            <w:r>
               <w:t xml:space="preserve">Escopo original (Gastra.pdf)</w:t>
             </w:r>
           </w:p>
         </w:tc>
         <w:tc>
           <w:tcPr>
-            <w:tcW w:type="dxa" w:w="1900"/>
-          </w:tcPr>
-          <w:p>
-            <w:r>
-              <w:rPr>
-                <w:sz w:val="16"/>
-                <w:szCs w:val="16"/>
-              </w:rPr>
+            <w:tcW w:type="dxa" w:w="2400"/>
+            <w:tcMar>
+              <w:top w:type="dxa" w:w="100"/>
+              <w:left w:type="dxa" w:w="120"/>
+              <w:bottom w:type="dxa" w:w="100"/>
+              <w:right w:type="dxa" w:w="120"/>
+            </w:tcMar>
+          </w:tcPr>
+          <w:p>
+            <w:r>
               <w:t xml:space="preserve">Validado (escopo original)</w:t>
             </w:r>
           </w:p>
@@ -827,55 +936,63 @@
         <w:tc>
           <w:tcPr>
             <w:tcW w:type="dxa" w:w="700"/>
-          </w:tcPr>
-          <w:p>
-            <w:r>
-              <w:rPr>
-                <w:sz w:val="16"/>
-                <w:szCs w:val="16"/>
-              </w:rPr>
+            <w:tcMar>
+              <w:top w:type="dxa" w:w="100"/>
+              <w:left w:type="dxa" w:w="120"/>
+              <w:bottom w:type="dxa" w:w="100"/>
+              <w:right w:type="dxa" w:w="120"/>
+            </w:tcMar>
+          </w:tcPr>
+          <w:p>
+            <w:r>
               <w:t xml:space="preserve">RF10</w:t>
             </w:r>
           </w:p>
         </w:tc>
         <w:tc>
           <w:tcPr>
-            <w:tcW w:type="dxa" w:w="4000"/>
-          </w:tcPr>
-          <w:p>
-            <w:r>
-              <w:rPr>
-                <w:sz w:val="16"/>
-                <w:szCs w:val="16"/>
-              </w:rPr>
+            <w:tcW w:type="dxa" w:w="3600"/>
+            <w:tcMar>
+              <w:top w:type="dxa" w:w="100"/>
+              <w:left w:type="dxa" w:w="120"/>
+              <w:bottom w:type="dxa" w:w="100"/>
+              <w:right w:type="dxa" w:w="120"/>
+            </w:tcMar>
+          </w:tcPr>
+          <w:p>
+            <w:r>
               <w:t xml:space="preserve">Gerente consulta relatórios agregados de faturamento (KPIs seção 3).</w:t>
             </w:r>
           </w:p>
         </w:tc>
         <w:tc>
           <w:tcPr>
-            <w:tcW w:type="dxa" w:w="2760"/>
-          </w:tcPr>
-          <w:p>
-            <w:r>
-              <w:rPr>
-                <w:sz w:val="16"/>
-                <w:szCs w:val="16"/>
-              </w:rPr>
+            <w:tcW w:type="dxa" w:w="3000"/>
+            <w:tcMar>
+              <w:top w:type="dxa" w:w="100"/>
+              <w:left w:type="dxa" w:w="120"/>
+              <w:bottom w:type="dxa" w:w="100"/>
+              <w:right w:type="dxa" w:w="120"/>
+            </w:tcMar>
+          </w:tcPr>
+          <w:p>
+            <w:r>
               <w:t xml:space="preserve">Escopo original (Gastra.pdf)</w:t>
             </w:r>
           </w:p>
         </w:tc>
         <w:tc>
           <w:tcPr>
-            <w:tcW w:type="dxa" w:w="1900"/>
-          </w:tcPr>
-          <w:p>
-            <w:r>
-              <w:rPr>
-                <w:sz w:val="16"/>
-                <w:szCs w:val="16"/>
-              </w:rPr>
+            <w:tcW w:type="dxa" w:w="2400"/>
+            <w:tcMar>
+              <w:top w:type="dxa" w:w="100"/>
+              <w:left w:type="dxa" w:w="120"/>
+              <w:bottom w:type="dxa" w:w="100"/>
+              <w:right w:type="dxa" w:w="120"/>
+            </w:tcMar>
+          </w:tcPr>
+          <w:p>
+            <w:r>
               <w:t xml:space="preserve">Validado (escopo original)</w:t>
             </w:r>
           </w:p>
@@ -885,55 +1002,63 @@
         <w:tc>
           <w:tcPr>
             <w:tcW w:type="dxa" w:w="700"/>
-          </w:tcPr>
-          <w:p>
-            <w:r>
-              <w:rPr>
-                <w:sz w:val="16"/>
-                <w:szCs w:val="16"/>
-              </w:rPr>
+            <w:tcMar>
+              <w:top w:type="dxa" w:w="100"/>
+              <w:left w:type="dxa" w:w="120"/>
+              <w:bottom w:type="dxa" w:w="100"/>
+              <w:right w:type="dxa" w:w="120"/>
+            </w:tcMar>
+          </w:tcPr>
+          <w:p>
+            <w:r>
               <w:t xml:space="preserve">RF11</w:t>
             </w:r>
           </w:p>
         </w:tc>
         <w:tc>
           <w:tcPr>
-            <w:tcW w:type="dxa" w:w="4000"/>
-          </w:tcPr>
-          <w:p>
-            <w:r>
-              <w:rPr>
-                <w:sz w:val="16"/>
-                <w:szCs w:val="16"/>
-              </w:rPr>
+            <w:tcW w:type="dxa" w:w="3600"/>
+            <w:tcMar>
+              <w:top w:type="dxa" w:w="100"/>
+              <w:left w:type="dxa" w:w="120"/>
+              <w:bottom w:type="dxa" w:w="100"/>
+              <w:right w:type="dxa" w:w="120"/>
+            </w:tcMar>
+          </w:tcPr>
+          <w:p>
+            <w:r>
               <w:t xml:space="preserve">Índice composto de desempenho/ranking dos garçons (não só venda).</w:t>
             </w:r>
           </w:p>
         </w:tc>
         <w:tc>
           <w:tcPr>
-            <w:tcW w:type="dxa" w:w="2760"/>
-          </w:tcPr>
-          <w:p>
-            <w:r>
-              <w:rPr>
-                <w:sz w:val="16"/>
-                <w:szCs w:val="16"/>
-              </w:rPr>
+            <w:tcW w:type="dxa" w:w="3000"/>
+            <w:tcMar>
+              <w:top w:type="dxa" w:w="100"/>
+              <w:left w:type="dxa" w:w="120"/>
+              <w:bottom w:type="dxa" w:w="100"/>
+              <w:right w:type="dxa" w:w="120"/>
+            </w:tcMar>
+          </w:tcPr>
+          <w:p>
+            <w:r>
               <w:t xml:space="preserve">Questionário Garçom (n=2) + entrevista</w:t>
             </w:r>
           </w:p>
         </w:tc>
         <w:tc>
           <w:tcPr>
-            <w:tcW w:type="dxa" w:w="1900"/>
-          </w:tcPr>
-          <w:p>
-            <w:r>
-              <w:rPr>
-                <w:sz w:val="16"/>
-                <w:szCs w:val="16"/>
-              </w:rPr>
+            <w:tcW w:type="dxa" w:w="2400"/>
+            <w:tcMar>
+              <w:top w:type="dxa" w:w="100"/>
+              <w:left w:type="dxa" w:w="120"/>
+              <w:bottom w:type="dxa" w:w="100"/>
+              <w:right w:type="dxa" w:w="120"/>
+            </w:tcMar>
+          </w:tcPr>
+          <w:p>
+            <w:r>
               <w:t xml:space="preserve">Validado (escopo original)</w:t>
             </w:r>
           </w:p>
@@ -943,55 +1068,63 @@
         <w:tc>
           <w:tcPr>
             <w:tcW w:type="dxa" w:w="700"/>
-          </w:tcPr>
-          <w:p>
-            <w:r>
-              <w:rPr>
-                <w:sz w:val="16"/>
-                <w:szCs w:val="16"/>
-              </w:rPr>
+            <w:tcMar>
+              <w:top w:type="dxa" w:w="100"/>
+              <w:left w:type="dxa" w:w="120"/>
+              <w:bottom w:type="dxa" w:w="100"/>
+              <w:right w:type="dxa" w:w="120"/>
+            </w:tcMar>
+          </w:tcPr>
+          <w:p>
+            <w:r>
               <w:t xml:space="preserve">RF12</w:t>
             </w:r>
           </w:p>
         </w:tc>
         <w:tc>
           <w:tcPr>
-            <w:tcW w:type="dxa" w:w="4000"/>
-          </w:tcPr>
-          <w:p>
-            <w:r>
-              <w:rPr>
-                <w:sz w:val="16"/>
-                <w:szCs w:val="16"/>
-              </w:rPr>
+            <w:tcW w:type="dxa" w:w="3600"/>
+            <w:tcMar>
+              <w:top w:type="dxa" w:w="100"/>
+              <w:left w:type="dxa" w:w="120"/>
+              <w:bottom w:type="dxa" w:w="100"/>
+              <w:right w:type="dxa" w:w="120"/>
+            </w:tcMar>
+          </w:tcPr>
+          <w:p>
+            <w:r>
               <w:t xml:space="preserve">Cliente solicita exclusão do próprio histórico de pedidos.</w:t>
             </w:r>
           </w:p>
         </w:tc>
         <w:tc>
           <w:tcPr>
-            <w:tcW w:type="dxa" w:w="2760"/>
-          </w:tcPr>
-          <w:p>
-            <w:r>
-              <w:rPr>
-                <w:sz w:val="16"/>
-                <w:szCs w:val="16"/>
-              </w:rPr>
+            <w:tcW w:type="dxa" w:w="3000"/>
+            <w:tcMar>
+              <w:top w:type="dxa" w:w="100"/>
+              <w:left w:type="dxa" w:w="120"/>
+              <w:bottom w:type="dxa" w:w="100"/>
+              <w:right w:type="dxa" w:w="120"/>
+            </w:tcMar>
+          </w:tcPr>
+          <w:p>
+            <w:r>
               <w:t xml:space="preserve">Questionário Cliente (n=12) — LGPD, Art. 6º</w:t>
             </w:r>
           </w:p>
         </w:tc>
         <w:tc>
           <w:tcPr>
-            <w:tcW w:type="dxa" w:w="1900"/>
-          </w:tcPr>
-          <w:p>
-            <w:r>
-              <w:rPr>
-                <w:sz w:val="16"/>
-                <w:szCs w:val="16"/>
-              </w:rPr>
+            <w:tcW w:type="dxa" w:w="2400"/>
+            <w:tcMar>
+              <w:top w:type="dxa" w:w="100"/>
+              <w:left w:type="dxa" w:w="120"/>
+              <w:bottom w:type="dxa" w:w="100"/>
+              <w:right w:type="dxa" w:w="120"/>
+            </w:tcMar>
+          </w:tcPr>
+          <w:p>
+            <w:r>
               <w:t xml:space="preserve">Validado (escopo original)</w:t>
             </w:r>
           </w:p>
@@ -1001,55 +1134,63 @@
         <w:tc>
           <w:tcPr>
             <w:tcW w:type="dxa" w:w="700"/>
-          </w:tcPr>
-          <w:p>
-            <w:r>
-              <w:rPr>
-                <w:sz w:val="16"/>
-                <w:szCs w:val="16"/>
-              </w:rPr>
+            <w:tcMar>
+              <w:top w:type="dxa" w:w="100"/>
+              <w:left w:type="dxa" w:w="120"/>
+              <w:bottom w:type="dxa" w:w="100"/>
+              <w:right w:type="dxa" w:w="120"/>
+            </w:tcMar>
+          </w:tcPr>
+          <w:p>
+            <w:r>
               <w:t xml:space="preserve">RF13</w:t>
             </w:r>
           </w:p>
         </w:tc>
         <w:tc>
           <w:tcPr>
-            <w:tcW w:type="dxa" w:w="4000"/>
-          </w:tcPr>
-          <w:p>
-            <w:r>
-              <w:rPr>
-                <w:sz w:val="16"/>
-                <w:szCs w:val="16"/>
-              </w:rPr>
+            <w:tcW w:type="dxa" w:w="3600"/>
+            <w:tcMar>
+              <w:top w:type="dxa" w:w="100"/>
+              <w:left w:type="dxa" w:w="120"/>
+              <w:bottom w:type="dxa" w:w="100"/>
+              <w:right w:type="dxa" w:w="120"/>
+            </w:tcMar>
+          </w:tcPr>
+          <w:p>
+            <w:r>
               <w:t xml:space="preserve">Cliente consulta a comanda em tempo real (itens + valor parcial).</w:t>
             </w:r>
           </w:p>
         </w:tc>
         <w:tc>
           <w:tcPr>
-            <w:tcW w:type="dxa" w:w="2760"/>
-          </w:tcPr>
-          <w:p>
-            <w:r>
-              <w:rPr>
-                <w:sz w:val="16"/>
-                <w:szCs w:val="16"/>
-              </w:rPr>
+            <w:tcW w:type="dxa" w:w="3000"/>
+            <w:tcMar>
+              <w:top w:type="dxa" w:w="100"/>
+              <w:left w:type="dxa" w:w="120"/>
+              <w:bottom w:type="dxa" w:w="100"/>
+              <w:right w:type="dxa" w:w="120"/>
+            </w:tcMar>
+          </w:tcPr>
+          <w:p>
+            <w:r>
               <w:t xml:space="preserve">Entrevista Cocobambu (achado novo, 21/08/2026)</w:t>
             </w:r>
           </w:p>
         </w:tc>
         <w:tc>
           <w:tcPr>
-            <w:tcW w:type="dxa" w:w="1900"/>
-          </w:tcPr>
-          <w:p>
-            <w:r>
-              <w:rPr>
-                <w:sz w:val="16"/>
-                <w:szCs w:val="16"/>
-              </w:rPr>
+            <w:tcW w:type="dxa" w:w="2400"/>
+            <w:tcMar>
+              <w:top w:type="dxa" w:w="100"/>
+              <w:left w:type="dxa" w:w="120"/>
+              <w:bottom w:type="dxa" w:w="100"/>
+              <w:right w:type="dxa" w:w="120"/>
+            </w:tcMar>
+          </w:tcPr>
+          <w:p>
+            <w:r>
               <w:t xml:space="preserve">Validado como extra opcional</w:t>
             </w:r>
           </w:p>
@@ -1059,55 +1200,63 @@
         <w:tc>
           <w:tcPr>
             <w:tcW w:type="dxa" w:w="700"/>
-          </w:tcPr>
-          <w:p>
-            <w:r>
-              <w:rPr>
-                <w:sz w:val="16"/>
-                <w:szCs w:val="16"/>
-              </w:rPr>
+            <w:tcMar>
+              <w:top w:type="dxa" w:w="100"/>
+              <w:left w:type="dxa" w:w="120"/>
+              <w:bottom w:type="dxa" w:w="100"/>
+              <w:right w:type="dxa" w:w="120"/>
+            </w:tcMar>
+          </w:tcPr>
+          <w:p>
+            <w:r>
               <w:t xml:space="preserve">RNF01</w:t>
             </w:r>
           </w:p>
         </w:tc>
         <w:tc>
           <w:tcPr>
-            <w:tcW w:type="dxa" w:w="4000"/>
-          </w:tcPr>
-          <w:p>
-            <w:r>
-              <w:rPr>
-                <w:sz w:val="16"/>
-                <w:szCs w:val="16"/>
-              </w:rPr>
+            <w:tcW w:type="dxa" w:w="3600"/>
+            <w:tcMar>
+              <w:top w:type="dxa" w:w="100"/>
+              <w:left w:type="dxa" w:w="120"/>
+              <w:bottom w:type="dxa" w:w="100"/>
+              <w:right w:type="dxa" w:w="120"/>
+            </w:tcMar>
+          </w:tcPr>
+          <w:p>
+            <w:r>
               <w:t xml:space="preserve">Registro de pedido refletido em, no máx., X segundos.</w:t>
             </w:r>
           </w:p>
         </w:tc>
         <w:tc>
           <w:tcPr>
-            <w:tcW w:type="dxa" w:w="2760"/>
-          </w:tcPr>
-          <w:p>
-            <w:r>
-              <w:rPr>
-                <w:sz w:val="16"/>
-                <w:szCs w:val="16"/>
-              </w:rPr>
+            <w:tcW w:type="dxa" w:w="3000"/>
+            <w:tcMar>
+              <w:top w:type="dxa" w:w="100"/>
+              <w:left w:type="dxa" w:w="120"/>
+              <w:bottom w:type="dxa" w:w="100"/>
+              <w:right w:type="dxa" w:w="120"/>
+            </w:tcMar>
+          </w:tcPr>
+          <w:p>
+            <w:r>
               <w:t xml:space="preserve">Questionário Cliente + entrevista (travamentos do POS)</w:t>
             </w:r>
           </w:p>
         </w:tc>
         <w:tc>
           <w:tcPr>
-            <w:tcW w:type="dxa" w:w="1900"/>
-          </w:tcPr>
-          <w:p>
-            <w:r>
-              <w:rPr>
-                <w:sz w:val="16"/>
-                <w:szCs w:val="16"/>
-              </w:rPr>
+            <w:tcW w:type="dxa" w:w="2400"/>
+            <w:tcMar>
+              <w:top w:type="dxa" w:w="100"/>
+              <w:left w:type="dxa" w:w="120"/>
+              <w:bottom w:type="dxa" w:w="100"/>
+              <w:right w:type="dxa" w:w="120"/>
+            </w:tcMar>
+          </w:tcPr>
+          <w:p>
+            <w:r>
               <w:t xml:space="preserve">Validado como adicional (não é foco)</w:t>
             </w:r>
           </w:p>
@@ -1117,55 +1266,63 @@
         <w:tc>
           <w:tcPr>
             <w:tcW w:type="dxa" w:w="700"/>
-          </w:tcPr>
-          <w:p>
-            <w:r>
-              <w:rPr>
-                <w:sz w:val="16"/>
-                <w:szCs w:val="16"/>
-              </w:rPr>
+            <w:tcMar>
+              <w:top w:type="dxa" w:w="100"/>
+              <w:left w:type="dxa" w:w="120"/>
+              <w:bottom w:type="dxa" w:w="100"/>
+              <w:right w:type="dxa" w:w="120"/>
+            </w:tcMar>
+          </w:tcPr>
+          <w:p>
+            <w:r>
               <w:t xml:space="preserve">RNF02</w:t>
             </w:r>
           </w:p>
         </w:tc>
         <w:tc>
           <w:tcPr>
-            <w:tcW w:type="dxa" w:w="4000"/>
-          </w:tcPr>
-          <w:p>
-            <w:r>
-              <w:rPr>
-                <w:sz w:val="16"/>
-                <w:szCs w:val="16"/>
-              </w:rPr>
+            <w:tcW w:type="dxa" w:w="3600"/>
+            <w:tcMar>
+              <w:top w:type="dxa" w:w="100"/>
+              <w:left w:type="dxa" w:w="120"/>
+              <w:bottom w:type="dxa" w:w="100"/>
+              <w:right w:type="dxa" w:w="120"/>
+            </w:tcMar>
+          </w:tcPr>
+          <w:p>
+            <w:r>
               <w:t xml:space="preserve">Abrir mesa + registrar pedido em, no máx., N toques.</w:t>
             </w:r>
           </w:p>
         </w:tc>
         <w:tc>
           <w:tcPr>
-            <w:tcW w:type="dxa" w:w="2760"/>
-          </w:tcPr>
-          <w:p>
-            <w:r>
-              <w:rPr>
-                <w:sz w:val="16"/>
-                <w:szCs w:val="16"/>
-              </w:rPr>
+            <w:tcW w:type="dxa" w:w="3000"/>
+            <w:tcMar>
+              <w:top w:type="dxa" w:w="100"/>
+              <w:left w:type="dxa" w:w="120"/>
+              <w:bottom w:type="dxa" w:w="100"/>
+              <w:right w:type="dxa" w:w="120"/>
+            </w:tcMar>
+          </w:tcPr>
+          <w:p>
+            <w:r>
               <w:t xml:space="preserve">Questionário Cliente (n=12)</w:t>
             </w:r>
           </w:p>
         </w:tc>
         <w:tc>
           <w:tcPr>
-            <w:tcW w:type="dxa" w:w="1900"/>
-          </w:tcPr>
-          <w:p>
-            <w:r>
-              <w:rPr>
-                <w:sz w:val="16"/>
-                <w:szCs w:val="16"/>
-              </w:rPr>
+            <w:tcW w:type="dxa" w:w="2400"/>
+            <w:tcMar>
+              <w:top w:type="dxa" w:w="100"/>
+              <w:left w:type="dxa" w:w="120"/>
+              <w:bottom w:type="dxa" w:w="100"/>
+              <w:right w:type="dxa" w:w="120"/>
+            </w:tcMar>
+          </w:tcPr>
+          <w:p>
+            <w:r>
               <w:t xml:space="preserve">Validado como adicional (não é foco)</w:t>
             </w:r>
           </w:p>
@@ -1175,55 +1332,63 @@
         <w:tc>
           <w:tcPr>
             <w:tcW w:type="dxa" w:w="700"/>
-          </w:tcPr>
-          <w:p>
-            <w:r>
-              <w:rPr>
-                <w:sz w:val="16"/>
-                <w:szCs w:val="16"/>
-              </w:rPr>
+            <w:tcMar>
+              <w:top w:type="dxa" w:w="100"/>
+              <w:left w:type="dxa" w:w="120"/>
+              <w:bottom w:type="dxa" w:w="100"/>
+              <w:right w:type="dxa" w:w="120"/>
+            </w:tcMar>
+          </w:tcPr>
+          <w:p>
+            <w:r>
               <w:t xml:space="preserve">RNF03</w:t>
             </w:r>
           </w:p>
         </w:tc>
         <w:tc>
           <w:tcPr>
-            <w:tcW w:type="dxa" w:w="4000"/>
-          </w:tcPr>
-          <w:p>
-            <w:r>
-              <w:rPr>
-                <w:sz w:val="16"/>
-                <w:szCs w:val="16"/>
-              </w:rPr>
+            <w:tcW w:type="dxa" w:w="3600"/>
+            <w:tcMar>
+              <w:top w:type="dxa" w:w="100"/>
+              <w:left w:type="dxa" w:w="120"/>
+              <w:bottom w:type="dxa" w:w="100"/>
+              <w:right w:type="dxa" w:w="120"/>
+            </w:tcMar>
+          </w:tcPr>
+          <w:p>
+            <w:r>
               <w:t xml:space="preserve">Dados pessoais armazenados com minimização e acesso restrito.</w:t>
             </w:r>
           </w:p>
         </w:tc>
         <w:tc>
           <w:tcPr>
-            <w:tcW w:type="dxa" w:w="2760"/>
-          </w:tcPr>
-          <w:p>
-            <w:r>
-              <w:rPr>
-                <w:sz w:val="16"/>
-                <w:szCs w:val="16"/>
-              </w:rPr>
+            <w:tcW w:type="dxa" w:w="3000"/>
+            <w:tcMar>
+              <w:top w:type="dxa" w:w="100"/>
+              <w:left w:type="dxa" w:w="120"/>
+              <w:bottom w:type="dxa" w:w="100"/>
+              <w:right w:type="dxa" w:w="120"/>
+            </w:tcMar>
+          </w:tcPr>
+          <w:p>
+            <w:r>
               <w:t xml:space="preserve">Decisão de design — LGPD (13/08/2026)</w:t>
             </w:r>
           </w:p>
         </w:tc>
         <w:tc>
           <w:tcPr>
-            <w:tcW w:type="dxa" w:w="1900"/>
-          </w:tcPr>
-          <w:p>
-            <w:r>
-              <w:rPr>
-                <w:sz w:val="16"/>
-                <w:szCs w:val="16"/>
-              </w:rPr>
+            <w:tcW w:type="dxa" w:w="2400"/>
+            <w:tcMar>
+              <w:top w:type="dxa" w:w="100"/>
+              <w:left w:type="dxa" w:w="120"/>
+              <w:bottom w:type="dxa" w:w="100"/>
+              <w:right w:type="dxa" w:w="120"/>
+            </w:tcMar>
+          </w:tcPr>
+          <w:p>
+            <w:r>
               <w:t xml:space="preserve">Decisão interna (não depende de escopo)</w:t>
             </w:r>
           </w:p>
@@ -1233,55 +1398,63 @@
         <w:tc>
           <w:tcPr>
             <w:tcW w:type="dxa" w:w="700"/>
-          </w:tcPr>
-          <w:p>
-            <w:r>
-              <w:rPr>
-                <w:sz w:val="16"/>
-                <w:szCs w:val="16"/>
-              </w:rPr>
+            <w:tcMar>
+              <w:top w:type="dxa" w:w="100"/>
+              <w:left w:type="dxa" w:w="120"/>
+              <w:bottom w:type="dxa" w:w="100"/>
+              <w:right w:type="dxa" w:w="120"/>
+            </w:tcMar>
+          </w:tcPr>
+          <w:p>
+            <w:r>
               <w:t xml:space="preserve">RNF04</w:t>
             </w:r>
           </w:p>
         </w:tc>
         <w:tc>
           <w:tcPr>
-            <w:tcW w:type="dxa" w:w="4000"/>
-          </w:tcPr>
-          <w:p>
-            <w:r>
-              <w:rPr>
-                <w:sz w:val="16"/>
-                <w:szCs w:val="16"/>
-              </w:rPr>
+            <w:tcW w:type="dxa" w:w="3600"/>
+            <w:tcMar>
+              <w:top w:type="dxa" w:w="100"/>
+              <w:left w:type="dxa" w:w="120"/>
+              <w:bottom w:type="dxa" w:w="100"/>
+              <w:right w:type="dxa" w:w="120"/>
+            </w:tcMar>
+          </w:tcPr>
+          <w:p>
+            <w:r>
               <w:t xml:space="preserve">Permissões de leitura/escrita distintas por papel (RBAC).</w:t>
             </w:r>
           </w:p>
         </w:tc>
         <w:tc>
           <w:tcPr>
-            <w:tcW w:type="dxa" w:w="2760"/>
-          </w:tcPr>
-          <w:p>
-            <w:r>
-              <w:rPr>
-                <w:sz w:val="16"/>
-                <w:szCs w:val="16"/>
-              </w:rPr>
+            <w:tcW w:type="dxa" w:w="3000"/>
+            <w:tcMar>
+              <w:top w:type="dxa" w:w="100"/>
+              <w:left w:type="dxa" w:w="120"/>
+              <w:bottom w:type="dxa" w:w="100"/>
+              <w:right w:type="dxa" w:w="120"/>
+            </w:tcMar>
+          </w:tcPr>
+          <w:p>
+            <w:r>
               <w:t xml:space="preserve">Modelagem RBAC front-of-house (17/08/2026)</w:t>
             </w:r>
           </w:p>
         </w:tc>
         <w:tc>
           <w:tcPr>
-            <w:tcW w:type="dxa" w:w="1900"/>
-          </w:tcPr>
-          <w:p>
-            <w:r>
-              <w:rPr>
-                <w:sz w:val="16"/>
-                <w:szCs w:val="16"/>
-              </w:rPr>
+            <w:tcW w:type="dxa" w:w="2400"/>
+            <w:tcMar>
+              <w:top w:type="dxa" w:w="100"/>
+              <w:left w:type="dxa" w:w="120"/>
+              <w:bottom w:type="dxa" w:w="100"/>
+              <w:right w:type="dxa" w:w="120"/>
+            </w:tcMar>
+          </w:tcPr>
+          <w:p>
+            <w:r>
               <w:t xml:space="preserve">Decisão interna (não depende de escopo)</w:t>
             </w:r>
           </w:p>
@@ -1291,55 +1464,63 @@
         <w:tc>
           <w:tcPr>
             <w:tcW w:type="dxa" w:w="700"/>
-          </w:tcPr>
-          <w:p>
-            <w:r>
-              <w:rPr>
-                <w:sz w:val="16"/>
-                <w:szCs w:val="16"/>
-              </w:rPr>
+            <w:tcMar>
+              <w:top w:type="dxa" w:w="100"/>
+              <w:left w:type="dxa" w:w="120"/>
+              <w:bottom w:type="dxa" w:w="100"/>
+              <w:right w:type="dxa" w:w="120"/>
+            </w:tcMar>
+          </w:tcPr>
+          <w:p>
+            <w:r>
               <w:t xml:space="preserve">RNF05</w:t>
             </w:r>
           </w:p>
         </w:tc>
         <w:tc>
           <w:tcPr>
-            <w:tcW w:type="dxa" w:w="4000"/>
-          </w:tcPr>
-          <w:p>
-            <w:r>
-              <w:rPr>
-                <w:sz w:val="16"/>
-                <w:szCs w:val="16"/>
-              </w:rPr>
+            <w:tcW w:type="dxa" w:w="3600"/>
+            <w:tcMar>
+              <w:top w:type="dxa" w:w="100"/>
+              <w:left w:type="dxa" w:w="120"/>
+              <w:bottom w:type="dxa" w:w="100"/>
+              <w:right w:type="dxa" w:w="120"/>
+            </w:tcMar>
+          </w:tcPr>
+          <w:p>
+            <w:r>
               <w:t xml:space="preserve">Núcleo do módulo de comanda disponível em todo horário de funcionamento.</w:t>
             </w:r>
           </w:p>
         </w:tc>
         <w:tc>
           <w:tcPr>
-            <w:tcW w:type="dxa" w:w="2760"/>
-          </w:tcPr>
-          <w:p>
-            <w:r>
-              <w:rPr>
-                <w:sz w:val="16"/>
-                <w:szCs w:val="16"/>
-              </w:rPr>
+            <w:tcW w:type="dxa" w:w="3000"/>
+            <w:tcMar>
+              <w:top w:type="dxa" w:w="100"/>
+              <w:left w:type="dxa" w:w="120"/>
+              <w:bottom w:type="dxa" w:w="100"/>
+              <w:right w:type="dxa" w:w="120"/>
+            </w:tcMar>
+          </w:tcPr>
+          <w:p>
+            <w:r>
               <w:t xml:space="preserve">Decisão de escopo — comandas como fundação (13/08/2026)</w:t>
             </w:r>
           </w:p>
         </w:tc>
         <w:tc>
           <w:tcPr>
-            <w:tcW w:type="dxa" w:w="1900"/>
-          </w:tcPr>
-          <w:p>
-            <w:r>
-              <w:rPr>
-                <w:sz w:val="16"/>
-                <w:szCs w:val="16"/>
-              </w:rPr>
+            <w:tcW w:type="dxa" w:w="2400"/>
+            <w:tcMar>
+              <w:top w:type="dxa" w:w="100"/>
+              <w:left w:type="dxa" w:w="120"/>
+              <w:bottom w:type="dxa" w:w="100"/>
+              <w:right w:type="dxa" w:w="120"/>
+            </w:tcMar>
+          </w:tcPr>
+          <w:p>
+            <w:r>
               <w:t xml:space="preserve">Validado como adicional (não é foco)</w:t>
             </w:r>
           </w:p>
@@ -1349,55 +1530,63 @@
         <w:tc>
           <w:tcPr>
             <w:tcW w:type="dxa" w:w="700"/>
-          </w:tcPr>
-          <w:p>
-            <w:r>
-              <w:rPr>
-                <w:sz w:val="16"/>
-                <w:szCs w:val="16"/>
-              </w:rPr>
+            <w:tcMar>
+              <w:top w:type="dxa" w:w="100"/>
+              <w:left w:type="dxa" w:w="120"/>
+              <w:bottom w:type="dxa" w:w="100"/>
+              <w:right w:type="dxa" w:w="120"/>
+            </w:tcMar>
+          </w:tcPr>
+          <w:p>
+            <w:r>
               <w:t xml:space="preserve">RN01</w:t>
             </w:r>
           </w:p>
         </w:tc>
         <w:tc>
           <w:tcPr>
-            <w:tcW w:type="dxa" w:w="4000"/>
-          </w:tcPr>
-          <w:p>
-            <w:r>
-              <w:rPr>
-                <w:sz w:val="16"/>
-                <w:szCs w:val="16"/>
-              </w:rPr>
+            <w:tcW w:type="dxa" w:w="3600"/>
+            <w:tcMar>
+              <w:top w:type="dxa" w:w="100"/>
+              <w:left w:type="dxa" w:w="120"/>
+              <w:bottom w:type="dxa" w:w="100"/>
+              <w:right w:type="dxa" w:w="120"/>
+            </w:tcMar>
+          </w:tcPr>
+          <w:p>
+            <w:r>
               <w:t xml:space="preserve">Regras de classificação da composição da mesa.</w:t>
             </w:r>
           </w:p>
         </w:tc>
         <w:tc>
           <w:tcPr>
-            <w:tcW w:type="dxa" w:w="2760"/>
-          </w:tcPr>
-          <w:p>
-            <w:r>
-              <w:rPr>
-                <w:sz w:val="16"/>
-                <w:szCs w:val="16"/>
-              </w:rPr>
+            <w:tcW w:type="dxa" w:w="3000"/>
+            <w:tcMar>
+              <w:top w:type="dxa" w:w="100"/>
+              <w:left w:type="dxa" w:w="120"/>
+              <w:bottom w:type="dxa" w:w="100"/>
+              <w:right w:type="dxa" w:w="120"/>
+            </w:tcMar>
+          </w:tcPr>
+          <w:p>
+            <w:r>
               <w:t xml:space="preserve">Decisão de design (13/08/2026) + entrevista</w:t>
             </w:r>
           </w:p>
         </w:tc>
         <w:tc>
           <w:tcPr>
-            <w:tcW w:type="dxa" w:w="1900"/>
-          </w:tcPr>
-          <w:p>
-            <w:r>
-              <w:rPr>
-                <w:sz w:val="16"/>
-                <w:szCs w:val="16"/>
-              </w:rPr>
+            <w:tcW w:type="dxa" w:w="2400"/>
+            <w:tcMar>
+              <w:top w:type="dxa" w:w="100"/>
+              <w:left w:type="dxa" w:w="120"/>
+              <w:bottom w:type="dxa" w:w="100"/>
+              <w:right w:type="dxa" w:w="120"/>
+            </w:tcMar>
+          </w:tcPr>
+          <w:p>
+            <w:r>
               <w:t xml:space="preserve">Decisão interna (não depende de escopo)</w:t>
             </w:r>
           </w:p>
@@ -1407,55 +1596,63 @@
         <w:tc>
           <w:tcPr>
             <w:tcW w:type="dxa" w:w="700"/>
-          </w:tcPr>
-          <w:p>
-            <w:r>
-              <w:rPr>
-                <w:sz w:val="16"/>
-                <w:szCs w:val="16"/>
-              </w:rPr>
+            <w:tcMar>
+              <w:top w:type="dxa" w:w="100"/>
+              <w:left w:type="dxa" w:w="120"/>
+              <w:bottom w:type="dxa" w:w="100"/>
+              <w:right w:type="dxa" w:w="120"/>
+            </w:tcMar>
+          </w:tcPr>
+          <w:p>
+            <w:r>
               <w:t xml:space="preserve">RN02</w:t>
             </w:r>
           </w:p>
         </w:tc>
         <w:tc>
           <w:tcPr>
-            <w:tcW w:type="dxa" w:w="4000"/>
-          </w:tcPr>
-          <w:p>
-            <w:r>
-              <w:rPr>
-                <w:sz w:val="16"/>
-                <w:szCs w:val="16"/>
-              </w:rPr>
+            <w:tcW w:type="dxa" w:w="3600"/>
+            <w:tcMar>
+              <w:top w:type="dxa" w:w="100"/>
+              <w:left w:type="dxa" w:w="120"/>
+              <w:bottom w:type="dxa" w:w="100"/>
+              <w:right w:type="dxa" w:w="120"/>
+            </w:tcMar>
+          </w:tcPr>
+          <w:p>
+            <w:r>
               <w:t xml:space="preserve">Comanda só fecha com itens entregues/cancelamento justificado; pendências visíveis.</w:t>
             </w:r>
           </w:p>
         </w:tc>
         <w:tc>
           <w:tcPr>
-            <w:tcW w:type="dxa" w:w="2760"/>
-          </w:tcPr>
-          <w:p>
-            <w:r>
-              <w:rPr>
-                <w:sz w:val="16"/>
-                <w:szCs w:val="16"/>
-              </w:rPr>
+            <w:tcW w:type="dxa" w:w="3000"/>
+            <w:tcMar>
+              <w:top w:type="dxa" w:w="100"/>
+              <w:left w:type="dxa" w:w="120"/>
+              <w:bottom w:type="dxa" w:w="100"/>
+              <w:right w:type="dxa" w:w="120"/>
+            </w:tcMar>
+          </w:tcPr>
+          <w:p>
+            <w:r>
               <w:t xml:space="preserve">Definição da dupla + entrevista Cocobambu</w:t>
             </w:r>
           </w:p>
         </w:tc>
         <w:tc>
           <w:tcPr>
-            <w:tcW w:type="dxa" w:w="1900"/>
-          </w:tcPr>
-          <w:p>
-            <w:r>
-              <w:rPr>
-                <w:sz w:val="16"/>
-                <w:szCs w:val="16"/>
-              </w:rPr>
+            <w:tcW w:type="dxa" w:w="2400"/>
+            <w:tcMar>
+              <w:top w:type="dxa" w:w="100"/>
+              <w:left w:type="dxa" w:w="120"/>
+              <w:bottom w:type="dxa" w:w="100"/>
+              <w:right w:type="dxa" w:w="120"/>
+            </w:tcMar>
+          </w:tcPr>
+          <w:p>
+            <w:r>
               <w:t xml:space="preserve">Decisão interna (não depende de escopo)</w:t>
             </w:r>
           </w:p>
@@ -1465,55 +1662,63 @@
         <w:tc>
           <w:tcPr>
             <w:tcW w:type="dxa" w:w="700"/>
-          </w:tcPr>
-          <w:p>
-            <w:r>
-              <w:rPr>
-                <w:sz w:val="16"/>
-                <w:szCs w:val="16"/>
-              </w:rPr>
+            <w:tcMar>
+              <w:top w:type="dxa" w:w="100"/>
+              <w:left w:type="dxa" w:w="120"/>
+              <w:bottom w:type="dxa" w:w="100"/>
+              <w:right w:type="dxa" w:w="120"/>
+            </w:tcMar>
+          </w:tcPr>
+          <w:p>
+            <w:r>
               <w:t xml:space="preserve">RN03</w:t>
             </w:r>
           </w:p>
         </w:tc>
         <w:tc>
           <w:tcPr>
-            <w:tcW w:type="dxa" w:w="4000"/>
-          </w:tcPr>
-          <w:p>
-            <w:r>
-              <w:rPr>
-                <w:sz w:val="16"/>
-                <w:szCs w:val="16"/>
-              </w:rPr>
+            <w:tcW w:type="dxa" w:w="3600"/>
+            <w:tcMar>
+              <w:top w:type="dxa" w:w="100"/>
+              <w:left w:type="dxa" w:w="120"/>
+              <w:bottom w:type="dxa" w:w="100"/>
+              <w:right w:type="dxa" w:w="120"/>
+            </w:tcMar>
+          </w:tcPr>
+          <w:p>
+            <w:r>
               <w:t xml:space="preserve">Alocação equilibra faturamento acumulado por garçom, ponderado por praça.</w:t>
             </w:r>
           </w:p>
         </w:tc>
         <w:tc>
           <w:tcPr>
-            <w:tcW w:type="dxa" w:w="2760"/>
-          </w:tcPr>
-          <w:p>
-            <w:r>
-              <w:rPr>
-                <w:sz w:val="16"/>
-                <w:szCs w:val="16"/>
-              </w:rPr>
+            <w:tcW w:type="dxa" w:w="3000"/>
+            <w:tcMar>
+              <w:top w:type="dxa" w:w="100"/>
+              <w:left w:type="dxa" w:w="120"/>
+              <w:bottom w:type="dxa" w:w="100"/>
+              <w:right w:type="dxa" w:w="120"/>
+            </w:tcMar>
+          </w:tcPr>
+          <w:p>
+            <w:r>
               <w:t xml:space="preserve">Proposta da dupla (21/08/2026) — entrevista + questionário</w:t>
             </w:r>
           </w:p>
         </w:tc>
         <w:tc>
           <w:tcPr>
-            <w:tcW w:type="dxa" w:w="1900"/>
-          </w:tcPr>
-          <w:p>
-            <w:r>
-              <w:rPr>
-                <w:sz w:val="16"/>
-                <w:szCs w:val="16"/>
-              </w:rPr>
+            <w:tcW w:type="dxa" w:w="2400"/>
+            <w:tcMar>
+              <w:top w:type="dxa" w:w="100"/>
+              <w:left w:type="dxa" w:w="120"/>
+              <w:bottom w:type="dxa" w:w="100"/>
+              <w:right w:type="dxa" w:w="120"/>
+            </w:tcMar>
+          </w:tcPr>
+          <w:p>
+            <w:r>
               <w:t xml:space="preserve">Decisão interna proposta</w:t>
             </w:r>
           </w:p>
@@ -1523,55 +1728,63 @@
         <w:tc>
           <w:tcPr>
             <w:tcW w:type="dxa" w:w="700"/>
-          </w:tcPr>
-          <w:p>
-            <w:r>
-              <w:rPr>
-                <w:sz w:val="16"/>
-                <w:szCs w:val="16"/>
-              </w:rPr>
+            <w:tcMar>
+              <w:top w:type="dxa" w:w="100"/>
+              <w:left w:type="dxa" w:w="120"/>
+              <w:bottom w:type="dxa" w:w="100"/>
+              <w:right w:type="dxa" w:w="120"/>
+            </w:tcMar>
+          </w:tcPr>
+          <w:p>
+            <w:r>
               <w:t xml:space="preserve">RN04</w:t>
             </w:r>
           </w:p>
         </w:tc>
         <w:tc>
           <w:tcPr>
-            <w:tcW w:type="dxa" w:w="4000"/>
-          </w:tcPr>
-          <w:p>
-            <w:r>
-              <w:rPr>
-                <w:sz w:val="16"/>
-                <w:szCs w:val="16"/>
-              </w:rPr>
+            <w:tcW w:type="dxa" w:w="3600"/>
+            <w:tcMar>
+              <w:top w:type="dxa" w:w="100"/>
+              <w:left w:type="dxa" w:w="120"/>
+              <w:bottom w:type="dxa" w:w="100"/>
+              <w:right w:type="dxa" w:w="120"/>
+            </w:tcMar>
+          </w:tcPr>
+          <w:p>
+            <w:r>
               <w:t xml:space="preserve">Dado pessoal do cliente só acessível por Garçom/Metre na mesa ativa.</w:t>
             </w:r>
           </w:p>
         </w:tc>
         <w:tc>
           <w:tcPr>
-            <w:tcW w:type="dxa" w:w="2760"/>
-          </w:tcPr>
-          <w:p>
-            <w:r>
-              <w:rPr>
-                <w:sz w:val="16"/>
-                <w:szCs w:val="16"/>
-              </w:rPr>
+            <w:tcW w:type="dxa" w:w="3000"/>
+            <w:tcMar>
+              <w:top w:type="dxa" w:w="100"/>
+              <w:left w:type="dxa" w:w="120"/>
+              <w:bottom w:type="dxa" w:w="100"/>
+              <w:right w:type="dxa" w:w="120"/>
+            </w:tcMar>
+          </w:tcPr>
+          <w:p>
+            <w:r>
               <w:t xml:space="preserve">Decisão de design — LGPD (13/08/2026)</w:t>
             </w:r>
           </w:p>
         </w:tc>
         <w:tc>
           <w:tcPr>
-            <w:tcW w:type="dxa" w:w="1900"/>
-          </w:tcPr>
-          <w:p>
-            <w:r>
-              <w:rPr>
-                <w:sz w:val="16"/>
-                <w:szCs w:val="16"/>
-              </w:rPr>
+            <w:tcW w:type="dxa" w:w="2400"/>
+            <w:tcMar>
+              <w:top w:type="dxa" w:w="100"/>
+              <w:left w:type="dxa" w:w="120"/>
+              <w:bottom w:type="dxa" w:w="100"/>
+              <w:right w:type="dxa" w:w="120"/>
+            </w:tcMar>
+          </w:tcPr>
+          <w:p>
+            <w:r>
               <w:t xml:space="preserve">Decisão interna (não depende de escopo)</w:t>
             </w:r>
           </w:p>
@@ -1581,55 +1794,63 @@
         <w:tc>
           <w:tcPr>
             <w:tcW w:type="dxa" w:w="700"/>
-          </w:tcPr>
-          <w:p>
-            <w:r>
-              <w:rPr>
-                <w:sz w:val="16"/>
-                <w:szCs w:val="16"/>
-              </w:rPr>
+            <w:tcMar>
+              <w:top w:type="dxa" w:w="100"/>
+              <w:left w:type="dxa" w:w="120"/>
+              <w:bottom w:type="dxa" w:w="100"/>
+              <w:right w:type="dxa" w:w="120"/>
+            </w:tcMar>
+          </w:tcPr>
+          <w:p>
+            <w:r>
               <w:t xml:space="preserve">RN05</w:t>
             </w:r>
           </w:p>
         </w:tc>
         <w:tc>
           <w:tcPr>
-            <w:tcW w:type="dxa" w:w="4000"/>
-          </w:tcPr>
-          <w:p>
-            <w:r>
-              <w:rPr>
-                <w:sz w:val="16"/>
-                <w:szCs w:val="16"/>
-              </w:rPr>
+            <w:tcW w:type="dxa" w:w="3600"/>
+            <w:tcMar>
+              <w:top w:type="dxa" w:w="100"/>
+              <w:left w:type="dxa" w:w="120"/>
+              <w:bottom w:type="dxa" w:w="100"/>
+              <w:right w:type="dxa" w:w="120"/>
+            </w:tcMar>
+          </w:tcPr>
+          <w:p>
+            <w:r>
               <w:t xml:space="preserve">Proibição de captar atributos sensíveis do cliente para segmentação.</w:t>
             </w:r>
           </w:p>
         </w:tc>
         <w:tc>
           <w:tcPr>
-            <w:tcW w:type="dxa" w:w="2760"/>
-          </w:tcPr>
-          <w:p>
-            <w:r>
-              <w:rPr>
-                <w:sz w:val="16"/>
-                <w:szCs w:val="16"/>
-              </w:rPr>
+            <w:tcW w:type="dxa" w:w="3000"/>
+            <w:tcMar>
+              <w:top w:type="dxa" w:w="100"/>
+              <w:left w:type="dxa" w:w="120"/>
+              <w:bottom w:type="dxa" w:w="100"/>
+              <w:right w:type="dxa" w:w="120"/>
+            </w:tcMar>
+          </w:tcPr>
+          <w:p>
+            <w:r>
               <w:t xml:space="preserve">Decisão de design — LGPD (13/08/2026)</w:t>
             </w:r>
           </w:p>
         </w:tc>
         <w:tc>
           <w:tcPr>
-            <w:tcW w:type="dxa" w:w="1900"/>
-          </w:tcPr>
-          <w:p>
-            <w:r>
-              <w:rPr>
-                <w:sz w:val="16"/>
-                <w:szCs w:val="16"/>
-              </w:rPr>
+            <w:tcW w:type="dxa" w:w="2400"/>
+            <w:tcMar>
+              <w:top w:type="dxa" w:w="100"/>
+              <w:left w:type="dxa" w:w="120"/>
+              <w:bottom w:type="dxa" w:w="100"/>
+              <w:right w:type="dxa" w:w="120"/>
+            </w:tcMar>
+          </w:tcPr>
+          <w:p>
+            <w:r>
               <w:t xml:space="preserve">Decisão interna (não depende de escopo)</w:t>
             </w:r>
           </w:p>
@@ -1639,55 +1860,63 @@
         <w:tc>
           <w:tcPr>
             <w:tcW w:type="dxa" w:w="700"/>
-          </w:tcPr>
-          <w:p>
-            <w:r>
-              <w:rPr>
-                <w:sz w:val="16"/>
-                <w:szCs w:val="16"/>
-              </w:rPr>
+            <w:tcMar>
+              <w:top w:type="dxa" w:w="100"/>
+              <w:left w:type="dxa" w:w="120"/>
+              <w:bottom w:type="dxa" w:w="100"/>
+              <w:right w:type="dxa" w:w="120"/>
+            </w:tcMar>
+          </w:tcPr>
+          <w:p>
+            <w:r>
               <w:t xml:space="preserve">—</w:t>
             </w:r>
           </w:p>
         </w:tc>
         <w:tc>
           <w:tcPr>
-            <w:tcW w:type="dxa" w:w="4000"/>
-          </w:tcPr>
-          <w:p>
-            <w:r>
-              <w:rPr>
-                <w:sz w:val="16"/>
-                <w:szCs w:val="16"/>
-              </w:rPr>
+            <w:tcW w:type="dxa" w:w="3600"/>
+            <w:tcMar>
+              <w:top w:type="dxa" w:w="100"/>
+              <w:left w:type="dxa" w:w="120"/>
+              <w:bottom w:type="dxa" w:w="100"/>
+              <w:right w:type="dxa" w:w="120"/>
+            </w:tcMar>
+          </w:tcPr>
+          <w:p>
+            <w:r>
               <w:t xml:space="preserve">Integração com a cozinha (acesso a pedidos, confirmação de preparo).</w:t>
             </w:r>
           </w:p>
         </w:tc>
         <w:tc>
           <w:tcPr>
-            <w:tcW w:type="dxa" w:w="2760"/>
-          </w:tcPr>
-          <w:p>
-            <w:r>
-              <w:rPr>
-                <w:sz w:val="16"/>
-                <w:szCs w:val="16"/>
-              </w:rPr>
+            <w:tcW w:type="dxa" w:w="3000"/>
+            <w:tcMar>
+              <w:top w:type="dxa" w:w="100"/>
+              <w:left w:type="dxa" w:w="120"/>
+              <w:bottom w:type="dxa" w:w="100"/>
+              <w:right w:type="dxa" w:w="120"/>
+            </w:tcMar>
+          </w:tcPr>
+          <w:p>
+            <w:r>
               <w:t xml:space="preserve">Decisão da dupla (21/08/2026)</w:t>
             </w:r>
           </w:p>
         </w:tc>
         <w:tc>
           <w:tcPr>
-            <w:tcW w:type="dxa" w:w="1900"/>
-          </w:tcPr>
-          <w:p>
-            <w:r>
-              <w:rPr>
-                <w:sz w:val="16"/>
-                <w:szCs w:val="16"/>
-              </w:rPr>
+            <w:tcW w:type="dxa" w:w="2400"/>
+            <w:tcMar>
+              <w:top w:type="dxa" w:w="100"/>
+              <w:left w:type="dxa" w:w="120"/>
+              <w:bottom w:type="dxa" w:w="100"/>
+              <w:right w:type="dxa" w:w="120"/>
+            </w:tcMar>
+          </w:tcPr>
+          <w:p>
+            <w:r>
               <w:t xml:space="preserve">Fora do escopo do TG — feature pós-defesa</w:t>
             </w:r>
           </w:p>
@@ -1697,55 +1926,63 @@
         <w:tc>
           <w:tcPr>
             <w:tcW w:type="dxa" w:w="700"/>
-          </w:tcPr>
-          <w:p>
-            <w:r>
-              <w:rPr>
-                <w:sz w:val="16"/>
-                <w:szCs w:val="16"/>
-              </w:rPr>
+            <w:tcMar>
+              <w:top w:type="dxa" w:w="100"/>
+              <w:left w:type="dxa" w:w="120"/>
+              <w:bottom w:type="dxa" w:w="100"/>
+              <w:right w:type="dxa" w:w="120"/>
+            </w:tcMar>
+          </w:tcPr>
+          <w:p>
+            <w:r>
               <w:t xml:space="preserve">—</w:t>
             </w:r>
           </w:p>
         </w:tc>
         <w:tc>
           <w:tcPr>
-            <w:tcW w:type="dxa" w:w="4000"/>
-          </w:tcPr>
-          <w:p>
-            <w:r>
-              <w:rPr>
-                <w:sz w:val="16"/>
-                <w:szCs w:val="16"/>
-              </w:rPr>
+            <w:tcW w:type="dxa" w:w="3600"/>
+            <w:tcMar>
+              <w:top w:type="dxa" w:w="100"/>
+              <w:left w:type="dxa" w:w="120"/>
+              <w:bottom w:type="dxa" w:w="100"/>
+              <w:right w:type="dxa" w:w="120"/>
+            </w:tcMar>
+          </w:tcPr>
+          <w:p>
+            <w:r>
               <w:t xml:space="preserve">Lista de pendências do garçom como feature autônoma (além do RF03).</w:t>
             </w:r>
           </w:p>
         </w:tc>
         <w:tc>
           <w:tcPr>
-            <w:tcW w:type="dxa" w:w="2760"/>
-          </w:tcPr>
-          <w:p>
-            <w:r>
-              <w:rPr>
-                <w:sz w:val="16"/>
-                <w:szCs w:val="16"/>
-              </w:rPr>
+            <w:tcW w:type="dxa" w:w="3000"/>
+            <w:tcMar>
+              <w:top w:type="dxa" w:w="100"/>
+              <w:left w:type="dxa" w:w="120"/>
+              <w:bottom w:type="dxa" w:w="100"/>
+              <w:right w:type="dxa" w:w="120"/>
+            </w:tcMar>
+          </w:tcPr>
+          <w:p>
+            <w:r>
               <w:t xml:space="preserve">Entrevista Cocobambu (achado espontâneo)</w:t>
             </w:r>
           </w:p>
         </w:tc>
         <w:tc>
           <w:tcPr>
-            <w:tcW w:type="dxa" w:w="1900"/>
-          </w:tcPr>
-          <w:p>
-            <w:r>
-              <w:rPr>
-                <w:sz w:val="16"/>
-                <w:szCs w:val="16"/>
-              </w:rPr>
+            <w:tcW w:type="dxa" w:w="2400"/>
+            <w:tcMar>
+              <w:top w:type="dxa" w:w="100"/>
+              <w:left w:type="dxa" w:w="120"/>
+              <w:bottom w:type="dxa" w:w="100"/>
+              <w:right w:type="dxa" w:w="120"/>
+            </w:tcMar>
+          </w:tcPr>
+          <w:p>
+            <w:r>
               <w:t xml:space="preserve">Validado como extra opcional</w:t>
             </w:r>
           </w:p>
@@ -1755,7 +1992,7 @@
     <w:p>
       <w:pPr>
         <w:pStyle w:val="Heading1"/>
-        <w:spacing w:after="160" w:before="320"/>
+        <w:spacing w:after="150" w:before="300"/>
       </w:pPr>
       <w:r>
         <w:t xml:space="preserve">4. Observações</w:t>
@@ -1763,7 +2000,7 @@
     </w:p>
     <w:p>
       <w:pPr>
-        <w:spacing w:after="160"/>
+        <w:spacing w:after="200"/>
       </w:pPr>
       <w:r>
         <w:t xml:space="preserve">O foco de esforço e de defesa na banca continua nos quatro blocos analíticos (RF06–RF12, RN03–RN05 e KPIs da seção 3 do Requisitos_RN.docx). Itens "Validado como adicional" são necessários para o TG funcionar de ponta a ponta, mas não devem consumir desproporcionalmente o tempo de desenvolvimento em relação aos blocos analíticos. Itens "Validado como extra opcional" só devem ser iniciados depois que o núcleo (comandas + os 4 blocos) estiver com um MVP apresentável.</w:t>
@@ -1771,24 +2008,19 @@
     </w:p>
     <w:p>
       <w:pPr>
-        <w:pBdr>
-          <w:left w:val="single" w:color="999999" w:sz="12" w:space="8"/>
-        </w:pBdr>
-        <w:spacing w:after="200" w:before="120"/>
-        <w:ind w:left="200"/>
+        <w:spacing w:after="200"/>
       </w:pPr>
       <w:r>
         <w:rPr>
           <w:i/>
           <w:iCs/>
-          <w:color w:val="555555"/>
         </w:rPr>
         <w:t xml:space="preserve">RN03 segue como prioridade de fechamento: a estrutura da regra foi proposta e documentada, mas os pesos exatos (quanto o histórico da praça pesa vs. o acumulado do garçom) ainda não foram testados com dado real ou simulado — não tratar como número fechado até essa calibração.</w:t>
       </w:r>
     </w:p>
     <w:sectPr>
-      <w:pgSz w:w="11906" w:h="16838" w:orient="portrait"/>
-      <w:pgMar w:top="1134" w:right="1134" w:bottom="1134" w:left="1134" w:header="708" w:footer="708" w:gutter="0"/>
+      <w:pgSz w:w="12240" w:h="15840" w:orient="portrait"/>
+      <w:pgMar w:top="1440" w:right="1440" w:bottom="1440" w:left="1440" w:header="708" w:footer="708" w:gutter="0"/>
       <w:pgNumType/>
       <w:docGrid w:linePitch="360"/>
     </w:sectPr>
@@ -1960,23 +2192,8 @@
       </w:pPr>
     </w:lvl>
   </w:abstractNum>
-  <w:abstractNum w:abstractNumId="2" w15:restartNumberingAfterBreak="0">
-    <w:multiLevelType w:val="hybridMultilevel"/>
-    <w:lvl w:ilvl="0" w15:tentative="1">
-      <w:start w:val="1"/>
-      <w:numFmt w:val="bullet"/>
-      <w:lvlText w:val="•"/>
-      <w:lvlJc w:val="left"/>
-    </w:lvl>
-  </w:abstractNum>
   <w:num w:numId="1">
     <w:abstractNumId w:val="1"/>
-    <w:lvlOverride w:ilvl="0">
-      <w:startOverride w:val="1"/>
-    </w:lvlOverride>
-  </w:num>
-  <w:num w:numId="2">
-    <w:abstractNumId w:val="2"/>
     <w:lvlOverride w:ilvl="0">
       <w:startOverride w:val="1"/>
     </w:lvlOverride>

--- a/docs/requisitos/GASTRA_Matriz_Rastreabilidade.docx
+++ b/docs/requisitos/GASTRA_Matriz_Rastreabilidade.docx
@@ -100,12 +100,6 @@
         <w:gridCol w:w="1984"/>
       </w:tblGrid>
       <w:tr>
-        <w:tblPrEx>
-          <w:tblCellMar>
-            <w:top w:w="0" w:type="dxa"/>
-            <w:bottom w:w="0" w:type="dxa"/>
-          </w:tblCellMar>
-        </w:tblPrEx>
         <w:trPr>
           <w:tblHeader/>
         </w:trPr>
@@ -279,12 +273,6 @@
         </w:tc>
       </w:tr>
       <w:tr>
-        <w:tblPrEx>
-          <w:tblCellMar>
-            <w:top w:w="0" w:type="dxa"/>
-            <w:bottom w:w="0" w:type="dxa"/>
-          </w:tblCellMar>
-        </w:tblPrEx>
         <w:tc>
           <w:tcPr>
             <w:tcW w:w="1000" w:type="dxa"/>
@@ -372,6 +360,13 @@
               </w:rPr>
               <w:t>US07</w:t>
             </w:r>
+            <w:r>
+              <w:rPr>
+                <w:sz w:val="18"/>
+                <w:szCs w:val="18"/>
+              </w:rPr>
+              <w:t>; UC10</w:t>
+            </w:r>
           </w:p>
         </w:tc>
         <w:tc>
@@ -422,12 +417,6 @@
         </w:tc>
       </w:tr>
       <w:tr>
-        <w:tblPrEx>
-          <w:tblCellMar>
-            <w:top w:w="0" w:type="dxa"/>
-            <w:bottom w:w="0" w:type="dxa"/>
-          </w:tblCellMar>
-        </w:tblPrEx>
         <w:tc>
           <w:tcPr>
             <w:tcW w:w="1000" w:type="dxa"/>
@@ -515,6 +504,13 @@
               </w:rPr>
               <w:t>US08; RN01</w:t>
             </w:r>
+            <w:r>
+              <w:rPr>
+                <w:sz w:val="18"/>
+                <w:szCs w:val="18"/>
+              </w:rPr>
+              <w:t>; UC11</w:t>
+            </w:r>
           </w:p>
         </w:tc>
         <w:tc>
@@ -565,12 +561,6 @@
         </w:tc>
       </w:tr>
       <w:tr>
-        <w:tblPrEx>
-          <w:tblCellMar>
-            <w:top w:w="0" w:type="dxa"/>
-            <w:bottom w:w="0" w:type="dxa"/>
-          </w:tblCellMar>
-        </w:tblPrEx>
         <w:tc>
           <w:tcPr>
             <w:tcW w:w="1000" w:type="dxa"/>
@@ -658,6 +648,13 @@
               </w:rPr>
               <w:t>US09; RN02</w:t>
             </w:r>
+            <w:r>
+              <w:rPr>
+                <w:sz w:val="18"/>
+                <w:szCs w:val="18"/>
+              </w:rPr>
+              <w:t>; UC12</w:t>
+            </w:r>
           </w:p>
         </w:tc>
         <w:tc>
@@ -708,12 +705,6 @@
         </w:tc>
       </w:tr>
       <w:tr>
-        <w:tblPrEx>
-          <w:tblCellMar>
-            <w:top w:w="0" w:type="dxa"/>
-            <w:bottom w:w="0" w:type="dxa"/>
-          </w:tblCellMar>
-        </w:tblPrEx>
         <w:tc>
           <w:tcPr>
             <w:tcW w:w="1000" w:type="dxa"/>
@@ -801,6 +792,13 @@
               </w:rPr>
               <w:t>US10</w:t>
             </w:r>
+            <w:r>
+              <w:rPr>
+                <w:sz w:val="18"/>
+                <w:szCs w:val="18"/>
+              </w:rPr>
+              <w:t>; UC14</w:t>
+            </w:r>
           </w:p>
         </w:tc>
         <w:tc>
@@ -851,12 +849,6 @@
         </w:tc>
       </w:tr>
       <w:tr>
-        <w:tblPrEx>
-          <w:tblCellMar>
-            <w:top w:w="0" w:type="dxa"/>
-            <w:bottom w:w="0" w:type="dxa"/>
-          </w:tblCellMar>
-        </w:tblPrEx>
         <w:tc>
           <w:tcPr>
             <w:tcW w:w="1000" w:type="dxa"/>
@@ -960,6 +952,13 @@
               </w:rPr>
               <w:t>US12</w:t>
             </w:r>
+            <w:r>
+              <w:rPr>
+                <w:sz w:val="18"/>
+                <w:szCs w:val="18"/>
+              </w:rPr>
+              <w:t>; UC19</w:t>
+            </w:r>
           </w:p>
         </w:tc>
         <w:tc>
@@ -1010,12 +1009,6 @@
         </w:tc>
       </w:tr>
       <w:tr>
-        <w:tblPrEx>
-          <w:tblCellMar>
-            <w:top w:w="0" w:type="dxa"/>
-            <w:bottom w:w="0" w:type="dxa"/>
-          </w:tblCellMar>
-        </w:tblPrEx>
         <w:tc>
           <w:tcPr>
             <w:tcW w:w="1000" w:type="dxa"/>
@@ -1103,6 +1096,20 @@
               </w:rPr>
               <w:t>US01; RN03</w:t>
             </w:r>
+            <w:r>
+              <w:rPr>
+                <w:sz w:val="18"/>
+                <w:szCs w:val="18"/>
+              </w:rPr>
+              <w:t>; UC</w:t>
+            </w:r>
+            <w:r>
+              <w:rPr>
+                <w:sz w:val="18"/>
+                <w:szCs w:val="18"/>
+              </w:rPr>
+              <w:t>15</w:t>
+            </w:r>
           </w:p>
         </w:tc>
         <w:tc>
@@ -1153,12 +1160,6 @@
         </w:tc>
       </w:tr>
       <w:tr>
-        <w:tblPrEx>
-          <w:tblCellMar>
-            <w:top w:w="0" w:type="dxa"/>
-            <w:bottom w:w="0" w:type="dxa"/>
-          </w:tblCellMar>
-        </w:tblPrEx>
         <w:tc>
           <w:tcPr>
             <w:tcW w:w="1000" w:type="dxa"/>
@@ -1246,6 +1247,20 @@
               </w:rPr>
               <w:t>US02</w:t>
             </w:r>
+            <w:r>
+              <w:rPr>
+                <w:sz w:val="18"/>
+                <w:szCs w:val="18"/>
+              </w:rPr>
+              <w:t>; UC21</w:t>
+            </w:r>
+            <w:r>
+              <w:rPr>
+                <w:sz w:val="18"/>
+                <w:szCs w:val="18"/>
+              </w:rPr>
+              <w:t>; UC22</w:t>
+            </w:r>
           </w:p>
         </w:tc>
         <w:tc>
@@ -1296,12 +1311,6 @@
         </w:tc>
       </w:tr>
       <w:tr>
-        <w:tblPrEx>
-          <w:tblCellMar>
-            <w:top w:w="0" w:type="dxa"/>
-            <w:bottom w:w="0" w:type="dxa"/>
-          </w:tblCellMar>
-        </w:tblPrEx>
         <w:tc>
           <w:tcPr>
             <w:tcW w:w="1000" w:type="dxa"/>
@@ -1439,12 +1448,6 @@
         </w:tc>
       </w:tr>
       <w:tr>
-        <w:tblPrEx>
-          <w:tblCellMar>
-            <w:top w:w="0" w:type="dxa"/>
-            <w:bottom w:w="0" w:type="dxa"/>
-          </w:tblCellMar>
-        </w:tblPrEx>
         <w:tc>
           <w:tcPr>
             <w:tcW w:w="1000" w:type="dxa"/>
@@ -1532,6 +1535,13 @@
               </w:rPr>
               <w:t>US04</w:t>
             </w:r>
+            <w:r>
+              <w:rPr>
+                <w:sz w:val="18"/>
+                <w:szCs w:val="18"/>
+              </w:rPr>
+              <w:t>; UC18</w:t>
+            </w:r>
           </w:p>
         </w:tc>
         <w:tc>
@@ -1582,12 +1592,6 @@
         </w:tc>
       </w:tr>
       <w:tr>
-        <w:tblPrEx>
-          <w:tblCellMar>
-            <w:top w:w="0" w:type="dxa"/>
-            <w:bottom w:w="0" w:type="dxa"/>
-          </w:tblCellMar>
-        </w:tblPrEx>
         <w:tc>
           <w:tcPr>
             <w:tcW w:w="1000" w:type="dxa"/>
@@ -1676,6 +1680,13 @@
               </w:rPr>
               <w:t>US05</w:t>
             </w:r>
+            <w:r>
+              <w:rPr>
+                <w:sz w:val="18"/>
+                <w:szCs w:val="18"/>
+              </w:rPr>
+              <w:t>; UC16</w:t>
+            </w:r>
           </w:p>
         </w:tc>
         <w:tc>
@@ -1726,12 +1737,6 @@
         </w:tc>
       </w:tr>
       <w:tr>
-        <w:tblPrEx>
-          <w:tblCellMar>
-            <w:top w:w="0" w:type="dxa"/>
-            <w:bottom w:w="0" w:type="dxa"/>
-          </w:tblCellMar>
-        </w:tblPrEx>
         <w:tc>
           <w:tcPr>
             <w:tcW w:w="1000" w:type="dxa"/>
@@ -1819,6 +1824,13 @@
               </w:rPr>
               <w:t>US06</w:t>
             </w:r>
+            <w:r>
+              <w:rPr>
+                <w:sz w:val="18"/>
+                <w:szCs w:val="18"/>
+              </w:rPr>
+              <w:t>; UC17</w:t>
+            </w:r>
           </w:p>
         </w:tc>
         <w:tc>
@@ -1869,12 +1881,6 @@
         </w:tc>
       </w:tr>
       <w:tr>
-        <w:tblPrEx>
-          <w:tblCellMar>
-            <w:top w:w="0" w:type="dxa"/>
-            <w:bottom w:w="0" w:type="dxa"/>
-          </w:tblCellMar>
-        </w:tblPrEx>
         <w:tc>
           <w:tcPr>
             <w:tcW w:w="1000" w:type="dxa"/>
@@ -2017,12 +2023,6 @@
         </w:tc>
       </w:tr>
       <w:tr>
-        <w:tblPrEx>
-          <w:tblCellMar>
-            <w:top w:w="0" w:type="dxa"/>
-            <w:bottom w:w="0" w:type="dxa"/>
-          </w:tblCellMar>
-        </w:tblPrEx>
         <w:tc>
           <w:tcPr>
             <w:tcW w:w="1000" w:type="dxa"/>
@@ -2110,6 +2110,13 @@
               </w:rPr>
               <w:t>US13</w:t>
             </w:r>
+            <w:r>
+              <w:rPr>
+                <w:sz w:val="18"/>
+                <w:szCs w:val="18"/>
+              </w:rPr>
+              <w:t>; UC20</w:t>
+            </w:r>
           </w:p>
         </w:tc>
         <w:tc>
@@ -2160,12 +2167,6 @@
         </w:tc>
       </w:tr>
       <w:tr>
-        <w:tblPrEx>
-          <w:tblCellMar>
-            <w:top w:w="0" w:type="dxa"/>
-            <w:bottom w:w="0" w:type="dxa"/>
-          </w:tblCellMar>
-        </w:tblPrEx>
         <w:tc>
           <w:tcPr>
             <w:tcW w:w="1000" w:type="dxa"/>
@@ -2253,6 +2254,13 @@
               </w:rPr>
               <w:t>US11</w:t>
             </w:r>
+            <w:r>
+              <w:rPr>
+                <w:sz w:val="18"/>
+                <w:szCs w:val="18"/>
+              </w:rPr>
+              <w:t>; UC13</w:t>
+            </w:r>
           </w:p>
         </w:tc>
         <w:tc>
@@ -2303,12 +2311,6 @@
         </w:tc>
       </w:tr>
       <w:tr>
-        <w:tblPrEx>
-          <w:tblCellMar>
-            <w:top w:w="0" w:type="dxa"/>
-            <w:bottom w:w="0" w:type="dxa"/>
-          </w:tblCellMar>
-        </w:tblPrEx>
         <w:tc>
           <w:tcPr>
             <w:tcW w:w="1000" w:type="dxa"/>
@@ -2323,15 +2325,21 @@
           <w:p>
             <w:pPr>
               <w:jc w:val="center"/>
-            </w:pPr>
-            <w:r>
               <w:rPr>
                 <w:b/>
                 <w:bCs/>
                 <w:sz w:val="18"/>
                 <w:szCs w:val="18"/>
               </w:rPr>
-              <w:t>RNF01</w:t>
+            </w:pPr>
+            <w:r>
+              <w:rPr>
+                <w:b/>
+                <w:bCs/>
+                <w:sz w:val="18"/>
+                <w:szCs w:val="18"/>
+              </w:rPr>
+              <w:t>RF15</w:t>
             </w:r>
           </w:p>
         </w:tc>
@@ -2347,12 +2355,18 @@
             <w:vAlign w:val="center"/>
           </w:tcPr>
           <w:p>
-            <w:r>
-              <w:rPr>
-                <w:sz w:val="18"/>
-                <w:szCs w:val="18"/>
-              </w:rPr>
-              <w:t>O sistema deve refletir um novo pedido registrado na comanda em, no máximo, 2 segundos.</w:t>
+            <w:pPr>
+              <w:rPr>
+                <w:sz w:val="18"/>
+                <w:szCs w:val="18"/>
+              </w:rPr>
+            </w:pPr>
+            <w:r>
+              <w:rPr>
+                <w:sz w:val="18"/>
+                <w:szCs w:val="18"/>
+              </w:rPr>
+              <w:t>O sistema deve permitir que o usuário se autentique com e-mail e senha para acessar o sistema.</w:t>
             </w:r>
           </w:p>
         </w:tc>
@@ -2368,12 +2382,18 @@
             <w:vAlign w:val="center"/>
           </w:tcPr>
           <w:p>
-            <w:r>
-              <w:rPr>
-                <w:sz w:val="18"/>
-                <w:szCs w:val="18"/>
-              </w:rPr>
-              <w:t>Questionário Cliente + entrevista + referencial Nielsen</w:t>
+            <w:pPr>
+              <w:rPr>
+                <w:sz w:val="18"/>
+                <w:szCs w:val="18"/>
+              </w:rPr>
+            </w:pPr>
+            <w:r>
+              <w:rPr>
+                <w:sz w:val="18"/>
+                <w:szCs w:val="18"/>
+              </w:rPr>
+              <w:t>Decisão da dupla</w:t>
             </w:r>
           </w:p>
         </w:tc>
@@ -2389,12 +2409,32 @@
             <w:vAlign w:val="center"/>
           </w:tcPr>
           <w:p>
-            <w:r>
-              <w:rPr>
-                <w:sz w:val="18"/>
-                <w:szCs w:val="18"/>
-              </w:rPr>
-              <w:t>RF01–RF04</w:t>
+            <w:pPr>
+              <w:rPr>
+                <w:sz w:val="18"/>
+                <w:szCs w:val="18"/>
+              </w:rPr>
+            </w:pPr>
+            <w:r>
+              <w:rPr>
+                <w:sz w:val="18"/>
+                <w:szCs w:val="18"/>
+              </w:rPr>
+              <w:t>US14; RN06</w:t>
+            </w:r>
+            <w:r>
+              <w:rPr>
+                <w:sz w:val="18"/>
+                <w:szCs w:val="18"/>
+              </w:rPr>
+              <w:t xml:space="preserve">; </w:t>
+            </w:r>
+            <w:r>
+              <w:rPr>
+                <w:sz w:val="18"/>
+                <w:szCs w:val="18"/>
+              </w:rPr>
+              <w:t>UC01</w:t>
             </w:r>
           </w:p>
         </w:tc>
@@ -2410,12 +2450,18 @@
             <w:vAlign w:val="center"/>
           </w:tcPr>
           <w:p>
-            <w:r>
-              <w:rPr>
-                <w:sz w:val="18"/>
-                <w:szCs w:val="18"/>
-              </w:rPr>
-              <w:t>Questionário + Entrevista + Referencial bibliográfico</w:t>
+            <w:pPr>
+              <w:rPr>
+                <w:sz w:val="18"/>
+                <w:szCs w:val="18"/>
+              </w:rPr>
+            </w:pPr>
+            <w:r>
+              <w:rPr>
+                <w:sz w:val="18"/>
+                <w:szCs w:val="18"/>
+              </w:rPr>
+              <w:t>Decisão interna</w:t>
             </w:r>
           </w:p>
         </w:tc>
@@ -2434,6 +2480,10 @@
           <w:p>
             <w:pPr>
               <w:jc w:val="center"/>
+              <w:rPr>
+                <w:sz w:val="18"/>
+                <w:szCs w:val="18"/>
+              </w:rPr>
             </w:pPr>
             <w:r>
               <w:rPr>
@@ -2446,12 +2496,6 @@
         </w:tc>
       </w:tr>
       <w:tr>
-        <w:tblPrEx>
-          <w:tblCellMar>
-            <w:top w:w="0" w:type="dxa"/>
-            <w:bottom w:w="0" w:type="dxa"/>
-          </w:tblCellMar>
-        </w:tblPrEx>
         <w:tc>
           <w:tcPr>
             <w:tcW w:w="1000" w:type="dxa"/>
@@ -2466,15 +2510,21 @@
           <w:p>
             <w:pPr>
               <w:jc w:val="center"/>
-            </w:pPr>
-            <w:r>
               <w:rPr>
                 <w:b/>
                 <w:bCs/>
                 <w:sz w:val="18"/>
                 <w:szCs w:val="18"/>
               </w:rPr>
-              <w:t>RNF02</w:t>
+            </w:pPr>
+            <w:r>
+              <w:rPr>
+                <w:b/>
+                <w:bCs/>
+                <w:sz w:val="18"/>
+                <w:szCs w:val="18"/>
+              </w:rPr>
+              <w:t>RF16</w:t>
             </w:r>
           </w:p>
         </w:tc>
@@ -2490,12 +2540,18 @@
             <w:vAlign w:val="center"/>
           </w:tcPr>
           <w:p>
-            <w:r>
-              <w:rPr>
-                <w:sz w:val="18"/>
-                <w:szCs w:val="18"/>
-              </w:rPr>
-              <w:t>A interface de comanda do Garçom deve permitir abrir mesa e registrar pedido em, no máximo, 5 toques.</w:t>
+            <w:pPr>
+              <w:rPr>
+                <w:sz w:val="18"/>
+                <w:szCs w:val="18"/>
+              </w:rPr>
+            </w:pPr>
+            <w:r>
+              <w:rPr>
+                <w:sz w:val="18"/>
+                <w:szCs w:val="18"/>
+              </w:rPr>
+              <w:t>O sistema deve exigir uma segunda etapa de verificação via aplicativo autenticador (TOTP), após a autenticação por senha, para usuários com papel Gerente ou Coordenador.</w:t>
             </w:r>
           </w:p>
         </w:tc>
@@ -2511,12 +2567,18 @@
             <w:vAlign w:val="center"/>
           </w:tcPr>
           <w:p>
-            <w:r>
-              <w:rPr>
-                <w:sz w:val="18"/>
-                <w:szCs w:val="18"/>
-              </w:rPr>
-              <w:t>Questionário Cliente (n=13) + referencial Nielsen</w:t>
+            <w:pPr>
+              <w:rPr>
+                <w:sz w:val="18"/>
+                <w:szCs w:val="18"/>
+              </w:rPr>
+            </w:pPr>
+            <w:r>
+              <w:rPr>
+                <w:sz w:val="18"/>
+                <w:szCs w:val="18"/>
+              </w:rPr>
+              <w:t>Decisão da dupla</w:t>
             </w:r>
           </w:p>
         </w:tc>
@@ -2532,12 +2594,25 @@
             <w:vAlign w:val="center"/>
           </w:tcPr>
           <w:p>
-            <w:r>
-              <w:rPr>
-                <w:sz w:val="18"/>
-                <w:szCs w:val="18"/>
-              </w:rPr>
-              <w:t>RF01–RF04</w:t>
+            <w:pPr>
+              <w:rPr>
+                <w:sz w:val="18"/>
+                <w:szCs w:val="18"/>
+              </w:rPr>
+            </w:pPr>
+            <w:r>
+              <w:rPr>
+                <w:sz w:val="18"/>
+                <w:szCs w:val="18"/>
+              </w:rPr>
+              <w:t>US15; RN07</w:t>
+            </w:r>
+            <w:r>
+              <w:rPr>
+                <w:sz w:val="18"/>
+                <w:szCs w:val="18"/>
+              </w:rPr>
+              <w:t>; UC02</w:t>
             </w:r>
           </w:p>
         </w:tc>
@@ -2553,12 +2628,18 @@
             <w:vAlign w:val="center"/>
           </w:tcPr>
           <w:p>
-            <w:r>
-              <w:rPr>
-                <w:sz w:val="18"/>
-                <w:szCs w:val="18"/>
-              </w:rPr>
-              <w:t>Questionário + Referencial bibliográfico</w:t>
+            <w:pPr>
+              <w:rPr>
+                <w:sz w:val="18"/>
+                <w:szCs w:val="18"/>
+              </w:rPr>
+            </w:pPr>
+            <w:r>
+              <w:rPr>
+                <w:sz w:val="18"/>
+                <w:szCs w:val="18"/>
+              </w:rPr>
+              <w:t>Decisão interna</w:t>
             </w:r>
           </w:p>
         </w:tc>
@@ -2577,6 +2658,10 @@
           <w:p>
             <w:pPr>
               <w:jc w:val="center"/>
+              <w:rPr>
+                <w:sz w:val="18"/>
+                <w:szCs w:val="18"/>
+              </w:rPr>
             </w:pPr>
             <w:r>
               <w:rPr>
@@ -2589,12 +2674,6 @@
         </w:tc>
       </w:tr>
       <w:tr>
-        <w:tblPrEx>
-          <w:tblCellMar>
-            <w:top w:w="0" w:type="dxa"/>
-            <w:bottom w:w="0" w:type="dxa"/>
-          </w:tblCellMar>
-        </w:tblPrEx>
         <w:tc>
           <w:tcPr>
             <w:tcW w:w="1000" w:type="dxa"/>
@@ -2609,15 +2688,21 @@
           <w:p>
             <w:pPr>
               <w:jc w:val="center"/>
-            </w:pPr>
-            <w:r>
               <w:rPr>
                 <w:b/>
                 <w:bCs/>
                 <w:sz w:val="18"/>
                 <w:szCs w:val="18"/>
               </w:rPr>
-              <w:t>RNF03</w:t>
+            </w:pPr>
+            <w:r>
+              <w:rPr>
+                <w:b/>
+                <w:bCs/>
+                <w:sz w:val="18"/>
+                <w:szCs w:val="18"/>
+              </w:rPr>
+              <w:t>RF17</w:t>
             </w:r>
           </w:p>
         </w:tc>
@@ -2633,12 +2718,34 @@
             <w:vAlign w:val="center"/>
           </w:tcPr>
           <w:p>
-            <w:r>
-              <w:rPr>
-                <w:sz w:val="18"/>
-                <w:szCs w:val="18"/>
-              </w:rPr>
-              <w:t>Dados pessoais do cliente devem ser armazenados com minimização e acesso restrito por papel.</w:t>
+            <w:pPr>
+              <w:rPr>
+                <w:sz w:val="18"/>
+                <w:szCs w:val="18"/>
+              </w:rPr>
+            </w:pPr>
+            <w:r>
+              <w:rPr>
+                <w:sz w:val="18"/>
+                <w:szCs w:val="18"/>
+              </w:rPr>
+              <w:t>O sistema deve permitir que o usuário autenticado encerre sua sessão (</w:t>
+            </w:r>
+            <w:proofErr w:type="spellStart"/>
+            <w:r>
+              <w:rPr>
+                <w:sz w:val="18"/>
+                <w:szCs w:val="18"/>
+              </w:rPr>
+              <w:t>logoff</w:t>
+            </w:r>
+            <w:proofErr w:type="spellEnd"/>
+            <w:r>
+              <w:rPr>
+                <w:sz w:val="18"/>
+                <w:szCs w:val="18"/>
+              </w:rPr>
+              <w:t>).</w:t>
             </w:r>
           </w:p>
         </w:tc>
@@ -2654,12 +2761,18 @@
             <w:vAlign w:val="center"/>
           </w:tcPr>
           <w:p>
-            <w:r>
-              <w:rPr>
-                <w:sz w:val="18"/>
-                <w:szCs w:val="18"/>
-              </w:rPr>
-              <w:t>Decisão de design — LGPD</w:t>
+            <w:pPr>
+              <w:rPr>
+                <w:sz w:val="18"/>
+                <w:szCs w:val="18"/>
+              </w:rPr>
+            </w:pPr>
+            <w:r>
+              <w:rPr>
+                <w:sz w:val="18"/>
+                <w:szCs w:val="18"/>
+              </w:rPr>
+              <w:t>Decisão da dupla</w:t>
             </w:r>
           </w:p>
         </w:tc>
@@ -2675,12 +2788,25 @@
             <w:vAlign w:val="center"/>
           </w:tcPr>
           <w:p>
-            <w:r>
-              <w:rPr>
-                <w:sz w:val="18"/>
-                <w:szCs w:val="18"/>
-              </w:rPr>
-              <w:t>RN04; RN05</w:t>
+            <w:pPr>
+              <w:rPr>
+                <w:sz w:val="18"/>
+                <w:szCs w:val="18"/>
+              </w:rPr>
+            </w:pPr>
+            <w:r>
+              <w:rPr>
+                <w:sz w:val="18"/>
+                <w:szCs w:val="18"/>
+              </w:rPr>
+              <w:t>US16</w:t>
+            </w:r>
+            <w:r>
+              <w:rPr>
+                <w:sz w:val="18"/>
+                <w:szCs w:val="18"/>
+              </w:rPr>
+              <w:t>; UC03</w:t>
             </w:r>
           </w:p>
         </w:tc>
@@ -2696,6 +2822,12 @@
             <w:vAlign w:val="center"/>
           </w:tcPr>
           <w:p>
+            <w:pPr>
+              <w:rPr>
+                <w:sz w:val="18"/>
+                <w:szCs w:val="18"/>
+              </w:rPr>
+            </w:pPr>
             <w:r>
               <w:rPr>
                 <w:sz w:val="18"/>
@@ -2720,6 +2852,10 @@
           <w:p>
             <w:pPr>
               <w:jc w:val="center"/>
+              <w:rPr>
+                <w:sz w:val="18"/>
+                <w:szCs w:val="18"/>
+              </w:rPr>
             </w:pPr>
             <w:r>
               <w:rPr>
@@ -2732,12 +2868,6 @@
         </w:tc>
       </w:tr>
       <w:tr>
-        <w:tblPrEx>
-          <w:tblCellMar>
-            <w:top w:w="0" w:type="dxa"/>
-            <w:bottom w:w="0" w:type="dxa"/>
-          </w:tblCellMar>
-        </w:tblPrEx>
         <w:tc>
           <w:tcPr>
             <w:tcW w:w="1000" w:type="dxa"/>
@@ -2752,15 +2882,21 @@
           <w:p>
             <w:pPr>
               <w:jc w:val="center"/>
-            </w:pPr>
-            <w:r>
               <w:rPr>
                 <w:b/>
                 <w:bCs/>
                 <w:sz w:val="18"/>
                 <w:szCs w:val="18"/>
               </w:rPr>
-              <w:t>RNF04</w:t>
+            </w:pPr>
+            <w:r>
+              <w:rPr>
+                <w:b/>
+                <w:bCs/>
+                <w:sz w:val="18"/>
+                <w:szCs w:val="18"/>
+              </w:rPr>
+              <w:t>RF18</w:t>
             </w:r>
           </w:p>
         </w:tc>
@@ -2776,12 +2912,18 @@
             <w:vAlign w:val="center"/>
           </w:tcPr>
           <w:p>
-            <w:r>
-              <w:rPr>
-                <w:sz w:val="18"/>
-                <w:szCs w:val="18"/>
-              </w:rPr>
-              <w:t>Cada papel (Gerente, Coordenador, Metre, Garçom) deve ter permissões de leitura/escrita distintas.</w:t>
+            <w:pPr>
+              <w:rPr>
+                <w:sz w:val="18"/>
+                <w:szCs w:val="18"/>
+              </w:rPr>
+            </w:pPr>
+            <w:r>
+              <w:rPr>
+                <w:sz w:val="18"/>
+                <w:szCs w:val="18"/>
+              </w:rPr>
+              <w:t>O sistema deve permitir ao Gerente cadastrar, editar e inativar (soft delete) contas de usuário, atribuindo o papel correspondente.</w:t>
             </w:r>
           </w:p>
         </w:tc>
@@ -2797,38 +2939,19 @@
             <w:vAlign w:val="center"/>
           </w:tcPr>
           <w:p>
-            <w:r>
-              <w:rPr>
-                <w:sz w:val="18"/>
-                <w:szCs w:val="18"/>
-              </w:rPr>
-              <w:t>Modelagem RBAC front-</w:t>
-            </w:r>
-            <w:proofErr w:type="spellStart"/>
-            <w:r>
-              <w:rPr>
-                <w:sz w:val="18"/>
-                <w:szCs w:val="18"/>
-              </w:rPr>
-              <w:t>of</w:t>
-            </w:r>
-            <w:proofErr w:type="spellEnd"/>
-            <w:r>
-              <w:rPr>
-                <w:sz w:val="18"/>
-                <w:szCs w:val="18"/>
-              </w:rPr>
-              <w:t>-</w:t>
-            </w:r>
-            <w:proofErr w:type="spellStart"/>
-            <w:r>
-              <w:rPr>
-                <w:sz w:val="18"/>
-                <w:szCs w:val="18"/>
-              </w:rPr>
-              <w:t>house</w:t>
-            </w:r>
-            <w:proofErr w:type="spellEnd"/>
+            <w:pPr>
+              <w:rPr>
+                <w:sz w:val="18"/>
+                <w:szCs w:val="18"/>
+              </w:rPr>
+            </w:pPr>
+            <w:r>
+              <w:rPr>
+                <w:sz w:val="18"/>
+                <w:szCs w:val="18"/>
+              </w:rPr>
+              <w:t>Decisão da dupla</w:t>
+            </w:r>
           </w:p>
         </w:tc>
         <w:tc>
@@ -2843,12 +2966,25 @@
             <w:vAlign w:val="center"/>
           </w:tcPr>
           <w:p>
-            <w:r>
-              <w:rPr>
-                <w:sz w:val="18"/>
-                <w:szCs w:val="18"/>
-              </w:rPr>
-              <w:t>RNF03</w:t>
+            <w:pPr>
+              <w:rPr>
+                <w:sz w:val="18"/>
+                <w:szCs w:val="18"/>
+              </w:rPr>
+            </w:pPr>
+            <w:r>
+              <w:rPr>
+                <w:sz w:val="18"/>
+                <w:szCs w:val="18"/>
+              </w:rPr>
+              <w:t>US17</w:t>
+            </w:r>
+            <w:r>
+              <w:rPr>
+                <w:sz w:val="18"/>
+                <w:szCs w:val="18"/>
+              </w:rPr>
+              <w:t>; UC04</w:t>
             </w:r>
           </w:p>
         </w:tc>
@@ -2864,6 +3000,12 @@
             <w:vAlign w:val="center"/>
           </w:tcPr>
           <w:p>
+            <w:pPr>
+              <w:rPr>
+                <w:sz w:val="18"/>
+                <w:szCs w:val="18"/>
+              </w:rPr>
+            </w:pPr>
             <w:r>
               <w:rPr>
                 <w:sz w:val="18"/>
@@ -2888,6 +3030,10 @@
           <w:p>
             <w:pPr>
               <w:jc w:val="center"/>
+              <w:rPr>
+                <w:sz w:val="18"/>
+                <w:szCs w:val="18"/>
+              </w:rPr>
             </w:pPr>
             <w:r>
               <w:rPr>
@@ -2900,12 +3046,6 @@
         </w:tc>
       </w:tr>
       <w:tr>
-        <w:tblPrEx>
-          <w:tblCellMar>
-            <w:top w:w="0" w:type="dxa"/>
-            <w:bottom w:w="0" w:type="dxa"/>
-          </w:tblCellMar>
-        </w:tblPrEx>
         <w:tc>
           <w:tcPr>
             <w:tcW w:w="1000" w:type="dxa"/>
@@ -2920,15 +3060,21 @@
           <w:p>
             <w:pPr>
               <w:jc w:val="center"/>
-            </w:pPr>
-            <w:r>
               <w:rPr>
                 <w:b/>
                 <w:bCs/>
                 <w:sz w:val="18"/>
                 <w:szCs w:val="18"/>
               </w:rPr>
-              <w:t>RNF05</w:t>
+            </w:pPr>
+            <w:r>
+              <w:rPr>
+                <w:b/>
+                <w:bCs/>
+                <w:sz w:val="18"/>
+                <w:szCs w:val="18"/>
+              </w:rPr>
+              <w:t>RF19</w:t>
             </w:r>
           </w:p>
         </w:tc>
@@ -2944,12 +3090,18 @@
             <w:vAlign w:val="center"/>
           </w:tcPr>
           <w:p>
-            <w:r>
-              <w:rPr>
-                <w:sz w:val="18"/>
-                <w:szCs w:val="18"/>
-              </w:rPr>
-              <w:t>O núcleo do módulo de comanda deve estar operacional durante todo o horário de funcionamento.</w:t>
+            <w:pPr>
+              <w:rPr>
+                <w:sz w:val="18"/>
+                <w:szCs w:val="18"/>
+              </w:rPr>
+            </w:pPr>
+            <w:r>
+              <w:rPr>
+                <w:sz w:val="18"/>
+                <w:szCs w:val="18"/>
+              </w:rPr>
+              <w:t>O sistema deve permitir ao Gerente/Coordenador cadastrar itens do cardápio (nome, categoria, preço, descrição, flags dietéticas).</w:t>
             </w:r>
           </w:p>
         </w:tc>
@@ -2965,12 +3117,18 @@
             <w:vAlign w:val="center"/>
           </w:tcPr>
           <w:p>
-            <w:r>
-              <w:rPr>
-                <w:sz w:val="18"/>
-                <w:szCs w:val="18"/>
-              </w:rPr>
-              <w:t>Decisão de escopo — comandas como fundação</w:t>
+            <w:pPr>
+              <w:rPr>
+                <w:sz w:val="18"/>
+                <w:szCs w:val="18"/>
+              </w:rPr>
+            </w:pPr>
+            <w:r>
+              <w:rPr>
+                <w:sz w:val="18"/>
+                <w:szCs w:val="18"/>
+              </w:rPr>
+              <w:t>Decisão da dupla</w:t>
             </w:r>
           </w:p>
         </w:tc>
@@ -2986,12 +3144,25 @@
             <w:vAlign w:val="center"/>
           </w:tcPr>
           <w:p>
-            <w:r>
-              <w:rPr>
-                <w:sz w:val="18"/>
-                <w:szCs w:val="18"/>
-              </w:rPr>
-              <w:t>RF01–RF04</w:t>
+            <w:pPr>
+              <w:rPr>
+                <w:sz w:val="18"/>
+                <w:szCs w:val="18"/>
+              </w:rPr>
+            </w:pPr>
+            <w:r>
+              <w:rPr>
+                <w:sz w:val="18"/>
+                <w:szCs w:val="18"/>
+              </w:rPr>
+              <w:t>US18</w:t>
+            </w:r>
+            <w:r>
+              <w:rPr>
+                <w:sz w:val="18"/>
+                <w:szCs w:val="18"/>
+              </w:rPr>
+              <w:t>; UC05</w:t>
             </w:r>
           </w:p>
         </w:tc>
@@ -3007,6 +3178,12 @@
             <w:vAlign w:val="center"/>
           </w:tcPr>
           <w:p>
+            <w:pPr>
+              <w:rPr>
+                <w:sz w:val="18"/>
+                <w:szCs w:val="18"/>
+              </w:rPr>
+            </w:pPr>
             <w:r>
               <w:rPr>
                 <w:sz w:val="18"/>
@@ -3031,6 +3208,10 @@
           <w:p>
             <w:pPr>
               <w:jc w:val="center"/>
+              <w:rPr>
+                <w:sz w:val="18"/>
+                <w:szCs w:val="18"/>
+              </w:rPr>
             </w:pPr>
             <w:r>
               <w:rPr>
@@ -3043,12 +3224,6 @@
         </w:tc>
       </w:tr>
       <w:tr>
-        <w:tblPrEx>
-          <w:tblCellMar>
-            <w:top w:w="0" w:type="dxa"/>
-            <w:bottom w:w="0" w:type="dxa"/>
-          </w:tblCellMar>
-        </w:tblPrEx>
         <w:tc>
           <w:tcPr>
             <w:tcW w:w="1000" w:type="dxa"/>
@@ -3063,15 +3238,21 @@
           <w:p>
             <w:pPr>
               <w:jc w:val="center"/>
-            </w:pPr>
-            <w:r>
               <w:rPr>
                 <w:b/>
                 <w:bCs/>
                 <w:sz w:val="18"/>
                 <w:szCs w:val="18"/>
               </w:rPr>
-              <w:t>RN01</w:t>
+            </w:pPr>
+            <w:r>
+              <w:rPr>
+                <w:b/>
+                <w:bCs/>
+                <w:sz w:val="18"/>
+                <w:szCs w:val="18"/>
+              </w:rPr>
+              <w:t>RF20</w:t>
             </w:r>
           </w:p>
         </w:tc>
@@ -3087,12 +3268,18 @@
             <w:vAlign w:val="center"/>
           </w:tcPr>
           <w:p>
-            <w:r>
-              <w:rPr>
-                <w:sz w:val="18"/>
-                <w:szCs w:val="18"/>
-              </w:rPr>
-              <w:t>Composição da mesa: Solo / Casal / Grupo pequeno / Família / Grupo grande.</w:t>
+            <w:pPr>
+              <w:rPr>
+                <w:sz w:val="18"/>
+                <w:szCs w:val="18"/>
+              </w:rPr>
+            </w:pPr>
+            <w:r>
+              <w:rPr>
+                <w:sz w:val="18"/>
+                <w:szCs w:val="18"/>
+              </w:rPr>
+              <w:t>O sistema deve permitir atualizar o preço de um item do cardápio existente.</w:t>
             </w:r>
           </w:p>
         </w:tc>
@@ -3108,12 +3295,18 @@
             <w:vAlign w:val="center"/>
           </w:tcPr>
           <w:p>
-            <w:r>
-              <w:rPr>
-                <w:sz w:val="18"/>
-                <w:szCs w:val="18"/>
-              </w:rPr>
-              <w:t>Decisão de design + entrevista</w:t>
+            <w:pPr>
+              <w:rPr>
+                <w:sz w:val="18"/>
+                <w:szCs w:val="18"/>
+              </w:rPr>
+            </w:pPr>
+            <w:r>
+              <w:rPr>
+                <w:sz w:val="18"/>
+                <w:szCs w:val="18"/>
+              </w:rPr>
+              <w:t>Decisão da dupla</w:t>
             </w:r>
           </w:p>
         </w:tc>
@@ -3129,12 +3322,25 @@
             <w:vAlign w:val="center"/>
           </w:tcPr>
           <w:p>
-            <w:r>
-              <w:rPr>
-                <w:sz w:val="18"/>
-                <w:szCs w:val="18"/>
-              </w:rPr>
-              <w:t>RF02</w:t>
+            <w:pPr>
+              <w:rPr>
+                <w:sz w:val="18"/>
+                <w:szCs w:val="18"/>
+              </w:rPr>
+            </w:pPr>
+            <w:r>
+              <w:rPr>
+                <w:sz w:val="18"/>
+                <w:szCs w:val="18"/>
+              </w:rPr>
+              <w:t>US19</w:t>
+            </w:r>
+            <w:r>
+              <w:rPr>
+                <w:sz w:val="18"/>
+                <w:szCs w:val="18"/>
+              </w:rPr>
+              <w:t>; UC06</w:t>
             </w:r>
           </w:p>
         </w:tc>
@@ -3150,12 +3356,18 @@
             <w:vAlign w:val="center"/>
           </w:tcPr>
           <w:p>
-            <w:r>
-              <w:rPr>
-                <w:sz w:val="18"/>
-                <w:szCs w:val="18"/>
-              </w:rPr>
-              <w:t>Entrevista</w:t>
+            <w:pPr>
+              <w:rPr>
+                <w:sz w:val="18"/>
+                <w:szCs w:val="18"/>
+              </w:rPr>
+            </w:pPr>
+            <w:r>
+              <w:rPr>
+                <w:sz w:val="18"/>
+                <w:szCs w:val="18"/>
+              </w:rPr>
+              <w:t>Decisão interna</w:t>
             </w:r>
           </w:p>
         </w:tc>
@@ -3174,6 +3386,10 @@
           <w:p>
             <w:pPr>
               <w:jc w:val="center"/>
+              <w:rPr>
+                <w:sz w:val="18"/>
+                <w:szCs w:val="18"/>
+              </w:rPr>
             </w:pPr>
             <w:r>
               <w:rPr>
@@ -3186,12 +3402,6 @@
         </w:tc>
       </w:tr>
       <w:tr>
-        <w:tblPrEx>
-          <w:tblCellMar>
-            <w:top w:w="0" w:type="dxa"/>
-            <w:bottom w:w="0" w:type="dxa"/>
-          </w:tblCellMar>
-        </w:tblPrEx>
         <w:tc>
           <w:tcPr>
             <w:tcW w:w="1000" w:type="dxa"/>
@@ -3206,16 +3416,22 @@
           <w:p>
             <w:pPr>
               <w:jc w:val="center"/>
-            </w:pPr>
-            <w:r>
               <w:rPr>
                 <w:b/>
                 <w:bCs/>
                 <w:sz w:val="18"/>
                 <w:szCs w:val="18"/>
               </w:rPr>
+            </w:pPr>
+            <w:r>
+              <w:rPr>
+                <w:b/>
+                <w:bCs/>
+                <w:sz w:val="18"/>
+                <w:szCs w:val="18"/>
+              </w:rPr>
               <w:lastRenderedPageBreak/>
-              <w:t>RN02</w:t>
+              <w:t>RF21</w:t>
             </w:r>
           </w:p>
         </w:tc>
@@ -3231,12 +3447,18 @@
             <w:vAlign w:val="center"/>
           </w:tcPr>
           <w:p>
-            <w:r>
-              <w:rPr>
-                <w:sz w:val="18"/>
-                <w:szCs w:val="18"/>
-              </w:rPr>
-              <w:t>Uma comanda só pode ser fechada com itens entregues/cancelamento justificado; pendentes ficam visíveis.</w:t>
+            <w:pPr>
+              <w:rPr>
+                <w:sz w:val="18"/>
+                <w:szCs w:val="18"/>
+              </w:rPr>
+            </w:pPr>
+            <w:r>
+              <w:rPr>
+                <w:sz w:val="18"/>
+                <w:szCs w:val="18"/>
+              </w:rPr>
+              <w:t>O sistema deve permitir marcar um item do cardápio como disponível ou indisponível.</w:t>
             </w:r>
           </w:p>
         </w:tc>
@@ -3252,12 +3474,18 @@
             <w:vAlign w:val="center"/>
           </w:tcPr>
           <w:p>
-            <w:r>
-              <w:rPr>
-                <w:sz w:val="18"/>
-                <w:szCs w:val="18"/>
-              </w:rPr>
-              <w:t>Definição da dupla + entrevista</w:t>
+            <w:pPr>
+              <w:rPr>
+                <w:sz w:val="18"/>
+                <w:szCs w:val="18"/>
+              </w:rPr>
+            </w:pPr>
+            <w:r>
+              <w:rPr>
+                <w:sz w:val="18"/>
+                <w:szCs w:val="18"/>
+              </w:rPr>
+              <w:t>Decisão da dupla</w:t>
             </w:r>
           </w:p>
         </w:tc>
@@ -3273,12 +3501,25 @@
             <w:vAlign w:val="center"/>
           </w:tcPr>
           <w:p>
-            <w:r>
-              <w:rPr>
-                <w:sz w:val="18"/>
-                <w:szCs w:val="18"/>
-              </w:rPr>
-              <w:t>RF03</w:t>
+            <w:pPr>
+              <w:rPr>
+                <w:sz w:val="18"/>
+                <w:szCs w:val="18"/>
+              </w:rPr>
+            </w:pPr>
+            <w:r>
+              <w:rPr>
+                <w:sz w:val="18"/>
+                <w:szCs w:val="18"/>
+              </w:rPr>
+              <w:t>US20</w:t>
+            </w:r>
+            <w:r>
+              <w:rPr>
+                <w:sz w:val="18"/>
+                <w:szCs w:val="18"/>
+              </w:rPr>
+              <w:t>; UC07</w:t>
             </w:r>
           </w:p>
         </w:tc>
@@ -3294,12 +3535,18 @@
             <w:vAlign w:val="center"/>
           </w:tcPr>
           <w:p>
-            <w:r>
-              <w:rPr>
-                <w:sz w:val="18"/>
-                <w:szCs w:val="18"/>
-              </w:rPr>
-              <w:t>Entrevista</w:t>
+            <w:pPr>
+              <w:rPr>
+                <w:sz w:val="18"/>
+                <w:szCs w:val="18"/>
+              </w:rPr>
+            </w:pPr>
+            <w:r>
+              <w:rPr>
+                <w:sz w:val="18"/>
+                <w:szCs w:val="18"/>
+              </w:rPr>
+              <w:t>Decisão interna</w:t>
             </w:r>
           </w:p>
         </w:tc>
@@ -3318,6 +3565,10 @@
           <w:p>
             <w:pPr>
               <w:jc w:val="center"/>
+              <w:rPr>
+                <w:sz w:val="18"/>
+                <w:szCs w:val="18"/>
+              </w:rPr>
             </w:pPr>
             <w:r>
               <w:rPr>
@@ -3330,12 +3581,6 @@
         </w:tc>
       </w:tr>
       <w:tr>
-        <w:tblPrEx>
-          <w:tblCellMar>
-            <w:top w:w="0" w:type="dxa"/>
-            <w:bottom w:w="0" w:type="dxa"/>
-          </w:tblCellMar>
-        </w:tblPrEx>
         <w:tc>
           <w:tcPr>
             <w:tcW w:w="1000" w:type="dxa"/>
@@ -3350,15 +3595,21 @@
           <w:p>
             <w:pPr>
               <w:jc w:val="center"/>
-            </w:pPr>
-            <w:r>
               <w:rPr>
                 <w:b/>
                 <w:bCs/>
                 <w:sz w:val="18"/>
                 <w:szCs w:val="18"/>
               </w:rPr>
-              <w:t>RN03</w:t>
+            </w:pPr>
+            <w:r>
+              <w:rPr>
+                <w:b/>
+                <w:bCs/>
+                <w:sz w:val="18"/>
+                <w:szCs w:val="18"/>
+              </w:rPr>
+              <w:t>RF22</w:t>
             </w:r>
           </w:p>
         </w:tc>
@@ -3374,12 +3625,18 @@
             <w:vAlign w:val="center"/>
           </w:tcPr>
           <w:p>
-            <w:r>
-              <w:rPr>
-                <w:sz w:val="18"/>
-                <w:szCs w:val="18"/>
-              </w:rPr>
-              <w:t>Alocação equilibra faturamento acumulado por garçom (ponderado por praça) + tempo desde a última alocação em praça de alto potencial.</w:t>
+            <w:pPr>
+              <w:rPr>
+                <w:sz w:val="18"/>
+                <w:szCs w:val="18"/>
+              </w:rPr>
+            </w:pPr>
+            <w:r>
+              <w:rPr>
+                <w:sz w:val="18"/>
+                <w:szCs w:val="18"/>
+              </w:rPr>
+              <w:t>O sistema deve permitir criar e remover promoções vinculadas a um ou mais itens do cardápio.</w:t>
             </w:r>
           </w:p>
         </w:tc>
@@ -3395,12 +3652,18 @@
             <w:vAlign w:val="center"/>
           </w:tcPr>
           <w:p>
-            <w:r>
-              <w:rPr>
-                <w:sz w:val="18"/>
-                <w:szCs w:val="18"/>
-              </w:rPr>
-              <w:t>Proposta da dupla</w:t>
+            <w:pPr>
+              <w:rPr>
+                <w:sz w:val="18"/>
+                <w:szCs w:val="18"/>
+              </w:rPr>
+            </w:pPr>
+            <w:r>
+              <w:rPr>
+                <w:sz w:val="18"/>
+                <w:szCs w:val="18"/>
+              </w:rPr>
+              <w:t>Decisão da dupla</w:t>
             </w:r>
           </w:p>
         </w:tc>
@@ -3416,12 +3679,25 @@
             <w:vAlign w:val="center"/>
           </w:tcPr>
           <w:p>
-            <w:r>
-              <w:rPr>
-                <w:sz w:val="18"/>
-                <w:szCs w:val="18"/>
-              </w:rPr>
-              <w:t>RF06; RF07; RF08</w:t>
+            <w:pPr>
+              <w:rPr>
+                <w:sz w:val="18"/>
+                <w:szCs w:val="18"/>
+              </w:rPr>
+            </w:pPr>
+            <w:r>
+              <w:rPr>
+                <w:sz w:val="18"/>
+                <w:szCs w:val="18"/>
+              </w:rPr>
+              <w:t>US21</w:t>
+            </w:r>
+            <w:r>
+              <w:rPr>
+                <w:sz w:val="18"/>
+                <w:szCs w:val="18"/>
+              </w:rPr>
+              <w:t>; UC08; UC09</w:t>
             </w:r>
           </w:p>
         </w:tc>
@@ -3437,12 +3713,18 @@
             <w:vAlign w:val="center"/>
           </w:tcPr>
           <w:p>
-            <w:r>
-              <w:rPr>
-                <w:sz w:val="18"/>
-                <w:szCs w:val="18"/>
-              </w:rPr>
-              <w:t>Questionário + Entrevista (evidência)</w:t>
+            <w:pPr>
+              <w:rPr>
+                <w:sz w:val="18"/>
+                <w:szCs w:val="18"/>
+              </w:rPr>
+            </w:pPr>
+            <w:r>
+              <w:rPr>
+                <w:sz w:val="18"/>
+                <w:szCs w:val="18"/>
+              </w:rPr>
+              <w:t>Decisão interna</w:t>
             </w:r>
           </w:p>
         </w:tc>
@@ -3461,6 +3743,10 @@
           <w:p>
             <w:pPr>
               <w:jc w:val="center"/>
+              <w:rPr>
+                <w:sz w:val="18"/>
+                <w:szCs w:val="18"/>
+              </w:rPr>
             </w:pPr>
             <w:r>
               <w:rPr>
@@ -3473,12 +3759,6 @@
         </w:tc>
       </w:tr>
       <w:tr>
-        <w:tblPrEx>
-          <w:tblCellMar>
-            <w:top w:w="0" w:type="dxa"/>
-            <w:bottom w:w="0" w:type="dxa"/>
-          </w:tblCellMar>
-        </w:tblPrEx>
         <w:tc>
           <w:tcPr>
             <w:tcW w:w="1000" w:type="dxa"/>
@@ -3501,7 +3781,7 @@
                 <w:sz w:val="18"/>
                 <w:szCs w:val="18"/>
               </w:rPr>
-              <w:t>RN04</w:t>
+              <w:t>RNF01</w:t>
             </w:r>
           </w:p>
         </w:tc>
@@ -3522,7 +3802,7 @@
                 <w:sz w:val="18"/>
                 <w:szCs w:val="18"/>
               </w:rPr>
-              <w:t>Dado pessoal do cliente só acessível por Garçom/Metre na mesa ativa.</w:t>
+              <w:t>O sistema deve refletir um novo pedido registrado na comanda em, no máximo, 2 segundos.</w:t>
             </w:r>
           </w:p>
         </w:tc>
@@ -3543,7 +3823,7 @@
                 <w:sz w:val="18"/>
                 <w:szCs w:val="18"/>
               </w:rPr>
-              <w:t>Decisão de design — LGPD</w:t>
+              <w:t>Questionário Cliente + entrevista + referencial Nielsen</w:t>
             </w:r>
           </w:p>
         </w:tc>
@@ -3564,7 +3844,7 @@
                 <w:sz w:val="18"/>
                 <w:szCs w:val="18"/>
               </w:rPr>
-              <w:t>RNF03</w:t>
+              <w:t>RF01–RF04</w:t>
             </w:r>
           </w:p>
         </w:tc>
@@ -3585,7 +3865,7 @@
                 <w:sz w:val="18"/>
                 <w:szCs w:val="18"/>
               </w:rPr>
-              <w:t>Decisão interna</w:t>
+              <w:t>Questionário + Entrevista + Referencial bibliográfico</w:t>
             </w:r>
           </w:p>
         </w:tc>
@@ -3616,12 +3896,6 @@
         </w:tc>
       </w:tr>
       <w:tr>
-        <w:tblPrEx>
-          <w:tblCellMar>
-            <w:top w:w="0" w:type="dxa"/>
-            <w:bottom w:w="0" w:type="dxa"/>
-          </w:tblCellMar>
-        </w:tblPrEx>
         <w:tc>
           <w:tcPr>
             <w:tcW w:w="1000" w:type="dxa"/>
@@ -3644,7 +3918,7 @@
                 <w:sz w:val="18"/>
                 <w:szCs w:val="18"/>
               </w:rPr>
-              <w:t>RN05</w:t>
+              <w:t>RNF02</w:t>
             </w:r>
           </w:p>
         </w:tc>
@@ -3665,7 +3939,7 @@
                 <w:sz w:val="18"/>
                 <w:szCs w:val="18"/>
               </w:rPr>
-              <w:t>Proibição de captar atributos sensíveis do cliente para segmentação.</w:t>
+              <w:t>A interface de comanda do Garçom deve permitir abrir mesa e registrar pedido em, no máximo, 5 toques.</w:t>
             </w:r>
           </w:p>
         </w:tc>
@@ -3686,7 +3960,7 @@
                 <w:sz w:val="18"/>
                 <w:szCs w:val="18"/>
               </w:rPr>
-              <w:t>Decisão de design — LGPD</w:t>
+              <w:t>Questionário Cliente (n=13) + referencial Nielsen</w:t>
             </w:r>
           </w:p>
         </w:tc>
@@ -3707,7 +3981,7 @@
                 <w:sz w:val="18"/>
                 <w:szCs w:val="18"/>
               </w:rPr>
-              <w:t>RNF03; RF09</w:t>
+              <w:t>RF01–RF04</w:t>
             </w:r>
           </w:p>
         </w:tc>
@@ -3728,7 +4002,7 @@
                 <w:sz w:val="18"/>
                 <w:szCs w:val="18"/>
               </w:rPr>
-              <w:t>Decisão interna</w:t>
+              <w:t>Questionário + Referencial bibliográfico</w:t>
             </w:r>
           </w:p>
         </w:tc>
@@ -3747,6 +4021,1502 @@
           <w:p>
             <w:pPr>
               <w:jc w:val="center"/>
+            </w:pPr>
+            <w:r>
+              <w:rPr>
+                <w:sz w:val="18"/>
+                <w:szCs w:val="18"/>
+              </w:rPr>
+              <w:t>Aprovado</w:t>
+            </w:r>
+          </w:p>
+        </w:tc>
+      </w:tr>
+      <w:tr>
+        <w:tc>
+          <w:tcPr>
+            <w:tcW w:w="1000" w:type="dxa"/>
+            <w:tcMar>
+              <w:top w:w="60" w:type="dxa"/>
+              <w:left w:w="100" w:type="dxa"/>
+              <w:bottom w:w="60" w:type="dxa"/>
+              <w:right w:w="100" w:type="dxa"/>
+            </w:tcMar>
+            <w:vAlign w:val="center"/>
+          </w:tcPr>
+          <w:p>
+            <w:pPr>
+              <w:jc w:val="center"/>
+            </w:pPr>
+            <w:r>
+              <w:rPr>
+                <w:b/>
+                <w:bCs/>
+                <w:sz w:val="18"/>
+                <w:szCs w:val="18"/>
+              </w:rPr>
+              <w:t>RNF03</w:t>
+            </w:r>
+          </w:p>
+        </w:tc>
+        <w:tc>
+          <w:tcPr>
+            <w:tcW w:w="4300" w:type="dxa"/>
+            <w:tcMar>
+              <w:top w:w="60" w:type="dxa"/>
+              <w:left w:w="100" w:type="dxa"/>
+              <w:bottom w:w="60" w:type="dxa"/>
+              <w:right w:w="100" w:type="dxa"/>
+            </w:tcMar>
+            <w:vAlign w:val="center"/>
+          </w:tcPr>
+          <w:p>
+            <w:r>
+              <w:rPr>
+                <w:sz w:val="18"/>
+                <w:szCs w:val="18"/>
+              </w:rPr>
+              <w:t>Dados pessoais do cliente devem ser armazenados com minimização e acesso restrito por papel.</w:t>
+            </w:r>
+          </w:p>
+        </w:tc>
+        <w:tc>
+          <w:tcPr>
+            <w:tcW w:w="2400" w:type="dxa"/>
+            <w:tcMar>
+              <w:top w:w="60" w:type="dxa"/>
+              <w:left w:w="100" w:type="dxa"/>
+              <w:bottom w:w="60" w:type="dxa"/>
+              <w:right w:w="100" w:type="dxa"/>
+            </w:tcMar>
+            <w:vAlign w:val="center"/>
+          </w:tcPr>
+          <w:p>
+            <w:r>
+              <w:rPr>
+                <w:sz w:val="18"/>
+                <w:szCs w:val="18"/>
+              </w:rPr>
+              <w:t>Decisão de design — LGPD</w:t>
+            </w:r>
+          </w:p>
+        </w:tc>
+        <w:tc>
+          <w:tcPr>
+            <w:tcW w:w="2100" w:type="dxa"/>
+            <w:tcMar>
+              <w:top w:w="60" w:type="dxa"/>
+              <w:left w:w="100" w:type="dxa"/>
+              <w:bottom w:w="60" w:type="dxa"/>
+              <w:right w:w="100" w:type="dxa"/>
+            </w:tcMar>
+            <w:vAlign w:val="center"/>
+          </w:tcPr>
+          <w:p>
+            <w:r>
+              <w:rPr>
+                <w:sz w:val="18"/>
+                <w:szCs w:val="18"/>
+              </w:rPr>
+              <w:t>RN04; RN05</w:t>
+            </w:r>
+          </w:p>
+        </w:tc>
+        <w:tc>
+          <w:tcPr>
+            <w:tcW w:w="2528" w:type="dxa"/>
+            <w:tcMar>
+              <w:top w:w="60" w:type="dxa"/>
+              <w:left w:w="100" w:type="dxa"/>
+              <w:bottom w:w="60" w:type="dxa"/>
+              <w:right w:w="100" w:type="dxa"/>
+            </w:tcMar>
+            <w:vAlign w:val="center"/>
+          </w:tcPr>
+          <w:p>
+            <w:r>
+              <w:rPr>
+                <w:sz w:val="18"/>
+                <w:szCs w:val="18"/>
+              </w:rPr>
+              <w:t>Decisão interna</w:t>
+            </w:r>
+          </w:p>
+        </w:tc>
+        <w:tc>
+          <w:tcPr>
+            <w:tcW w:w="1984" w:type="dxa"/>
+            <w:shd w:val="clear" w:color="auto" w:fill="E2EFDA"/>
+            <w:tcMar>
+              <w:top w:w="60" w:type="dxa"/>
+              <w:left w:w="100" w:type="dxa"/>
+              <w:bottom w:w="60" w:type="dxa"/>
+              <w:right w:w="100" w:type="dxa"/>
+            </w:tcMar>
+            <w:vAlign w:val="center"/>
+          </w:tcPr>
+          <w:p>
+            <w:pPr>
+              <w:jc w:val="center"/>
+            </w:pPr>
+            <w:r>
+              <w:rPr>
+                <w:sz w:val="18"/>
+                <w:szCs w:val="18"/>
+              </w:rPr>
+              <w:t>Aprovado</w:t>
+            </w:r>
+          </w:p>
+        </w:tc>
+      </w:tr>
+      <w:tr>
+        <w:tc>
+          <w:tcPr>
+            <w:tcW w:w="1000" w:type="dxa"/>
+            <w:tcMar>
+              <w:top w:w="60" w:type="dxa"/>
+              <w:left w:w="100" w:type="dxa"/>
+              <w:bottom w:w="60" w:type="dxa"/>
+              <w:right w:w="100" w:type="dxa"/>
+            </w:tcMar>
+            <w:vAlign w:val="center"/>
+          </w:tcPr>
+          <w:p>
+            <w:pPr>
+              <w:jc w:val="center"/>
+            </w:pPr>
+            <w:r>
+              <w:rPr>
+                <w:b/>
+                <w:bCs/>
+                <w:sz w:val="18"/>
+                <w:szCs w:val="18"/>
+              </w:rPr>
+              <w:t>RNF04</w:t>
+            </w:r>
+          </w:p>
+        </w:tc>
+        <w:tc>
+          <w:tcPr>
+            <w:tcW w:w="4300" w:type="dxa"/>
+            <w:tcMar>
+              <w:top w:w="60" w:type="dxa"/>
+              <w:left w:w="100" w:type="dxa"/>
+              <w:bottom w:w="60" w:type="dxa"/>
+              <w:right w:w="100" w:type="dxa"/>
+            </w:tcMar>
+            <w:vAlign w:val="center"/>
+          </w:tcPr>
+          <w:p>
+            <w:r>
+              <w:rPr>
+                <w:sz w:val="18"/>
+                <w:szCs w:val="18"/>
+              </w:rPr>
+              <w:t>Cada papel (Gerente, Coordenador, Metre, Garçom) deve ter permissões de leitura/escrita distintas.</w:t>
+            </w:r>
+          </w:p>
+        </w:tc>
+        <w:tc>
+          <w:tcPr>
+            <w:tcW w:w="2400" w:type="dxa"/>
+            <w:tcMar>
+              <w:top w:w="60" w:type="dxa"/>
+              <w:left w:w="100" w:type="dxa"/>
+              <w:bottom w:w="60" w:type="dxa"/>
+              <w:right w:w="100" w:type="dxa"/>
+            </w:tcMar>
+            <w:vAlign w:val="center"/>
+          </w:tcPr>
+          <w:p>
+            <w:r>
+              <w:rPr>
+                <w:sz w:val="18"/>
+                <w:szCs w:val="18"/>
+              </w:rPr>
+              <w:t>Modelagem RBAC front-</w:t>
+            </w:r>
+            <w:proofErr w:type="spellStart"/>
+            <w:r>
+              <w:rPr>
+                <w:sz w:val="18"/>
+                <w:szCs w:val="18"/>
+              </w:rPr>
+              <w:t>of</w:t>
+            </w:r>
+            <w:proofErr w:type="spellEnd"/>
+            <w:r>
+              <w:rPr>
+                <w:sz w:val="18"/>
+                <w:szCs w:val="18"/>
+              </w:rPr>
+              <w:t>-</w:t>
+            </w:r>
+            <w:proofErr w:type="spellStart"/>
+            <w:r>
+              <w:rPr>
+                <w:sz w:val="18"/>
+                <w:szCs w:val="18"/>
+              </w:rPr>
+              <w:t>house</w:t>
+            </w:r>
+            <w:proofErr w:type="spellEnd"/>
+          </w:p>
+        </w:tc>
+        <w:tc>
+          <w:tcPr>
+            <w:tcW w:w="2100" w:type="dxa"/>
+            <w:tcMar>
+              <w:top w:w="60" w:type="dxa"/>
+              <w:left w:w="100" w:type="dxa"/>
+              <w:bottom w:w="60" w:type="dxa"/>
+              <w:right w:w="100" w:type="dxa"/>
+            </w:tcMar>
+            <w:vAlign w:val="center"/>
+          </w:tcPr>
+          <w:p>
+            <w:r>
+              <w:rPr>
+                <w:sz w:val="18"/>
+                <w:szCs w:val="18"/>
+              </w:rPr>
+              <w:t>RNF03</w:t>
+            </w:r>
+          </w:p>
+        </w:tc>
+        <w:tc>
+          <w:tcPr>
+            <w:tcW w:w="2528" w:type="dxa"/>
+            <w:tcMar>
+              <w:top w:w="60" w:type="dxa"/>
+              <w:left w:w="100" w:type="dxa"/>
+              <w:bottom w:w="60" w:type="dxa"/>
+              <w:right w:w="100" w:type="dxa"/>
+            </w:tcMar>
+            <w:vAlign w:val="center"/>
+          </w:tcPr>
+          <w:p>
+            <w:r>
+              <w:rPr>
+                <w:sz w:val="18"/>
+                <w:szCs w:val="18"/>
+              </w:rPr>
+              <w:t>Decisão interna</w:t>
+            </w:r>
+          </w:p>
+        </w:tc>
+        <w:tc>
+          <w:tcPr>
+            <w:tcW w:w="1984" w:type="dxa"/>
+            <w:shd w:val="clear" w:color="auto" w:fill="E2EFDA"/>
+            <w:tcMar>
+              <w:top w:w="60" w:type="dxa"/>
+              <w:left w:w="100" w:type="dxa"/>
+              <w:bottom w:w="60" w:type="dxa"/>
+              <w:right w:w="100" w:type="dxa"/>
+            </w:tcMar>
+            <w:vAlign w:val="center"/>
+          </w:tcPr>
+          <w:p>
+            <w:pPr>
+              <w:jc w:val="center"/>
+            </w:pPr>
+            <w:r>
+              <w:rPr>
+                <w:sz w:val="18"/>
+                <w:szCs w:val="18"/>
+              </w:rPr>
+              <w:t>Aprovado</w:t>
+            </w:r>
+          </w:p>
+        </w:tc>
+      </w:tr>
+      <w:tr>
+        <w:tc>
+          <w:tcPr>
+            <w:tcW w:w="1000" w:type="dxa"/>
+            <w:tcMar>
+              <w:top w:w="60" w:type="dxa"/>
+              <w:left w:w="100" w:type="dxa"/>
+              <w:bottom w:w="60" w:type="dxa"/>
+              <w:right w:w="100" w:type="dxa"/>
+            </w:tcMar>
+            <w:vAlign w:val="center"/>
+          </w:tcPr>
+          <w:p>
+            <w:pPr>
+              <w:jc w:val="center"/>
+            </w:pPr>
+            <w:r>
+              <w:rPr>
+                <w:b/>
+                <w:bCs/>
+                <w:sz w:val="18"/>
+                <w:szCs w:val="18"/>
+              </w:rPr>
+              <w:t>RNF05</w:t>
+            </w:r>
+          </w:p>
+        </w:tc>
+        <w:tc>
+          <w:tcPr>
+            <w:tcW w:w="4300" w:type="dxa"/>
+            <w:tcMar>
+              <w:top w:w="60" w:type="dxa"/>
+              <w:left w:w="100" w:type="dxa"/>
+              <w:bottom w:w="60" w:type="dxa"/>
+              <w:right w:w="100" w:type="dxa"/>
+            </w:tcMar>
+            <w:vAlign w:val="center"/>
+          </w:tcPr>
+          <w:p>
+            <w:r>
+              <w:rPr>
+                <w:sz w:val="18"/>
+                <w:szCs w:val="18"/>
+              </w:rPr>
+              <w:t>O núcleo do módulo de comanda deve estar operacional durante todo o horário de funcionamento.</w:t>
+            </w:r>
+          </w:p>
+        </w:tc>
+        <w:tc>
+          <w:tcPr>
+            <w:tcW w:w="2400" w:type="dxa"/>
+            <w:tcMar>
+              <w:top w:w="60" w:type="dxa"/>
+              <w:left w:w="100" w:type="dxa"/>
+              <w:bottom w:w="60" w:type="dxa"/>
+              <w:right w:w="100" w:type="dxa"/>
+            </w:tcMar>
+            <w:vAlign w:val="center"/>
+          </w:tcPr>
+          <w:p>
+            <w:r>
+              <w:rPr>
+                <w:sz w:val="18"/>
+                <w:szCs w:val="18"/>
+              </w:rPr>
+              <w:t>Decisão de escopo — comandas como fundação</w:t>
+            </w:r>
+          </w:p>
+        </w:tc>
+        <w:tc>
+          <w:tcPr>
+            <w:tcW w:w="2100" w:type="dxa"/>
+            <w:tcMar>
+              <w:top w:w="60" w:type="dxa"/>
+              <w:left w:w="100" w:type="dxa"/>
+              <w:bottom w:w="60" w:type="dxa"/>
+              <w:right w:w="100" w:type="dxa"/>
+            </w:tcMar>
+            <w:vAlign w:val="center"/>
+          </w:tcPr>
+          <w:p>
+            <w:r>
+              <w:rPr>
+                <w:sz w:val="18"/>
+                <w:szCs w:val="18"/>
+              </w:rPr>
+              <w:t>RF01–RF04</w:t>
+            </w:r>
+          </w:p>
+        </w:tc>
+        <w:tc>
+          <w:tcPr>
+            <w:tcW w:w="2528" w:type="dxa"/>
+            <w:tcMar>
+              <w:top w:w="60" w:type="dxa"/>
+              <w:left w:w="100" w:type="dxa"/>
+              <w:bottom w:w="60" w:type="dxa"/>
+              <w:right w:w="100" w:type="dxa"/>
+            </w:tcMar>
+            <w:vAlign w:val="center"/>
+          </w:tcPr>
+          <w:p>
+            <w:r>
+              <w:rPr>
+                <w:sz w:val="18"/>
+                <w:szCs w:val="18"/>
+              </w:rPr>
+              <w:t>Decisão interna</w:t>
+            </w:r>
+          </w:p>
+        </w:tc>
+        <w:tc>
+          <w:tcPr>
+            <w:tcW w:w="1984" w:type="dxa"/>
+            <w:shd w:val="clear" w:color="auto" w:fill="E2EFDA"/>
+            <w:tcMar>
+              <w:top w:w="60" w:type="dxa"/>
+              <w:left w:w="100" w:type="dxa"/>
+              <w:bottom w:w="60" w:type="dxa"/>
+              <w:right w:w="100" w:type="dxa"/>
+            </w:tcMar>
+            <w:vAlign w:val="center"/>
+          </w:tcPr>
+          <w:p>
+            <w:pPr>
+              <w:jc w:val="center"/>
+            </w:pPr>
+            <w:r>
+              <w:rPr>
+                <w:sz w:val="18"/>
+                <w:szCs w:val="18"/>
+              </w:rPr>
+              <w:t>Aprovado</w:t>
+            </w:r>
+          </w:p>
+        </w:tc>
+      </w:tr>
+      <w:tr>
+        <w:tc>
+          <w:tcPr>
+            <w:tcW w:w="1000" w:type="dxa"/>
+            <w:tcMar>
+              <w:top w:w="60" w:type="dxa"/>
+              <w:left w:w="100" w:type="dxa"/>
+              <w:bottom w:w="60" w:type="dxa"/>
+              <w:right w:w="100" w:type="dxa"/>
+            </w:tcMar>
+            <w:vAlign w:val="center"/>
+          </w:tcPr>
+          <w:p>
+            <w:pPr>
+              <w:jc w:val="center"/>
+            </w:pPr>
+            <w:r>
+              <w:rPr>
+                <w:b/>
+                <w:bCs/>
+                <w:sz w:val="18"/>
+                <w:szCs w:val="18"/>
+              </w:rPr>
+              <w:t>RN01</w:t>
+            </w:r>
+          </w:p>
+        </w:tc>
+        <w:tc>
+          <w:tcPr>
+            <w:tcW w:w="4300" w:type="dxa"/>
+            <w:tcMar>
+              <w:top w:w="60" w:type="dxa"/>
+              <w:left w:w="100" w:type="dxa"/>
+              <w:bottom w:w="60" w:type="dxa"/>
+              <w:right w:w="100" w:type="dxa"/>
+            </w:tcMar>
+            <w:vAlign w:val="center"/>
+          </w:tcPr>
+          <w:p>
+            <w:r>
+              <w:rPr>
+                <w:sz w:val="18"/>
+                <w:szCs w:val="18"/>
+              </w:rPr>
+              <w:t>Composição da mesa: Solo / Casal / Grupo pequeno / Família / Grupo grande.</w:t>
+            </w:r>
+          </w:p>
+        </w:tc>
+        <w:tc>
+          <w:tcPr>
+            <w:tcW w:w="2400" w:type="dxa"/>
+            <w:tcMar>
+              <w:top w:w="60" w:type="dxa"/>
+              <w:left w:w="100" w:type="dxa"/>
+              <w:bottom w:w="60" w:type="dxa"/>
+              <w:right w:w="100" w:type="dxa"/>
+            </w:tcMar>
+            <w:vAlign w:val="center"/>
+          </w:tcPr>
+          <w:p>
+            <w:r>
+              <w:rPr>
+                <w:sz w:val="18"/>
+                <w:szCs w:val="18"/>
+              </w:rPr>
+              <w:t>Decisão de design + entrevista</w:t>
+            </w:r>
+          </w:p>
+        </w:tc>
+        <w:tc>
+          <w:tcPr>
+            <w:tcW w:w="2100" w:type="dxa"/>
+            <w:tcMar>
+              <w:top w:w="60" w:type="dxa"/>
+              <w:left w:w="100" w:type="dxa"/>
+              <w:bottom w:w="60" w:type="dxa"/>
+              <w:right w:w="100" w:type="dxa"/>
+            </w:tcMar>
+            <w:vAlign w:val="center"/>
+          </w:tcPr>
+          <w:p>
+            <w:r>
+              <w:rPr>
+                <w:sz w:val="18"/>
+                <w:szCs w:val="18"/>
+              </w:rPr>
+              <w:t>RF02</w:t>
+            </w:r>
+          </w:p>
+        </w:tc>
+        <w:tc>
+          <w:tcPr>
+            <w:tcW w:w="2528" w:type="dxa"/>
+            <w:tcMar>
+              <w:top w:w="60" w:type="dxa"/>
+              <w:left w:w="100" w:type="dxa"/>
+              <w:bottom w:w="60" w:type="dxa"/>
+              <w:right w:w="100" w:type="dxa"/>
+            </w:tcMar>
+            <w:vAlign w:val="center"/>
+          </w:tcPr>
+          <w:p>
+            <w:r>
+              <w:rPr>
+                <w:sz w:val="18"/>
+                <w:szCs w:val="18"/>
+              </w:rPr>
+              <w:t>Entrevista</w:t>
+            </w:r>
+          </w:p>
+        </w:tc>
+        <w:tc>
+          <w:tcPr>
+            <w:tcW w:w="1984" w:type="dxa"/>
+            <w:shd w:val="clear" w:color="auto" w:fill="E2EFDA"/>
+            <w:tcMar>
+              <w:top w:w="60" w:type="dxa"/>
+              <w:left w:w="100" w:type="dxa"/>
+              <w:bottom w:w="60" w:type="dxa"/>
+              <w:right w:w="100" w:type="dxa"/>
+            </w:tcMar>
+            <w:vAlign w:val="center"/>
+          </w:tcPr>
+          <w:p>
+            <w:pPr>
+              <w:jc w:val="center"/>
+            </w:pPr>
+            <w:r>
+              <w:rPr>
+                <w:sz w:val="18"/>
+                <w:szCs w:val="18"/>
+              </w:rPr>
+              <w:t>Aprovado</w:t>
+            </w:r>
+          </w:p>
+        </w:tc>
+      </w:tr>
+      <w:tr>
+        <w:tc>
+          <w:tcPr>
+            <w:tcW w:w="1000" w:type="dxa"/>
+            <w:tcMar>
+              <w:top w:w="60" w:type="dxa"/>
+              <w:left w:w="100" w:type="dxa"/>
+              <w:bottom w:w="60" w:type="dxa"/>
+              <w:right w:w="100" w:type="dxa"/>
+            </w:tcMar>
+            <w:vAlign w:val="center"/>
+          </w:tcPr>
+          <w:p>
+            <w:pPr>
+              <w:jc w:val="center"/>
+            </w:pPr>
+            <w:r>
+              <w:rPr>
+                <w:b/>
+                <w:bCs/>
+                <w:sz w:val="18"/>
+                <w:szCs w:val="18"/>
+              </w:rPr>
+              <w:t>RN02</w:t>
+            </w:r>
+          </w:p>
+        </w:tc>
+        <w:tc>
+          <w:tcPr>
+            <w:tcW w:w="4300" w:type="dxa"/>
+            <w:tcMar>
+              <w:top w:w="60" w:type="dxa"/>
+              <w:left w:w="100" w:type="dxa"/>
+              <w:bottom w:w="60" w:type="dxa"/>
+              <w:right w:w="100" w:type="dxa"/>
+            </w:tcMar>
+            <w:vAlign w:val="center"/>
+          </w:tcPr>
+          <w:p>
+            <w:r>
+              <w:rPr>
+                <w:sz w:val="18"/>
+                <w:szCs w:val="18"/>
+              </w:rPr>
+              <w:t>Uma comanda só pode ser fechada com itens entregues/cancelamento justificado; pendentes ficam visíveis.</w:t>
+            </w:r>
+          </w:p>
+        </w:tc>
+        <w:tc>
+          <w:tcPr>
+            <w:tcW w:w="2400" w:type="dxa"/>
+            <w:tcMar>
+              <w:top w:w="60" w:type="dxa"/>
+              <w:left w:w="100" w:type="dxa"/>
+              <w:bottom w:w="60" w:type="dxa"/>
+              <w:right w:w="100" w:type="dxa"/>
+            </w:tcMar>
+            <w:vAlign w:val="center"/>
+          </w:tcPr>
+          <w:p>
+            <w:r>
+              <w:rPr>
+                <w:sz w:val="18"/>
+                <w:szCs w:val="18"/>
+              </w:rPr>
+              <w:t>Definição da dupla + entrevista</w:t>
+            </w:r>
+          </w:p>
+        </w:tc>
+        <w:tc>
+          <w:tcPr>
+            <w:tcW w:w="2100" w:type="dxa"/>
+            <w:tcMar>
+              <w:top w:w="60" w:type="dxa"/>
+              <w:left w:w="100" w:type="dxa"/>
+              <w:bottom w:w="60" w:type="dxa"/>
+              <w:right w:w="100" w:type="dxa"/>
+            </w:tcMar>
+            <w:vAlign w:val="center"/>
+          </w:tcPr>
+          <w:p>
+            <w:r>
+              <w:rPr>
+                <w:sz w:val="18"/>
+                <w:szCs w:val="18"/>
+              </w:rPr>
+              <w:t>RF03</w:t>
+            </w:r>
+          </w:p>
+        </w:tc>
+        <w:tc>
+          <w:tcPr>
+            <w:tcW w:w="2528" w:type="dxa"/>
+            <w:tcMar>
+              <w:top w:w="60" w:type="dxa"/>
+              <w:left w:w="100" w:type="dxa"/>
+              <w:bottom w:w="60" w:type="dxa"/>
+              <w:right w:w="100" w:type="dxa"/>
+            </w:tcMar>
+            <w:vAlign w:val="center"/>
+          </w:tcPr>
+          <w:p>
+            <w:r>
+              <w:rPr>
+                <w:sz w:val="18"/>
+                <w:szCs w:val="18"/>
+              </w:rPr>
+              <w:t>Entrevista</w:t>
+            </w:r>
+          </w:p>
+        </w:tc>
+        <w:tc>
+          <w:tcPr>
+            <w:tcW w:w="1984" w:type="dxa"/>
+            <w:shd w:val="clear" w:color="auto" w:fill="E2EFDA"/>
+            <w:tcMar>
+              <w:top w:w="60" w:type="dxa"/>
+              <w:left w:w="100" w:type="dxa"/>
+              <w:bottom w:w="60" w:type="dxa"/>
+              <w:right w:w="100" w:type="dxa"/>
+            </w:tcMar>
+            <w:vAlign w:val="center"/>
+          </w:tcPr>
+          <w:p>
+            <w:pPr>
+              <w:jc w:val="center"/>
+            </w:pPr>
+            <w:r>
+              <w:rPr>
+                <w:sz w:val="18"/>
+                <w:szCs w:val="18"/>
+              </w:rPr>
+              <w:t>Aprovado</w:t>
+            </w:r>
+          </w:p>
+        </w:tc>
+      </w:tr>
+      <w:tr>
+        <w:tc>
+          <w:tcPr>
+            <w:tcW w:w="1000" w:type="dxa"/>
+            <w:tcMar>
+              <w:top w:w="60" w:type="dxa"/>
+              <w:left w:w="100" w:type="dxa"/>
+              <w:bottom w:w="60" w:type="dxa"/>
+              <w:right w:w="100" w:type="dxa"/>
+            </w:tcMar>
+            <w:vAlign w:val="center"/>
+          </w:tcPr>
+          <w:p>
+            <w:pPr>
+              <w:jc w:val="center"/>
+            </w:pPr>
+            <w:r>
+              <w:rPr>
+                <w:b/>
+                <w:bCs/>
+                <w:sz w:val="18"/>
+                <w:szCs w:val="18"/>
+              </w:rPr>
+              <w:t>RN03</w:t>
+            </w:r>
+          </w:p>
+        </w:tc>
+        <w:tc>
+          <w:tcPr>
+            <w:tcW w:w="4300" w:type="dxa"/>
+            <w:tcMar>
+              <w:top w:w="60" w:type="dxa"/>
+              <w:left w:w="100" w:type="dxa"/>
+              <w:bottom w:w="60" w:type="dxa"/>
+              <w:right w:w="100" w:type="dxa"/>
+            </w:tcMar>
+            <w:vAlign w:val="center"/>
+          </w:tcPr>
+          <w:p>
+            <w:r>
+              <w:rPr>
+                <w:sz w:val="18"/>
+                <w:szCs w:val="18"/>
+              </w:rPr>
+              <w:t>Alocação equilibra faturamento acumulado por garçom (ponderado por praça) + tempo desde a última alocação em praça de alto potencial.</w:t>
+            </w:r>
+          </w:p>
+        </w:tc>
+        <w:tc>
+          <w:tcPr>
+            <w:tcW w:w="2400" w:type="dxa"/>
+            <w:tcMar>
+              <w:top w:w="60" w:type="dxa"/>
+              <w:left w:w="100" w:type="dxa"/>
+              <w:bottom w:w="60" w:type="dxa"/>
+              <w:right w:w="100" w:type="dxa"/>
+            </w:tcMar>
+            <w:vAlign w:val="center"/>
+          </w:tcPr>
+          <w:p>
+            <w:r>
+              <w:rPr>
+                <w:sz w:val="18"/>
+                <w:szCs w:val="18"/>
+              </w:rPr>
+              <w:t>Proposta da dupla</w:t>
+            </w:r>
+          </w:p>
+        </w:tc>
+        <w:tc>
+          <w:tcPr>
+            <w:tcW w:w="2100" w:type="dxa"/>
+            <w:tcMar>
+              <w:top w:w="60" w:type="dxa"/>
+              <w:left w:w="100" w:type="dxa"/>
+              <w:bottom w:w="60" w:type="dxa"/>
+              <w:right w:w="100" w:type="dxa"/>
+            </w:tcMar>
+            <w:vAlign w:val="center"/>
+          </w:tcPr>
+          <w:p>
+            <w:r>
+              <w:rPr>
+                <w:sz w:val="18"/>
+                <w:szCs w:val="18"/>
+              </w:rPr>
+              <w:t>RF06; RF07; RF08</w:t>
+            </w:r>
+          </w:p>
+        </w:tc>
+        <w:tc>
+          <w:tcPr>
+            <w:tcW w:w="2528" w:type="dxa"/>
+            <w:tcMar>
+              <w:top w:w="60" w:type="dxa"/>
+              <w:left w:w="100" w:type="dxa"/>
+              <w:bottom w:w="60" w:type="dxa"/>
+              <w:right w:w="100" w:type="dxa"/>
+            </w:tcMar>
+            <w:vAlign w:val="center"/>
+          </w:tcPr>
+          <w:p>
+            <w:r>
+              <w:rPr>
+                <w:sz w:val="18"/>
+                <w:szCs w:val="18"/>
+              </w:rPr>
+              <w:t>Questionário + Entrevista (evidência)</w:t>
+            </w:r>
+          </w:p>
+        </w:tc>
+        <w:tc>
+          <w:tcPr>
+            <w:tcW w:w="1984" w:type="dxa"/>
+            <w:shd w:val="clear" w:color="auto" w:fill="E2EFDA"/>
+            <w:tcMar>
+              <w:top w:w="60" w:type="dxa"/>
+              <w:left w:w="100" w:type="dxa"/>
+              <w:bottom w:w="60" w:type="dxa"/>
+              <w:right w:w="100" w:type="dxa"/>
+            </w:tcMar>
+            <w:vAlign w:val="center"/>
+          </w:tcPr>
+          <w:p>
+            <w:pPr>
+              <w:jc w:val="center"/>
+            </w:pPr>
+            <w:r>
+              <w:rPr>
+                <w:sz w:val="18"/>
+                <w:szCs w:val="18"/>
+              </w:rPr>
+              <w:t>Aprovado</w:t>
+            </w:r>
+          </w:p>
+        </w:tc>
+      </w:tr>
+      <w:tr>
+        <w:tc>
+          <w:tcPr>
+            <w:tcW w:w="1000" w:type="dxa"/>
+            <w:tcMar>
+              <w:top w:w="60" w:type="dxa"/>
+              <w:left w:w="100" w:type="dxa"/>
+              <w:bottom w:w="60" w:type="dxa"/>
+              <w:right w:w="100" w:type="dxa"/>
+            </w:tcMar>
+            <w:vAlign w:val="center"/>
+          </w:tcPr>
+          <w:p>
+            <w:pPr>
+              <w:jc w:val="center"/>
+            </w:pPr>
+            <w:r>
+              <w:rPr>
+                <w:b/>
+                <w:bCs/>
+                <w:sz w:val="18"/>
+                <w:szCs w:val="18"/>
+              </w:rPr>
+              <w:t>RN04</w:t>
+            </w:r>
+          </w:p>
+        </w:tc>
+        <w:tc>
+          <w:tcPr>
+            <w:tcW w:w="4300" w:type="dxa"/>
+            <w:tcMar>
+              <w:top w:w="60" w:type="dxa"/>
+              <w:left w:w="100" w:type="dxa"/>
+              <w:bottom w:w="60" w:type="dxa"/>
+              <w:right w:w="100" w:type="dxa"/>
+            </w:tcMar>
+            <w:vAlign w:val="center"/>
+          </w:tcPr>
+          <w:p>
+            <w:r>
+              <w:rPr>
+                <w:sz w:val="18"/>
+                <w:szCs w:val="18"/>
+              </w:rPr>
+              <w:t>Dado pessoal do cliente só acessível por Garçom/Metre na mesa ativa.</w:t>
+            </w:r>
+          </w:p>
+        </w:tc>
+        <w:tc>
+          <w:tcPr>
+            <w:tcW w:w="2400" w:type="dxa"/>
+            <w:tcMar>
+              <w:top w:w="60" w:type="dxa"/>
+              <w:left w:w="100" w:type="dxa"/>
+              <w:bottom w:w="60" w:type="dxa"/>
+              <w:right w:w="100" w:type="dxa"/>
+            </w:tcMar>
+            <w:vAlign w:val="center"/>
+          </w:tcPr>
+          <w:p>
+            <w:r>
+              <w:rPr>
+                <w:sz w:val="18"/>
+                <w:szCs w:val="18"/>
+              </w:rPr>
+              <w:t>Decisão de design — LGPD</w:t>
+            </w:r>
+          </w:p>
+        </w:tc>
+        <w:tc>
+          <w:tcPr>
+            <w:tcW w:w="2100" w:type="dxa"/>
+            <w:tcMar>
+              <w:top w:w="60" w:type="dxa"/>
+              <w:left w:w="100" w:type="dxa"/>
+              <w:bottom w:w="60" w:type="dxa"/>
+              <w:right w:w="100" w:type="dxa"/>
+            </w:tcMar>
+            <w:vAlign w:val="center"/>
+          </w:tcPr>
+          <w:p>
+            <w:r>
+              <w:rPr>
+                <w:sz w:val="18"/>
+                <w:szCs w:val="18"/>
+              </w:rPr>
+              <w:t>RNF03</w:t>
+            </w:r>
+          </w:p>
+        </w:tc>
+        <w:tc>
+          <w:tcPr>
+            <w:tcW w:w="2528" w:type="dxa"/>
+            <w:tcMar>
+              <w:top w:w="60" w:type="dxa"/>
+              <w:left w:w="100" w:type="dxa"/>
+              <w:bottom w:w="60" w:type="dxa"/>
+              <w:right w:w="100" w:type="dxa"/>
+            </w:tcMar>
+            <w:vAlign w:val="center"/>
+          </w:tcPr>
+          <w:p>
+            <w:r>
+              <w:rPr>
+                <w:sz w:val="18"/>
+                <w:szCs w:val="18"/>
+              </w:rPr>
+              <w:t>Decisão interna</w:t>
+            </w:r>
+          </w:p>
+        </w:tc>
+        <w:tc>
+          <w:tcPr>
+            <w:tcW w:w="1984" w:type="dxa"/>
+            <w:shd w:val="clear" w:color="auto" w:fill="E2EFDA"/>
+            <w:tcMar>
+              <w:top w:w="60" w:type="dxa"/>
+              <w:left w:w="100" w:type="dxa"/>
+              <w:bottom w:w="60" w:type="dxa"/>
+              <w:right w:w="100" w:type="dxa"/>
+            </w:tcMar>
+            <w:vAlign w:val="center"/>
+          </w:tcPr>
+          <w:p>
+            <w:pPr>
+              <w:jc w:val="center"/>
+            </w:pPr>
+            <w:r>
+              <w:rPr>
+                <w:sz w:val="18"/>
+                <w:szCs w:val="18"/>
+              </w:rPr>
+              <w:t>Aprovado</w:t>
+            </w:r>
+          </w:p>
+        </w:tc>
+      </w:tr>
+      <w:tr>
+        <w:tc>
+          <w:tcPr>
+            <w:tcW w:w="1000" w:type="dxa"/>
+            <w:tcMar>
+              <w:top w:w="60" w:type="dxa"/>
+              <w:left w:w="100" w:type="dxa"/>
+              <w:bottom w:w="60" w:type="dxa"/>
+              <w:right w:w="100" w:type="dxa"/>
+            </w:tcMar>
+            <w:vAlign w:val="center"/>
+          </w:tcPr>
+          <w:p>
+            <w:pPr>
+              <w:jc w:val="center"/>
+            </w:pPr>
+            <w:r>
+              <w:rPr>
+                <w:b/>
+                <w:bCs/>
+                <w:sz w:val="18"/>
+                <w:szCs w:val="18"/>
+              </w:rPr>
+              <w:t>RN05</w:t>
+            </w:r>
+          </w:p>
+        </w:tc>
+        <w:tc>
+          <w:tcPr>
+            <w:tcW w:w="4300" w:type="dxa"/>
+            <w:tcMar>
+              <w:top w:w="60" w:type="dxa"/>
+              <w:left w:w="100" w:type="dxa"/>
+              <w:bottom w:w="60" w:type="dxa"/>
+              <w:right w:w="100" w:type="dxa"/>
+            </w:tcMar>
+            <w:vAlign w:val="center"/>
+          </w:tcPr>
+          <w:p>
+            <w:r>
+              <w:rPr>
+                <w:sz w:val="18"/>
+                <w:szCs w:val="18"/>
+              </w:rPr>
+              <w:t>Proibição de captar atributos sensíveis do cliente para segmentação.</w:t>
+            </w:r>
+          </w:p>
+        </w:tc>
+        <w:tc>
+          <w:tcPr>
+            <w:tcW w:w="2400" w:type="dxa"/>
+            <w:tcMar>
+              <w:top w:w="60" w:type="dxa"/>
+              <w:left w:w="100" w:type="dxa"/>
+              <w:bottom w:w="60" w:type="dxa"/>
+              <w:right w:w="100" w:type="dxa"/>
+            </w:tcMar>
+            <w:vAlign w:val="center"/>
+          </w:tcPr>
+          <w:p>
+            <w:r>
+              <w:rPr>
+                <w:sz w:val="18"/>
+                <w:szCs w:val="18"/>
+              </w:rPr>
+              <w:t>Decisão de design — LGPD</w:t>
+            </w:r>
+          </w:p>
+        </w:tc>
+        <w:tc>
+          <w:tcPr>
+            <w:tcW w:w="2100" w:type="dxa"/>
+            <w:tcMar>
+              <w:top w:w="60" w:type="dxa"/>
+              <w:left w:w="100" w:type="dxa"/>
+              <w:bottom w:w="60" w:type="dxa"/>
+              <w:right w:w="100" w:type="dxa"/>
+            </w:tcMar>
+            <w:vAlign w:val="center"/>
+          </w:tcPr>
+          <w:p>
+            <w:r>
+              <w:rPr>
+                <w:sz w:val="18"/>
+                <w:szCs w:val="18"/>
+              </w:rPr>
+              <w:t>RNF03; RF09</w:t>
+            </w:r>
+          </w:p>
+        </w:tc>
+        <w:tc>
+          <w:tcPr>
+            <w:tcW w:w="2528" w:type="dxa"/>
+            <w:tcMar>
+              <w:top w:w="60" w:type="dxa"/>
+              <w:left w:w="100" w:type="dxa"/>
+              <w:bottom w:w="60" w:type="dxa"/>
+              <w:right w:w="100" w:type="dxa"/>
+            </w:tcMar>
+            <w:vAlign w:val="center"/>
+          </w:tcPr>
+          <w:p>
+            <w:r>
+              <w:rPr>
+                <w:sz w:val="18"/>
+                <w:szCs w:val="18"/>
+              </w:rPr>
+              <w:t>Decisão interna</w:t>
+            </w:r>
+          </w:p>
+        </w:tc>
+        <w:tc>
+          <w:tcPr>
+            <w:tcW w:w="1984" w:type="dxa"/>
+            <w:shd w:val="clear" w:color="auto" w:fill="E2EFDA"/>
+            <w:tcMar>
+              <w:top w:w="60" w:type="dxa"/>
+              <w:left w:w="100" w:type="dxa"/>
+              <w:bottom w:w="60" w:type="dxa"/>
+              <w:right w:w="100" w:type="dxa"/>
+            </w:tcMar>
+            <w:vAlign w:val="center"/>
+          </w:tcPr>
+          <w:p>
+            <w:pPr>
+              <w:jc w:val="center"/>
+            </w:pPr>
+            <w:r>
+              <w:rPr>
+                <w:sz w:val="18"/>
+                <w:szCs w:val="18"/>
+              </w:rPr>
+              <w:t>Aprovado</w:t>
+            </w:r>
+          </w:p>
+        </w:tc>
+      </w:tr>
+      <w:tr>
+        <w:tc>
+          <w:tcPr>
+            <w:tcW w:w="1000" w:type="dxa"/>
+            <w:tcMar>
+              <w:top w:w="60" w:type="dxa"/>
+              <w:left w:w="100" w:type="dxa"/>
+              <w:bottom w:w="60" w:type="dxa"/>
+              <w:right w:w="100" w:type="dxa"/>
+            </w:tcMar>
+            <w:vAlign w:val="center"/>
+          </w:tcPr>
+          <w:p>
+            <w:pPr>
+              <w:jc w:val="center"/>
+              <w:rPr>
+                <w:b/>
+                <w:bCs/>
+                <w:sz w:val="18"/>
+                <w:szCs w:val="18"/>
+              </w:rPr>
+            </w:pPr>
+            <w:r>
+              <w:rPr>
+                <w:b/>
+                <w:bCs/>
+                <w:sz w:val="18"/>
+                <w:szCs w:val="18"/>
+              </w:rPr>
+              <w:t>RN06</w:t>
+            </w:r>
+          </w:p>
+        </w:tc>
+        <w:tc>
+          <w:tcPr>
+            <w:tcW w:w="4300" w:type="dxa"/>
+            <w:tcMar>
+              <w:top w:w="60" w:type="dxa"/>
+              <w:left w:w="100" w:type="dxa"/>
+              <w:bottom w:w="60" w:type="dxa"/>
+              <w:right w:w="100" w:type="dxa"/>
+            </w:tcMar>
+            <w:vAlign w:val="center"/>
+          </w:tcPr>
+          <w:p>
+            <w:pPr>
+              <w:rPr>
+                <w:sz w:val="18"/>
+                <w:szCs w:val="18"/>
+              </w:rPr>
+            </w:pPr>
+            <w:r>
+              <w:rPr>
+                <w:sz w:val="18"/>
+                <w:szCs w:val="18"/>
+              </w:rPr>
+              <w:t xml:space="preserve">Senhas de usuário devem ser armazenadas em </w:t>
+            </w:r>
+            <w:proofErr w:type="spellStart"/>
+            <w:r>
+              <w:rPr>
+                <w:sz w:val="18"/>
+                <w:szCs w:val="18"/>
+              </w:rPr>
+              <w:t>hash</w:t>
+            </w:r>
+            <w:proofErr w:type="spellEnd"/>
+            <w:r>
+              <w:rPr>
+                <w:sz w:val="18"/>
+                <w:szCs w:val="18"/>
+              </w:rPr>
+              <w:t xml:space="preserve"> (nunca em texto plano); a verificação de login ocorre exclusivamente por comparação de </w:t>
+            </w:r>
+            <w:proofErr w:type="spellStart"/>
+            <w:r>
+              <w:rPr>
+                <w:sz w:val="18"/>
+                <w:szCs w:val="18"/>
+              </w:rPr>
+              <w:t>hash</w:t>
+            </w:r>
+            <w:proofErr w:type="spellEnd"/>
+            <w:r>
+              <w:rPr>
+                <w:sz w:val="18"/>
+                <w:szCs w:val="18"/>
+              </w:rPr>
+              <w:t>.</w:t>
+            </w:r>
+          </w:p>
+        </w:tc>
+        <w:tc>
+          <w:tcPr>
+            <w:tcW w:w="2400" w:type="dxa"/>
+            <w:tcMar>
+              <w:top w:w="60" w:type="dxa"/>
+              <w:left w:w="100" w:type="dxa"/>
+              <w:bottom w:w="60" w:type="dxa"/>
+              <w:right w:w="100" w:type="dxa"/>
+            </w:tcMar>
+            <w:vAlign w:val="center"/>
+          </w:tcPr>
+          <w:p>
+            <w:pPr>
+              <w:rPr>
+                <w:sz w:val="18"/>
+                <w:szCs w:val="18"/>
+              </w:rPr>
+            </w:pPr>
+            <w:r>
+              <w:rPr>
+                <w:sz w:val="18"/>
+                <w:szCs w:val="18"/>
+              </w:rPr>
+              <w:t>Decisão da dupla</w:t>
+            </w:r>
+          </w:p>
+        </w:tc>
+        <w:tc>
+          <w:tcPr>
+            <w:tcW w:w="2100" w:type="dxa"/>
+            <w:tcMar>
+              <w:top w:w="60" w:type="dxa"/>
+              <w:left w:w="100" w:type="dxa"/>
+              <w:bottom w:w="60" w:type="dxa"/>
+              <w:right w:w="100" w:type="dxa"/>
+            </w:tcMar>
+            <w:vAlign w:val="center"/>
+          </w:tcPr>
+          <w:p>
+            <w:pPr>
+              <w:rPr>
+                <w:sz w:val="18"/>
+                <w:szCs w:val="18"/>
+              </w:rPr>
+            </w:pPr>
+            <w:r>
+              <w:rPr>
+                <w:sz w:val="18"/>
+                <w:szCs w:val="18"/>
+              </w:rPr>
+              <w:t>RF15</w:t>
+            </w:r>
+          </w:p>
+        </w:tc>
+        <w:tc>
+          <w:tcPr>
+            <w:tcW w:w="2528" w:type="dxa"/>
+            <w:tcMar>
+              <w:top w:w="60" w:type="dxa"/>
+              <w:left w:w="100" w:type="dxa"/>
+              <w:bottom w:w="60" w:type="dxa"/>
+              <w:right w:w="100" w:type="dxa"/>
+            </w:tcMar>
+            <w:vAlign w:val="center"/>
+          </w:tcPr>
+          <w:p>
+            <w:pPr>
+              <w:rPr>
+                <w:sz w:val="18"/>
+                <w:szCs w:val="18"/>
+              </w:rPr>
+            </w:pPr>
+            <w:r>
+              <w:rPr>
+                <w:sz w:val="18"/>
+                <w:szCs w:val="18"/>
+              </w:rPr>
+              <w:t>Decisão interna</w:t>
+            </w:r>
+          </w:p>
+        </w:tc>
+        <w:tc>
+          <w:tcPr>
+            <w:tcW w:w="1984" w:type="dxa"/>
+            <w:shd w:val="clear" w:color="auto" w:fill="E2EFDA"/>
+            <w:tcMar>
+              <w:top w:w="60" w:type="dxa"/>
+              <w:left w:w="100" w:type="dxa"/>
+              <w:bottom w:w="60" w:type="dxa"/>
+              <w:right w:w="100" w:type="dxa"/>
+            </w:tcMar>
+            <w:vAlign w:val="center"/>
+          </w:tcPr>
+          <w:p>
+            <w:pPr>
+              <w:jc w:val="center"/>
+              <w:rPr>
+                <w:sz w:val="18"/>
+                <w:szCs w:val="18"/>
+              </w:rPr>
+            </w:pPr>
+            <w:r>
+              <w:rPr>
+                <w:sz w:val="18"/>
+                <w:szCs w:val="18"/>
+              </w:rPr>
+              <w:t>Aprovado</w:t>
+            </w:r>
+          </w:p>
+        </w:tc>
+      </w:tr>
+      <w:tr>
+        <w:tc>
+          <w:tcPr>
+            <w:tcW w:w="1000" w:type="dxa"/>
+            <w:tcMar>
+              <w:top w:w="60" w:type="dxa"/>
+              <w:left w:w="100" w:type="dxa"/>
+              <w:bottom w:w="60" w:type="dxa"/>
+              <w:right w:w="100" w:type="dxa"/>
+            </w:tcMar>
+            <w:vAlign w:val="center"/>
+          </w:tcPr>
+          <w:p>
+            <w:pPr>
+              <w:jc w:val="center"/>
+              <w:rPr>
+                <w:b/>
+                <w:bCs/>
+                <w:sz w:val="18"/>
+                <w:szCs w:val="18"/>
+              </w:rPr>
+            </w:pPr>
+            <w:r>
+              <w:rPr>
+                <w:b/>
+                <w:bCs/>
+                <w:sz w:val="18"/>
+                <w:szCs w:val="18"/>
+              </w:rPr>
+              <w:lastRenderedPageBreak/>
+              <w:t>RN07</w:t>
+            </w:r>
+          </w:p>
+        </w:tc>
+        <w:tc>
+          <w:tcPr>
+            <w:tcW w:w="4300" w:type="dxa"/>
+            <w:tcMar>
+              <w:top w:w="60" w:type="dxa"/>
+              <w:left w:w="100" w:type="dxa"/>
+              <w:bottom w:w="60" w:type="dxa"/>
+              <w:right w:w="100" w:type="dxa"/>
+            </w:tcMar>
+            <w:vAlign w:val="center"/>
+          </w:tcPr>
+          <w:p>
+            <w:pPr>
+              <w:rPr>
+                <w:sz w:val="18"/>
+                <w:szCs w:val="18"/>
+              </w:rPr>
+            </w:pPr>
+            <w:r>
+              <w:rPr>
+                <w:sz w:val="18"/>
+                <w:szCs w:val="18"/>
+              </w:rPr>
+              <w:t>O código TOTP do segundo fator segue o padrão RFC 6238 (janela de validade de 30s); a chave secreta é gerada uma única vez, na vinculação do app autenticador, e nunca é reexibida em texto claro depois disso.</w:t>
+            </w:r>
+          </w:p>
+        </w:tc>
+        <w:tc>
+          <w:tcPr>
+            <w:tcW w:w="2400" w:type="dxa"/>
+            <w:tcMar>
+              <w:top w:w="60" w:type="dxa"/>
+              <w:left w:w="100" w:type="dxa"/>
+              <w:bottom w:w="60" w:type="dxa"/>
+              <w:right w:w="100" w:type="dxa"/>
+            </w:tcMar>
+            <w:vAlign w:val="center"/>
+          </w:tcPr>
+          <w:p>
+            <w:pPr>
+              <w:rPr>
+                <w:sz w:val="18"/>
+                <w:szCs w:val="18"/>
+              </w:rPr>
+            </w:pPr>
+            <w:r>
+              <w:rPr>
+                <w:sz w:val="18"/>
+                <w:szCs w:val="18"/>
+              </w:rPr>
+              <w:t>Decisão da dupla</w:t>
+            </w:r>
+          </w:p>
+        </w:tc>
+        <w:tc>
+          <w:tcPr>
+            <w:tcW w:w="2100" w:type="dxa"/>
+            <w:tcMar>
+              <w:top w:w="60" w:type="dxa"/>
+              <w:left w:w="100" w:type="dxa"/>
+              <w:bottom w:w="60" w:type="dxa"/>
+              <w:right w:w="100" w:type="dxa"/>
+            </w:tcMar>
+            <w:vAlign w:val="center"/>
+          </w:tcPr>
+          <w:p>
+            <w:pPr>
+              <w:rPr>
+                <w:sz w:val="18"/>
+                <w:szCs w:val="18"/>
+              </w:rPr>
+            </w:pPr>
+            <w:r>
+              <w:rPr>
+                <w:sz w:val="18"/>
+                <w:szCs w:val="18"/>
+              </w:rPr>
+              <w:t>RF16</w:t>
+            </w:r>
+          </w:p>
+        </w:tc>
+        <w:tc>
+          <w:tcPr>
+            <w:tcW w:w="2528" w:type="dxa"/>
+            <w:tcMar>
+              <w:top w:w="60" w:type="dxa"/>
+              <w:left w:w="100" w:type="dxa"/>
+              <w:bottom w:w="60" w:type="dxa"/>
+              <w:right w:w="100" w:type="dxa"/>
+            </w:tcMar>
+            <w:vAlign w:val="center"/>
+          </w:tcPr>
+          <w:p>
+            <w:pPr>
+              <w:rPr>
+                <w:sz w:val="18"/>
+                <w:szCs w:val="18"/>
+              </w:rPr>
+            </w:pPr>
+            <w:r>
+              <w:rPr>
+                <w:sz w:val="18"/>
+                <w:szCs w:val="18"/>
+              </w:rPr>
+              <w:t>Decisão interna</w:t>
+            </w:r>
+          </w:p>
+        </w:tc>
+        <w:tc>
+          <w:tcPr>
+            <w:tcW w:w="1984" w:type="dxa"/>
+            <w:shd w:val="clear" w:color="auto" w:fill="E2EFDA"/>
+            <w:tcMar>
+              <w:top w:w="60" w:type="dxa"/>
+              <w:left w:w="100" w:type="dxa"/>
+              <w:bottom w:w="60" w:type="dxa"/>
+              <w:right w:w="100" w:type="dxa"/>
+            </w:tcMar>
+            <w:vAlign w:val="center"/>
+          </w:tcPr>
+          <w:p>
+            <w:pPr>
+              <w:jc w:val="center"/>
+              <w:rPr>
+                <w:sz w:val="18"/>
+                <w:szCs w:val="18"/>
+              </w:rPr>
             </w:pPr>
             <w:r>
               <w:rPr>
@@ -4383,6 +6153,7 @@
   <w:style w:type="character" w:default="1" w:styleId="Fontepargpadro">
     <w:name w:val="Default Paragraph Font"/>
     <w:uiPriority w:val="1"/>
+    <w:semiHidden/>
     <w:unhideWhenUsed/>
   </w:style>
   <w:style w:type="table" w:default="1" w:styleId="Tabelanormal">

--- a/docs/requisitos/GASTRA_Matriz_Rastreabilidade.docx
+++ b/docs/requisitos/GASTRA_Matriz_Rastreabilidade.docx
@@ -367,6 +367,27 @@
               </w:rPr>
               <w:t>; UC10</w:t>
             </w:r>
+            <w:r>
+              <w:rPr>
+                <w:sz w:val="18"/>
+                <w:szCs w:val="18"/>
+              </w:rPr>
+              <w:t>; ENT01</w:t>
+            </w:r>
+            <w:r>
+              <w:rPr>
+                <w:sz w:val="18"/>
+                <w:szCs w:val="18"/>
+              </w:rPr>
+              <w:t>; ENT04</w:t>
+            </w:r>
+            <w:r>
+              <w:rPr>
+                <w:sz w:val="18"/>
+                <w:szCs w:val="18"/>
+              </w:rPr>
+              <w:t>; REL02; REL03</w:t>
+            </w:r>
           </w:p>
         </w:tc>
         <w:tc>
@@ -511,6 +532,13 @@
               </w:rPr>
               <w:t>; UC11</w:t>
             </w:r>
+            <w:r>
+              <w:rPr>
+                <w:sz w:val="18"/>
+                <w:szCs w:val="18"/>
+              </w:rPr>
+              <w:t>; ENT01</w:t>
+            </w:r>
           </w:p>
         </w:tc>
         <w:tc>
@@ -655,6 +683,20 @@
               </w:rPr>
               <w:t>; UC12</w:t>
             </w:r>
+            <w:r>
+              <w:rPr>
+                <w:sz w:val="18"/>
+                <w:szCs w:val="18"/>
+              </w:rPr>
+              <w:t>; ENT06; REL</w:t>
+            </w:r>
+            <w:r>
+              <w:rPr>
+                <w:sz w:val="18"/>
+                <w:szCs w:val="18"/>
+              </w:rPr>
+              <w:t>04; REL05</w:t>
+            </w:r>
           </w:p>
         </w:tc>
         <w:tc>
@@ -748,7 +790,35 @@
                 <w:sz w:val="18"/>
                 <w:szCs w:val="18"/>
               </w:rPr>
-              <w:t>O sistema deve permitir ao Garçom fechar a comanda, calculando o valor total com taxa de serviço.</w:t>
+              <w:t xml:space="preserve">O sistema deve permitir ao Garçom fechar a comanda, calculando o valor total com </w:t>
+            </w:r>
+            <w:r>
+              <w:rPr>
+                <w:sz w:val="18"/>
+                <w:szCs w:val="18"/>
+              </w:rPr>
+              <w:t xml:space="preserve">ou sem </w:t>
+            </w:r>
+            <w:r>
+              <w:rPr>
+                <w:sz w:val="18"/>
+                <w:szCs w:val="18"/>
+              </w:rPr>
+              <w:t>taxa de serviço</w:t>
+            </w:r>
+            <w:r>
+              <w:rPr>
+                <w:sz w:val="18"/>
+                <w:szCs w:val="18"/>
+              </w:rPr>
+              <w:t xml:space="preserve"> (mediante solicitação do cliente)</w:t>
+            </w:r>
+            <w:r>
+              <w:rPr>
+                <w:sz w:val="18"/>
+                <w:szCs w:val="18"/>
+              </w:rPr>
+              <w:t>.</w:t>
             </w:r>
           </w:p>
         </w:tc>
@@ -798,6 +868,20 @@
                 <w:szCs w:val="18"/>
               </w:rPr>
               <w:t>; UC14</w:t>
+            </w:r>
+            <w:r>
+              <w:rPr>
+                <w:sz w:val="18"/>
+                <w:szCs w:val="18"/>
+              </w:rPr>
+              <w:t>; ENT04</w:t>
+            </w:r>
+            <w:r>
+              <w:rPr>
+                <w:sz w:val="18"/>
+                <w:szCs w:val="18"/>
+              </w:rPr>
+              <w:t>; ENT06</w:t>
             </w:r>
           </w:p>
         </w:tc>
@@ -959,6 +1043,13 @@
               </w:rPr>
               <w:t>; UC19</w:t>
             </w:r>
+            <w:r>
+              <w:rPr>
+                <w:sz w:val="18"/>
+                <w:szCs w:val="18"/>
+              </w:rPr>
+              <w:t>; ENT05</w:t>
+            </w:r>
           </w:p>
         </w:tc>
         <w:tc>
@@ -1089,6 +1180,12 @@
             <w:vAlign w:val="center"/>
           </w:tcPr>
           <w:p>
+            <w:pPr>
+              <w:rPr>
+                <w:sz w:val="18"/>
+                <w:szCs w:val="18"/>
+              </w:rPr>
+            </w:pPr>
             <w:r>
               <w:rPr>
                 <w:sz w:val="18"/>
@@ -1109,6 +1206,34 @@
                 <w:szCs w:val="18"/>
               </w:rPr>
               <w:t>15</w:t>
+            </w:r>
+            <w:r>
+              <w:rPr>
+                <w:sz w:val="18"/>
+                <w:szCs w:val="18"/>
+              </w:rPr>
+              <w:t>;</w:t>
+            </w:r>
+            <w:r>
+              <w:rPr>
+                <w:sz w:val="18"/>
+                <w:szCs w:val="18"/>
+              </w:rPr>
+              <w:t xml:space="preserve"> ENT02</w:t>
+            </w:r>
+            <w:r>
+              <w:rPr>
+                <w:sz w:val="18"/>
+                <w:szCs w:val="18"/>
+              </w:rPr>
+              <w:t>; ENT07</w:t>
+            </w:r>
+            <w:r>
+              <w:rPr>
+                <w:sz w:val="18"/>
+                <w:szCs w:val="18"/>
+              </w:rPr>
+              <w:t>; REL06; REL07</w:t>
             </w:r>
           </w:p>
         </w:tc>
@@ -1261,6 +1386,20 @@
               </w:rPr>
               <w:t>; UC22</w:t>
             </w:r>
+            <w:r>
+              <w:rPr>
+                <w:sz w:val="18"/>
+                <w:szCs w:val="18"/>
+              </w:rPr>
+              <w:t>; ENT02</w:t>
+            </w:r>
+            <w:r>
+              <w:rPr>
+                <w:sz w:val="18"/>
+                <w:szCs w:val="18"/>
+              </w:rPr>
+              <w:t>; ENT07</w:t>
+            </w:r>
           </w:p>
         </w:tc>
         <w:tc>
@@ -1391,12 +1530,39 @@
             <w:vAlign w:val="center"/>
           </w:tcPr>
           <w:p>
+            <w:pPr>
+              <w:rPr>
+                <w:sz w:val="18"/>
+                <w:szCs w:val="18"/>
+              </w:rPr>
+            </w:pPr>
             <w:r>
               <w:rPr>
                 <w:sz w:val="18"/>
                 <w:szCs w:val="18"/>
               </w:rPr>
               <w:t>US03; RN03</w:t>
+            </w:r>
+            <w:r>
+              <w:rPr>
+                <w:sz w:val="18"/>
+                <w:szCs w:val="18"/>
+              </w:rPr>
+              <w:t>; ENT02</w:t>
+            </w:r>
+            <w:r>
+              <w:rPr>
+                <w:sz w:val="18"/>
+                <w:szCs w:val="18"/>
+              </w:rPr>
+              <w:t>; ENT07</w:t>
+            </w:r>
+            <w:r>
+              <w:rPr>
+                <w:sz w:val="18"/>
+                <w:szCs w:val="18"/>
+              </w:rPr>
+              <w:t>; REL06; REL07</w:t>
             </w:r>
           </w:p>
         </w:tc>
@@ -1470,6 +1636,7 @@
                 <w:sz w:val="18"/>
                 <w:szCs w:val="18"/>
               </w:rPr>
+              <w:lastRenderedPageBreak/>
               <w:t>RF09</w:t>
             </w:r>
           </w:p>
@@ -1614,7 +1781,6 @@
                 <w:sz w:val="18"/>
                 <w:szCs w:val="18"/>
               </w:rPr>
-              <w:lastRenderedPageBreak/>
               <w:t>RF10</w:t>
             </w:r>
           </w:p>
@@ -2117,6 +2283,13 @@
               </w:rPr>
               <w:t>; UC20</w:t>
             </w:r>
+            <w:r>
+              <w:rPr>
+                <w:sz w:val="18"/>
+                <w:szCs w:val="18"/>
+              </w:rPr>
+              <w:t>; ENT04</w:t>
+            </w:r>
           </w:p>
         </w:tc>
         <w:tc>
@@ -2261,6 +2434,20 @@
               </w:rPr>
               <w:t>; UC13</w:t>
             </w:r>
+            <w:r>
+              <w:rPr>
+                <w:sz w:val="18"/>
+                <w:szCs w:val="18"/>
+              </w:rPr>
+              <w:t>; ENT08</w:t>
+            </w:r>
+            <w:r>
+              <w:rPr>
+                <w:sz w:val="18"/>
+                <w:szCs w:val="18"/>
+              </w:rPr>
+              <w:t>; REL08</w:t>
+            </w:r>
           </w:p>
         </w:tc>
         <w:tc>
@@ -2436,6 +2623,13 @@
               </w:rPr>
               <w:t>UC01</w:t>
             </w:r>
+            <w:r>
+              <w:rPr>
+                <w:sz w:val="18"/>
+                <w:szCs w:val="18"/>
+              </w:rPr>
+              <w:t>; ENT03</w:t>
+            </w:r>
           </w:p>
         </w:tc>
         <w:tc>
@@ -2614,6 +2808,13 @@
               </w:rPr>
               <w:t>; UC02</w:t>
             </w:r>
+            <w:r>
+              <w:rPr>
+                <w:sz w:val="18"/>
+                <w:szCs w:val="18"/>
+              </w:rPr>
+              <w:t>; ENT03</w:t>
+            </w:r>
           </w:p>
         </w:tc>
         <w:tc>
@@ -2808,6 +3009,13 @@
               </w:rPr>
               <w:t>; UC03</w:t>
             </w:r>
+            <w:r>
+              <w:rPr>
+                <w:sz w:val="18"/>
+                <w:szCs w:val="18"/>
+              </w:rPr>
+              <w:t>; ENT03</w:t>
+            </w:r>
           </w:p>
         </w:tc>
         <w:tc>
@@ -2986,6 +3194,13 @@
               </w:rPr>
               <w:t>; UC04</w:t>
             </w:r>
+            <w:r>
+              <w:rPr>
+                <w:sz w:val="18"/>
+                <w:szCs w:val="18"/>
+              </w:rPr>
+              <w:t>; ENT03</w:t>
+            </w:r>
           </w:p>
         </w:tc>
         <w:tc>
@@ -3074,6 +3289,7 @@
                 <w:sz w:val="18"/>
                 <w:szCs w:val="18"/>
               </w:rPr>
+              <w:lastRenderedPageBreak/>
               <w:t>RF19</w:t>
             </w:r>
           </w:p>
@@ -3163,6 +3379,13 @@
                 <w:szCs w:val="18"/>
               </w:rPr>
               <w:t>; UC05</w:t>
+            </w:r>
+            <w:r>
+              <w:rPr>
+                <w:sz w:val="18"/>
+                <w:szCs w:val="18"/>
+              </w:rPr>
+              <w:t>; ENT05</w:t>
             </w:r>
           </w:p>
         </w:tc>
@@ -3342,6 +3565,13 @@
               </w:rPr>
               <w:t>; UC06</w:t>
             </w:r>
+            <w:r>
+              <w:rPr>
+                <w:sz w:val="18"/>
+                <w:szCs w:val="18"/>
+              </w:rPr>
+              <w:t>; ENT05</w:t>
+            </w:r>
           </w:p>
         </w:tc>
         <w:tc>
@@ -3430,7 +3660,6 @@
                 <w:sz w:val="18"/>
                 <w:szCs w:val="18"/>
               </w:rPr>
-              <w:lastRenderedPageBreak/>
               <w:t>RF21</w:t>
             </w:r>
           </w:p>
@@ -3520,6 +3749,13 @@
                 <w:szCs w:val="18"/>
               </w:rPr>
               <w:t>; UC07</w:t>
+            </w:r>
+            <w:r>
+              <w:rPr>
+                <w:sz w:val="18"/>
+                <w:szCs w:val="18"/>
+              </w:rPr>
+              <w:t>; ENT05</w:t>
             </w:r>
           </w:p>
         </w:tc>
@@ -3699,6 +3935,27 @@
               </w:rPr>
               <w:t>; UC08; UC09</w:t>
             </w:r>
+            <w:r>
+              <w:rPr>
+                <w:sz w:val="18"/>
+                <w:szCs w:val="18"/>
+              </w:rPr>
+              <w:t>; ENT05</w:t>
+            </w:r>
+            <w:r>
+              <w:rPr>
+                <w:sz w:val="18"/>
+                <w:szCs w:val="18"/>
+              </w:rPr>
+              <w:t>; ENT09</w:t>
+            </w:r>
+            <w:r>
+              <w:rPr>
+                <w:sz w:val="18"/>
+                <w:szCs w:val="18"/>
+              </w:rPr>
+              <w:t>; REL09</w:t>
+            </w:r>
           </w:p>
         </w:tc>
         <w:tc>
@@ -4556,6 +4813,13 @@
               </w:rPr>
               <w:t>RF02</w:t>
             </w:r>
+            <w:r>
+              <w:rPr>
+                <w:sz w:val="18"/>
+                <w:szCs w:val="18"/>
+              </w:rPr>
+              <w:t>; ENT01</w:t>
+            </w:r>
           </w:p>
         </w:tc>
         <w:tc>
@@ -4693,6 +4957,27 @@
               </w:rPr>
               <w:t>RF03</w:t>
             </w:r>
+            <w:r>
+              <w:rPr>
+                <w:sz w:val="18"/>
+                <w:szCs w:val="18"/>
+              </w:rPr>
+              <w:t>; ENT0</w:t>
+            </w:r>
+            <w:r>
+              <w:rPr>
+                <w:sz w:val="18"/>
+                <w:szCs w:val="18"/>
+              </w:rPr>
+              <w:t>4</w:t>
+            </w:r>
+            <w:r>
+              <w:rPr>
+                <w:sz w:val="18"/>
+                <w:szCs w:val="18"/>
+              </w:rPr>
+              <w:t>; ENT06</w:t>
+            </w:r>
           </w:p>
         </w:tc>
         <w:tc>
@@ -4830,6 +5115,41 @@
               </w:rPr>
               <w:t>RF06; RF07; RF08</w:t>
             </w:r>
+            <w:r>
+              <w:rPr>
+                <w:sz w:val="18"/>
+                <w:szCs w:val="18"/>
+              </w:rPr>
+              <w:t>; REL01</w:t>
+            </w:r>
+            <w:r>
+              <w:rPr>
+                <w:sz w:val="18"/>
+                <w:szCs w:val="18"/>
+              </w:rPr>
+              <w:t xml:space="preserve">; </w:t>
+            </w:r>
+            <w:r>
+              <w:rPr>
+                <w:sz w:val="18"/>
+                <w:szCs w:val="18"/>
+              </w:rPr>
+              <w:t>ENT02</w:t>
+            </w:r>
+            <w:r>
+              <w:rPr>
+                <w:sz w:val="18"/>
+                <w:szCs w:val="18"/>
+              </w:rPr>
+              <w:t xml:space="preserve">; </w:t>
+            </w:r>
+            <w:r>
+              <w:rPr>
+                <w:sz w:val="18"/>
+                <w:szCs w:val="18"/>
+              </w:rPr>
+              <w:t>ENT07; REL07</w:t>
+            </w:r>
           </w:p>
         </w:tc>
         <w:tc>
@@ -4967,6 +5287,13 @@
               </w:rPr>
               <w:t>RNF03</w:t>
             </w:r>
+            <w:r>
+              <w:rPr>
+                <w:sz w:val="18"/>
+                <w:szCs w:val="18"/>
+              </w:rPr>
+              <w:t>; ENT08</w:t>
+            </w:r>
           </w:p>
         </w:tc>
         <w:tc>
@@ -5039,6 +5366,7 @@
                 <w:sz w:val="18"/>
                 <w:szCs w:val="18"/>
               </w:rPr>
+              <w:lastRenderedPageBreak/>
               <w:t>RN05</w:t>
             </w:r>
           </w:p>
@@ -5103,6 +5431,13 @@
                 <w:szCs w:val="18"/>
               </w:rPr>
               <w:t>RNF03; RF09</w:t>
+            </w:r>
+            <w:r>
+              <w:rPr>
+                <w:sz w:val="18"/>
+                <w:szCs w:val="18"/>
+              </w:rPr>
+              <w:t>; ENT08</w:t>
             </w:r>
           </w:p>
         </w:tc>
@@ -5297,6 +5632,13 @@
               </w:rPr>
               <w:t>RF15</w:t>
             </w:r>
+            <w:r>
+              <w:rPr>
+                <w:sz w:val="18"/>
+                <w:szCs w:val="18"/>
+              </w:rPr>
+              <w:t>; ENT03</w:t>
+            </w:r>
           </w:p>
         </w:tc>
         <w:tc>
@@ -5385,7 +5727,6 @@
                 <w:sz w:val="18"/>
                 <w:szCs w:val="18"/>
               </w:rPr>
-              <w:lastRenderedPageBreak/>
               <w:t>RN07</w:t>
             </w:r>
           </w:p>
@@ -5468,6 +5809,13 @@
                 <w:szCs w:val="18"/>
               </w:rPr>
               <w:t>RF16</w:t>
+            </w:r>
+            <w:r>
+              <w:rPr>
+                <w:sz w:val="18"/>
+                <w:szCs w:val="18"/>
+              </w:rPr>
+              <w:t>; ENT03</w:t>
             </w:r>
           </w:p>
         </w:tc>
